--- a/Final Phase 2.docx
+++ b/Final Phase 2.docx
@@ -1,60 +1,25 @@
 
 <file path=word/document.xml><?xml version="1.0" encoding="utf-8"?>
-<w:document xmlns:mc="http://schemas.openxmlformats.org/markup-compatibility/2006" xmlns:o="urn:schemas-microsoft-com:office:office" xmlns:r="http://schemas.openxmlformats.org/officeDocument/2006/relationships" xmlns:m="http://schemas.openxmlformats.org/officeDocument/2006/math" xmlns:v="urn:schemas-microsoft-com:vml" xmlns:wp="http://schemas.openxmlformats.org/drawingml/2006/wordprocessingDrawing" xmlns:w10="urn:schemas-microsoft-com:office:word" xmlns:w="http://schemas.openxmlformats.org/wordprocessingml/2006/main" xmlns:wne="http://schemas.microsoft.com/office/word/2006/wordml" xmlns:sl="http://schemas.openxmlformats.org/schemaLibrary/2006/main" xmlns:a="http://schemas.openxmlformats.org/drawingml/2006/main" xmlns:pic="http://schemas.openxmlformats.org/drawingml/2006/picture" xmlns:c="http://schemas.openxmlformats.org/drawingml/2006/chart" xmlns:lc="http://schemas.openxmlformats.org/drawingml/2006/lockedCanvas" xmlns:dgm="http://schemas.openxmlformats.org/drawingml/2006/diagram" xmlns:wps="http://schemas.microsoft.com/office/word/2010/wordprocessingShape" xmlns:wpg="http://schemas.microsoft.com/office/word/2010/wordprocessingGroup" xmlns:w14="http://schemas.microsoft.com/office/word/2010/wordml" xmlns:w15="http://schemas.microsoft.com/office/word/2012/wordml">
+<w:document xmlns:wpc="http://schemas.microsoft.com/office/word/2010/wordprocessingCanvas" xmlns:cx="http://schemas.microsoft.com/office/drawing/2014/chartex" xmlns:cx1="http://schemas.microsoft.com/office/drawing/2015/9/8/chartex" xmlns:cx2="http://schemas.microsoft.com/office/drawing/2015/10/21/chartex" xmlns:cx3="http://schemas.microsoft.com/office/drawing/2016/5/9/chartex" xmlns:cx4="http://schemas.microsoft.com/office/drawing/2016/5/10/chartex" xmlns:cx5="http://schemas.microsoft.com/office/drawing/2016/5/11/chartex" xmlns:cx6="http://schemas.microsoft.com/office/drawing/2016/5/12/chartex" xmlns:cx7="http://schemas.microsoft.com/office/drawing/2016/5/13/chartex" xmlns:cx8="http://schemas.microsoft.com/office/drawing/2016/5/14/chartex" xmlns:mc="http://schemas.openxmlformats.org/markup-compatibility/2006" xmlns:aink="http://schemas.microsoft.com/office/drawing/2016/ink" xmlns:am3d="http://schemas.microsoft.com/office/drawing/2017/model3d" xmlns:o="urn:schemas-microsoft-com:office:office" xmlns:oel="http://schemas.microsoft.com/office/2019/extlst" xmlns:r="http://schemas.openxmlformats.org/officeDocument/2006/relationships" xmlns:m="http://schemas.openxmlformats.org/officeDocument/2006/math" xmlns:v="urn:schemas-microsoft-com:vml" xmlns:wp14="http://schemas.microsoft.com/office/word/2010/wordprocessingDrawing" xmlns:wp="http://schemas.openxmlformats.org/drawingml/2006/wordprocessingDrawing" xmlns:w10="urn:schemas-microsoft-com:office:word" xmlns:w="http://schemas.openxmlformats.org/wordprocessingml/2006/main" xmlns:w14="http://schemas.microsoft.com/office/word/2010/wordml" xmlns:w15="http://schemas.microsoft.com/office/word/2012/wordml" xmlns:w16cex="http://schemas.microsoft.com/office/word/2018/wordml/cex" xmlns:w16cid="http://schemas.microsoft.com/office/word/2016/wordml/cid" xmlns:w16="http://schemas.microsoft.com/office/word/2018/wordml" xmlns:w16du="http://schemas.microsoft.com/office/word/2023/wordml/word16du" xmlns:w16sdtdh="http://schemas.microsoft.com/office/word/2020/wordml/sdtdatahash" xmlns:w16sdtfl="http://schemas.microsoft.com/office/word/2024/wordml/sdtformatlock" xmlns:w16se="http://schemas.microsoft.com/office/word/2015/wordml/symex" xmlns:wpg="http://schemas.microsoft.com/office/word/2010/wordprocessingGroup" xmlns:wpi="http://schemas.microsoft.com/office/word/2010/wordprocessingInk" xmlns:wne="http://schemas.microsoft.com/office/word/2006/wordml" xmlns:wps="http://schemas.microsoft.com/office/word/2010/wordprocessingShape" mc:Ignorable="w14 w15 w16se w16cid w16 w16cex w16sdtdh w16sdtfl w16du wp14">
   <w:body>
     <w:p>
-      <w:pPr>
-        <w:rPr/>
-      </w:pPr>
+      <w:r>
+        <w:t>Enhanced Entity-Relationship Diagram</w:t>
+      </w:r>
+      <w:r>
+        <w:t>:</w:t>
+      </w:r>
+    </w:p>
+    <w:p/>
+    <w:p/>
+    <w:p/>
+    <w:p>
       <w:r>
         <w:rPr>
-          <w:rtl w:val="0"/>
+          <w:noProof/>
         </w:rPr>
-        <w:t xml:space="preserve">Task A:</w:t>
-      </w:r>
-    </w:p>
-    <w:p>
-      <w:pPr>
-        <w:rPr/>
-      </w:pPr>
-      <w:r>
-        <w:rPr>
-          <w:rtl w:val="0"/>
-        </w:rPr>
-      </w:r>
-    </w:p>
-    <w:p>
-      <w:pPr>
-        <w:rPr/>
-      </w:pPr>
-      <w:r>
-        <w:rPr>
-          <w:rtl w:val="0"/>
-        </w:rPr>
-      </w:r>
-    </w:p>
-    <w:p>
-      <w:pPr>
-        <w:rPr/>
-      </w:pPr>
-      <w:r>
-        <w:rPr>
-          <w:rtl w:val="0"/>
-        </w:rPr>
-      </w:r>
-    </w:p>
-    <w:p>
-      <w:pPr>
-        <w:rPr/>
-      </w:pPr>
-      <w:r>
-        <w:rPr>
-          <w:rtl w:val="0"/>
-        </w:rPr>
-      </w:r>
-      <w:r>
         <w:drawing>
-          <wp:anchor allowOverlap="1" behindDoc="0" distB="114300" distT="114300" distL="114300" distR="114300" hidden="0" layoutInCell="1" locked="0" relativeHeight="0" simplePos="0">
+          <wp:anchor distT="114300" distB="114300" distL="114300" distR="114300" simplePos="0" relativeHeight="251658240" behindDoc="0" locked="0" layoutInCell="1" hidden="0" allowOverlap="1" wp14:anchorId="5F529585" wp14:editId="7E3EFA76">
             <wp:simplePos x="0" y="0"/>
             <wp:positionH relativeFrom="column">
               <wp:posOffset>-495299</wp:posOffset>
@@ -63,19 +28,20 @@
               <wp:posOffset>151637</wp:posOffset>
             </wp:positionV>
             <wp:extent cx="9229725" cy="3770663"/>
-            <wp:effectExtent b="0" l="0" r="0" t="0"/>
+            <wp:effectExtent l="0" t="0" r="0" b="0"/>
             <wp:wrapNone/>
             <wp:docPr id="2" name="image2.jpg"/>
-            <a:graphic>
+            <wp:cNvGraphicFramePr/>
+            <a:graphic xmlns:a="http://schemas.openxmlformats.org/drawingml/2006/main">
               <a:graphicData uri="http://schemas.openxmlformats.org/drawingml/2006/picture">
-                <pic:pic>
+                <pic:pic xmlns:pic="http://schemas.openxmlformats.org/drawingml/2006/picture">
                   <pic:nvPicPr>
                     <pic:cNvPr id="0" name="image2.jpg"/>
                     <pic:cNvPicPr preferRelativeResize="0"/>
                   </pic:nvPicPr>
                   <pic:blipFill>
-                    <a:blip r:embed="rId6"/>
-                    <a:srcRect b="0" l="0" r="0" t="0"/>
+                    <a:blip r:embed="rId5"/>
+                    <a:srcRect/>
                     <a:stretch>
                       <a:fillRect/>
                     </a:stretch>
@@ -85,7 +51,9 @@
                       <a:off x="0" y="0"/>
                       <a:ext cx="9229725" cy="3770663"/>
                     </a:xfrm>
-                    <a:prstGeom prst="rect"/>
+                    <a:prstGeom prst="rect">
+                      <a:avLst/>
+                    </a:prstGeom>
                     <a:ln/>
                   </pic:spPr>
                 </pic:pic>
@@ -95,1086 +63,606 @@
         </w:drawing>
       </w:r>
     </w:p>
+    <w:p/>
+    <w:p/>
+    <w:p/>
+    <w:p/>
+    <w:p/>
+    <w:p/>
+    <w:p/>
+    <w:p/>
+    <w:p/>
+    <w:p/>
+    <w:p/>
+    <w:p/>
+    <w:p/>
+    <w:p/>
+    <w:p/>
+    <w:p/>
+    <w:p/>
+    <w:p/>
+    <w:p/>
+    <w:p/>
+    <w:p/>
+    <w:p/>
+    <w:p/>
+    <w:p/>
+    <w:p/>
     <w:p>
       <w:pPr>
-        <w:rPr/>
-      </w:pPr>
+        <w:sectPr>
+          <w:pgSz w:w="15840" w:h="12240" w:orient="landscape"/>
+          <w:pgMar w:top="1440" w:right="1440" w:bottom="1440" w:left="1440" w:header="720" w:footer="720" w:gutter="0"/>
+          <w:pgNumType w:start="1"/>
+          <w:cols w:space="720"/>
+        </w:sectPr>
+      </w:pPr>
+    </w:p>
+    <w:p>
       <w:r>
-        <w:rPr>
-          <w:rtl w:val="0"/>
-        </w:rPr>
+        <w:lastRenderedPageBreak/>
+        <w:t>Enhanced Entity-Relationship Diagram</w:t>
+      </w:r>
+      <w:r>
+        <w:t xml:space="preserve"> Breakdown</w:t>
+      </w:r>
+      <w:r>
+        <w:t>:</w:t>
+      </w:r>
+      <w:r>
+        <w:t xml:space="preserve"> </w:t>
       </w:r>
     </w:p>
-    <w:p>
-      <w:pPr>
-        <w:rPr/>
-      </w:pPr>
-      <w:r>
-        <w:rPr>
-          <w:rtl w:val="0"/>
-        </w:rPr>
-      </w:r>
-    </w:p>
-    <w:p>
-      <w:pPr>
-        <w:rPr/>
-      </w:pPr>
-      <w:r>
-        <w:rPr>
-          <w:rtl w:val="0"/>
-        </w:rPr>
-      </w:r>
-    </w:p>
-    <w:p>
-      <w:pPr>
-        <w:rPr/>
-      </w:pPr>
-      <w:r>
-        <w:rPr>
-          <w:rtl w:val="0"/>
-        </w:rPr>
-      </w:r>
-    </w:p>
-    <w:p>
-      <w:pPr>
-        <w:rPr/>
-      </w:pPr>
-      <w:r>
-        <w:rPr>
-          <w:rtl w:val="0"/>
-        </w:rPr>
-      </w:r>
-    </w:p>
-    <w:p>
-      <w:pPr>
-        <w:rPr/>
-      </w:pPr>
-      <w:r>
-        <w:rPr>
-          <w:rtl w:val="0"/>
-        </w:rPr>
-      </w:r>
-    </w:p>
-    <w:p>
-      <w:pPr>
-        <w:rPr/>
-      </w:pPr>
-      <w:r>
-        <w:rPr>
-          <w:rtl w:val="0"/>
-        </w:rPr>
-      </w:r>
-    </w:p>
-    <w:p>
-      <w:pPr>
-        <w:rPr/>
-      </w:pPr>
-      <w:r>
-        <w:rPr>
-          <w:rtl w:val="0"/>
-        </w:rPr>
-      </w:r>
-    </w:p>
-    <w:p>
-      <w:pPr>
-        <w:rPr/>
-      </w:pPr>
-      <w:r>
-        <w:rPr>
-          <w:rtl w:val="0"/>
-        </w:rPr>
-      </w:r>
-    </w:p>
-    <w:p>
-      <w:pPr>
-        <w:rPr/>
-      </w:pPr>
-      <w:r>
-        <w:rPr>
-          <w:rtl w:val="0"/>
-        </w:rPr>
-      </w:r>
-    </w:p>
-    <w:p>
-      <w:pPr>
-        <w:rPr/>
-      </w:pPr>
-      <w:r>
-        <w:rPr>
-          <w:rtl w:val="0"/>
-        </w:rPr>
-      </w:r>
-    </w:p>
-    <w:p>
-      <w:pPr>
-        <w:rPr/>
-      </w:pPr>
-      <w:r>
-        <w:rPr>
-          <w:rtl w:val="0"/>
-        </w:rPr>
-      </w:r>
-    </w:p>
-    <w:p>
-      <w:pPr>
-        <w:rPr/>
-      </w:pPr>
-      <w:r>
-        <w:rPr>
-          <w:rtl w:val="0"/>
-        </w:rPr>
-      </w:r>
-    </w:p>
-    <w:p>
-      <w:pPr>
-        <w:rPr/>
-      </w:pPr>
-      <w:r>
-        <w:rPr>
-          <w:rtl w:val="0"/>
-        </w:rPr>
-      </w:r>
-    </w:p>
-    <w:p>
-      <w:pPr>
-        <w:rPr/>
-      </w:pPr>
-      <w:r>
-        <w:rPr>
-          <w:rtl w:val="0"/>
-        </w:rPr>
-      </w:r>
-    </w:p>
-    <w:p>
-      <w:pPr>
-        <w:rPr/>
-      </w:pPr>
-      <w:r>
-        <w:rPr>
-          <w:rtl w:val="0"/>
-        </w:rPr>
-      </w:r>
-    </w:p>
-    <w:p>
-      <w:pPr>
-        <w:rPr/>
-      </w:pPr>
-      <w:r>
-        <w:rPr>
-          <w:rtl w:val="0"/>
-        </w:rPr>
-      </w:r>
-    </w:p>
-    <w:p>
-      <w:pPr>
-        <w:rPr/>
-      </w:pPr>
-      <w:r>
-        <w:rPr>
-          <w:rtl w:val="0"/>
-        </w:rPr>
-      </w:r>
-    </w:p>
-    <w:p>
-      <w:pPr>
-        <w:rPr/>
-      </w:pPr>
-      <w:r>
-        <w:rPr>
-          <w:rtl w:val="0"/>
-        </w:rPr>
-      </w:r>
-    </w:p>
-    <w:p>
-      <w:pPr>
-        <w:rPr/>
-      </w:pPr>
-      <w:r>
-        <w:rPr>
-          <w:rtl w:val="0"/>
-        </w:rPr>
-      </w:r>
-    </w:p>
-    <w:p>
-      <w:pPr>
-        <w:rPr/>
-      </w:pPr>
-      <w:r>
-        <w:rPr>
-          <w:rtl w:val="0"/>
-        </w:rPr>
-      </w:r>
-    </w:p>
-    <w:p>
-      <w:pPr>
-        <w:rPr/>
-      </w:pPr>
-      <w:r>
-        <w:rPr>
-          <w:rtl w:val="0"/>
-        </w:rPr>
-      </w:r>
-    </w:p>
-    <w:p>
-      <w:pPr>
-        <w:rPr/>
-      </w:pPr>
-      <w:r>
-        <w:rPr>
-          <w:rtl w:val="0"/>
-        </w:rPr>
-      </w:r>
-    </w:p>
-    <w:p>
-      <w:pPr>
-        <w:rPr/>
-      </w:pPr>
-      <w:r>
-        <w:rPr>
-          <w:rtl w:val="0"/>
-        </w:rPr>
-      </w:r>
-    </w:p>
-    <w:p>
-      <w:pPr>
-        <w:rPr/>
-      </w:pPr>
-      <w:r>
-        <w:rPr>
-          <w:rtl w:val="0"/>
-        </w:rPr>
-      </w:r>
-    </w:p>
-    <w:p>
-      <w:pPr>
-        <w:rPr/>
-        <w:sectPr>
-          <w:pgSz w:h="12240" w:w="15840" w:orient="landscape"/>
-          <w:pgMar w:bottom="1440" w:top="1440" w:left="1440" w:right="1440" w:header="720" w:footer="720"/>
-          <w:pgNumType w:start="1"/>
-        </w:sectPr>
-      </w:pPr>
-      <w:r>
-        <w:rPr>
-          <w:rtl w:val="0"/>
-        </w:rPr>
-      </w:r>
-    </w:p>
-    <w:p>
-      <w:pPr>
-        <w:rPr/>
-      </w:pPr>
-      <w:r>
-        <w:rPr>
-          <w:rtl w:val="0"/>
-        </w:rPr>
-        <w:t xml:space="preserve">Task B:</w:t>
-      </w:r>
-    </w:p>
-    <w:p>
-      <w:pPr>
-        <w:rPr/>
-      </w:pPr>
-      <w:r>
-        <w:rPr>
-          <w:rtl w:val="0"/>
-        </w:rPr>
-      </w:r>
-    </w:p>
+    <w:p/>
     <w:tbl>
       <w:tblPr>
-        <w:tblStyle w:val="Table1"/>
-        <w:tblW w:w="9360.0" w:type="dxa"/>
-        <w:jc w:val="left"/>
+        <w:tblStyle w:val="a"/>
+        <w:tblW w:w="9360" w:type="dxa"/>
         <w:tblBorders>
-          <w:top w:color="000000" w:space="0" w:sz="8" w:val="single"/>
-          <w:left w:color="000000" w:space="0" w:sz="8" w:val="single"/>
-          <w:bottom w:color="000000" w:space="0" w:sz="8" w:val="single"/>
-          <w:right w:color="000000" w:space="0" w:sz="8" w:val="single"/>
-          <w:insideH w:color="000000" w:space="0" w:sz="8" w:val="single"/>
-          <w:insideV w:color="000000" w:space="0" w:sz="8" w:val="single"/>
+          <w:top w:val="single" w:sz="8" w:space="0" w:color="000000"/>
+          <w:left w:val="single" w:sz="8" w:space="0" w:color="000000"/>
+          <w:bottom w:val="single" w:sz="8" w:space="0" w:color="000000"/>
+          <w:right w:val="single" w:sz="8" w:space="0" w:color="000000"/>
+          <w:insideH w:val="single" w:sz="8" w:space="0" w:color="000000"/>
+          <w:insideV w:val="single" w:sz="8" w:space="0" w:color="000000"/>
         </w:tblBorders>
         <w:tblLayout w:type="fixed"/>
-        <w:tblLook w:val="0600"/>
+        <w:tblLook w:val="0600" w:firstRow="0" w:lastRow="0" w:firstColumn="0" w:lastColumn="0" w:noHBand="1" w:noVBand="1"/>
       </w:tblPr>
       <w:tblGrid>
-        <w:gridCol w:w="1144.7482014388488"/>
-        <w:gridCol w:w="4107.625899280575"/>
-        <w:gridCol w:w="4107.625899280575"/>
-        <w:tblGridChange w:id="0">
-          <w:tblGrid>
-            <w:gridCol w:w="1144.7482014388488"/>
-            <w:gridCol w:w="4107.625899280575"/>
-            <w:gridCol w:w="4107.625899280575"/>
-          </w:tblGrid>
-        </w:tblGridChange>
+        <w:gridCol w:w="1144"/>
+        <w:gridCol w:w="4108"/>
+        <w:gridCol w:w="4108"/>
       </w:tblGrid>
       <w:tr>
-        <w:trPr>
-          <w:cantSplit w:val="0"/>
-          <w:tblHeader w:val="0"/>
-        </w:trPr>
         <w:tc>
           <w:tcPr>
-            <w:shd w:fill="auto" w:val="clear"/>
+            <w:tcW w:w="1144" w:type="dxa"/>
             <w:tcMar>
-              <w:top w:w="100.0" w:type="dxa"/>
-              <w:left w:w="100.0" w:type="dxa"/>
-              <w:bottom w:w="100.0" w:type="dxa"/>
-              <w:right w:w="100.0" w:type="dxa"/>
+              <w:top w:w="100" w:type="dxa"/>
+              <w:left w:w="100" w:type="dxa"/>
+              <w:bottom w:w="100" w:type="dxa"/>
+              <w:right w:w="100" w:type="dxa"/>
             </w:tcMar>
-            <w:vAlign w:val="top"/>
           </w:tcPr>
           <w:p>
             <w:pPr>
-              <w:keepNext w:val="0"/>
-              <w:keepLines w:val="0"/>
-              <w:pageBreakBefore w:val="0"/>
               <w:widowControl w:val="0"/>
               <w:pBdr>
-                <w:top w:space="0" w:sz="0" w:val="nil"/>
-                <w:left w:space="0" w:sz="0" w:val="nil"/>
-                <w:bottom w:space="0" w:sz="0" w:val="nil"/>
-                <w:right w:space="0" w:sz="0" w:val="nil"/>
-                <w:between w:space="0" w:sz="0" w:val="nil"/>
+                <w:top w:val="nil"/>
+                <w:left w:val="nil"/>
+                <w:bottom w:val="nil"/>
+                <w:right w:val="nil"/>
+                <w:between w:val="nil"/>
               </w:pBdr>
-              <w:shd w:fill="auto" w:val="clear"/>
-              <w:spacing w:after="0" w:before="0" w:line="240" w:lineRule="auto"/>
-              <w:ind w:left="0" w:right="0" w:firstLine="0"/>
+              <w:spacing w:line="240" w:lineRule="auto"/>
               <w:jc w:val="center"/>
-              <w:rPr/>
-            </w:pPr>
-            <w:r>
-              <w:rPr>
-                <w:rtl w:val="0"/>
-              </w:rPr>
-              <w:t xml:space="preserve">Relation</w:t>
+            </w:pPr>
+            <w:r>
+              <w:t>Relation</w:t>
             </w:r>
           </w:p>
         </w:tc>
         <w:tc>
           <w:tcPr>
-            <w:shd w:fill="auto" w:val="clear"/>
+            <w:tcW w:w="4107" w:type="dxa"/>
             <w:tcMar>
-              <w:top w:w="100.0" w:type="dxa"/>
-              <w:left w:w="100.0" w:type="dxa"/>
-              <w:bottom w:w="100.0" w:type="dxa"/>
-              <w:right w:w="100.0" w:type="dxa"/>
+              <w:top w:w="100" w:type="dxa"/>
+              <w:left w:w="100" w:type="dxa"/>
+              <w:bottom w:w="100" w:type="dxa"/>
+              <w:right w:w="100" w:type="dxa"/>
             </w:tcMar>
-            <w:vAlign w:val="top"/>
           </w:tcPr>
           <w:p>
             <w:pPr>
-              <w:keepNext w:val="0"/>
-              <w:keepLines w:val="0"/>
-              <w:pageBreakBefore w:val="0"/>
               <w:widowControl w:val="0"/>
               <w:pBdr>
-                <w:top w:space="0" w:sz="0" w:val="nil"/>
-                <w:left w:space="0" w:sz="0" w:val="nil"/>
-                <w:bottom w:space="0" w:sz="0" w:val="nil"/>
-                <w:right w:space="0" w:sz="0" w:val="nil"/>
-                <w:between w:space="0" w:sz="0" w:val="nil"/>
+                <w:top w:val="nil"/>
+                <w:left w:val="nil"/>
+                <w:bottom w:val="nil"/>
+                <w:right w:val="nil"/>
+                <w:between w:val="nil"/>
               </w:pBdr>
-              <w:shd w:fill="auto" w:val="clear"/>
-              <w:spacing w:after="0" w:before="0" w:line="240" w:lineRule="auto"/>
-              <w:ind w:left="0" w:right="0" w:firstLine="0"/>
+              <w:spacing w:line="240" w:lineRule="auto"/>
               <w:jc w:val="center"/>
-              <w:rPr/>
-            </w:pPr>
-            <w:r>
-              <w:rPr>
-                <w:rtl w:val="0"/>
-              </w:rPr>
-              <w:t xml:space="preserve">Primary/Foreign Keys</w:t>
+            </w:pPr>
+            <w:r>
+              <w:t>Primary/Foreign Keys</w:t>
             </w:r>
           </w:p>
         </w:tc>
         <w:tc>
           <w:tcPr>
-            <w:shd w:fill="auto" w:val="clear"/>
+            <w:tcW w:w="4107" w:type="dxa"/>
             <w:tcMar>
-              <w:top w:w="100.0" w:type="dxa"/>
-              <w:left w:w="100.0" w:type="dxa"/>
-              <w:bottom w:w="100.0" w:type="dxa"/>
-              <w:right w:w="100.0" w:type="dxa"/>
+              <w:top w:w="100" w:type="dxa"/>
+              <w:left w:w="100" w:type="dxa"/>
+              <w:bottom w:w="100" w:type="dxa"/>
+              <w:right w:w="100" w:type="dxa"/>
             </w:tcMar>
-            <w:vAlign w:val="top"/>
           </w:tcPr>
           <w:p>
             <w:pPr>
-              <w:keepNext w:val="0"/>
-              <w:keepLines w:val="0"/>
-              <w:pageBreakBefore w:val="0"/>
               <w:widowControl w:val="0"/>
               <w:pBdr>
-                <w:top w:space="0" w:sz="0" w:val="nil"/>
-                <w:left w:space="0" w:sz="0" w:val="nil"/>
-                <w:bottom w:space="0" w:sz="0" w:val="nil"/>
-                <w:right w:space="0" w:sz="0" w:val="nil"/>
-                <w:between w:space="0" w:sz="0" w:val="nil"/>
+                <w:top w:val="nil"/>
+                <w:left w:val="nil"/>
+                <w:bottom w:val="nil"/>
+                <w:right w:val="nil"/>
+                <w:between w:val="nil"/>
               </w:pBdr>
-              <w:shd w:fill="auto" w:val="clear"/>
-              <w:spacing w:after="0" w:before="0" w:line="240" w:lineRule="auto"/>
-              <w:ind w:left="0" w:right="0" w:firstLine="0"/>
+              <w:spacing w:line="240" w:lineRule="auto"/>
               <w:jc w:val="center"/>
-              <w:rPr/>
-            </w:pPr>
-            <w:r>
-              <w:rPr>
-                <w:rtl w:val="0"/>
-              </w:rPr>
-              <w:t xml:space="preserve">Attributes</w:t>
+            </w:pPr>
+            <w:r>
+              <w:t>Attributes</w:t>
             </w:r>
           </w:p>
         </w:tc>
       </w:tr>
       <w:tr>
-        <w:trPr>
-          <w:cantSplit w:val="0"/>
-          <w:tblHeader w:val="0"/>
-        </w:trPr>
         <w:tc>
           <w:tcPr>
-            <w:shd w:fill="auto" w:val="clear"/>
+            <w:tcW w:w="1144" w:type="dxa"/>
             <w:tcMar>
-              <w:top w:w="100.0" w:type="dxa"/>
-              <w:left w:w="100.0" w:type="dxa"/>
-              <w:bottom w:w="100.0" w:type="dxa"/>
-              <w:right w:w="100.0" w:type="dxa"/>
+              <w:top w:w="100" w:type="dxa"/>
+              <w:left w:w="100" w:type="dxa"/>
+              <w:bottom w:w="100" w:type="dxa"/>
+              <w:right w:w="100" w:type="dxa"/>
             </w:tcMar>
-            <w:vAlign w:val="top"/>
           </w:tcPr>
           <w:p>
             <w:pPr>
-              <w:keepNext w:val="0"/>
-              <w:keepLines w:val="0"/>
-              <w:pageBreakBefore w:val="0"/>
               <w:widowControl w:val="0"/>
               <w:pBdr>
-                <w:top w:space="0" w:sz="0" w:val="nil"/>
-                <w:left w:space="0" w:sz="0" w:val="nil"/>
-                <w:bottom w:space="0" w:sz="0" w:val="nil"/>
-                <w:right w:space="0" w:sz="0" w:val="nil"/>
-                <w:between w:space="0" w:sz="0" w:val="nil"/>
+                <w:top w:val="nil"/>
+                <w:left w:val="nil"/>
+                <w:bottom w:val="nil"/>
+                <w:right w:val="nil"/>
+                <w:between w:val="nil"/>
               </w:pBdr>
-              <w:shd w:fill="auto" w:val="clear"/>
-              <w:spacing w:after="0" w:before="0" w:line="240" w:lineRule="auto"/>
-              <w:ind w:left="0" w:right="0" w:firstLine="0"/>
+              <w:spacing w:line="240" w:lineRule="auto"/>
               <w:jc w:val="center"/>
-              <w:rPr/>
-            </w:pPr>
-            <w:r>
-              <w:rPr>
-                <w:rtl w:val="0"/>
-              </w:rPr>
-              <w:t xml:space="preserve">User</w:t>
+            </w:pPr>
+            <w:r>
+              <w:t>User</w:t>
             </w:r>
           </w:p>
         </w:tc>
         <w:tc>
           <w:tcPr>
-            <w:shd w:fill="auto" w:val="clear"/>
+            <w:tcW w:w="4107" w:type="dxa"/>
             <w:tcMar>
-              <w:top w:w="100.0" w:type="dxa"/>
-              <w:left w:w="100.0" w:type="dxa"/>
-              <w:bottom w:w="100.0" w:type="dxa"/>
-              <w:right w:w="100.0" w:type="dxa"/>
+              <w:top w:w="100" w:type="dxa"/>
+              <w:left w:w="100" w:type="dxa"/>
+              <w:bottom w:w="100" w:type="dxa"/>
+              <w:right w:w="100" w:type="dxa"/>
             </w:tcMar>
-            <w:vAlign w:val="top"/>
           </w:tcPr>
           <w:p>
             <w:pPr>
-              <w:keepNext w:val="0"/>
-              <w:keepLines w:val="0"/>
-              <w:pageBreakBefore w:val="0"/>
               <w:widowControl w:val="0"/>
               <w:pBdr>
-                <w:top w:space="0" w:sz="0" w:val="nil"/>
-                <w:left w:space="0" w:sz="0" w:val="nil"/>
-                <w:bottom w:space="0" w:sz="0" w:val="nil"/>
-                <w:right w:space="0" w:sz="0" w:val="nil"/>
-                <w:between w:space="0" w:sz="0" w:val="nil"/>
+                <w:top w:val="nil"/>
+                <w:left w:val="nil"/>
+                <w:bottom w:val="nil"/>
+                <w:right w:val="nil"/>
+                <w:between w:val="nil"/>
               </w:pBdr>
-              <w:shd w:fill="auto" w:val="clear"/>
-              <w:spacing w:after="0" w:before="0" w:line="240" w:lineRule="auto"/>
-              <w:ind w:left="0" w:right="0" w:firstLine="0"/>
-              <w:jc w:val="left"/>
-              <w:rPr/>
-            </w:pPr>
-            <w:r>
-              <w:rPr>
-                <w:rtl w:val="0"/>
-              </w:rPr>
+              <w:spacing w:line="240" w:lineRule="auto"/>
+            </w:pPr>
+            <w:r>
               <w:t xml:space="preserve">Primary Key: </w:t>
             </w:r>
           </w:p>
           <w:p>
             <w:pPr>
-              <w:keepNext w:val="0"/>
-              <w:keepLines w:val="0"/>
-              <w:pageBreakBefore w:val="0"/>
               <w:widowControl w:val="0"/>
               <w:pBdr>
-                <w:top w:space="0" w:sz="0" w:val="nil"/>
-                <w:left w:space="0" w:sz="0" w:val="nil"/>
-                <w:bottom w:space="0" w:sz="0" w:val="nil"/>
-                <w:right w:space="0" w:sz="0" w:val="nil"/>
-                <w:between w:space="0" w:sz="0" w:val="nil"/>
+                <w:top w:val="nil"/>
+                <w:left w:val="nil"/>
+                <w:bottom w:val="nil"/>
+                <w:right w:val="nil"/>
+                <w:between w:val="nil"/>
               </w:pBdr>
-              <w:shd w:fill="auto" w:val="clear"/>
-              <w:spacing w:after="0" w:before="0" w:line="240" w:lineRule="auto"/>
-              <w:ind w:left="0" w:right="0" w:firstLine="0"/>
-              <w:jc w:val="left"/>
-              <w:rPr/>
-            </w:pPr>
-            <w:r>
-              <w:rPr>
-                <w:rtl w:val="0"/>
-              </w:rPr>
-              <w:t xml:space="preserve">user_id - int (10)</w:t>
-            </w:r>
-          </w:p>
-          <w:p>
-            <w:pPr>
-              <w:keepNext w:val="0"/>
-              <w:keepLines w:val="0"/>
-              <w:pageBreakBefore w:val="0"/>
+              <w:spacing w:line="240" w:lineRule="auto"/>
+            </w:pPr>
+            <w:proofErr w:type="spellStart"/>
+            <w:r>
+              <w:t>user_id</w:t>
+            </w:r>
+            <w:proofErr w:type="spellEnd"/>
+            <w:r>
+              <w:t xml:space="preserve"> - int (10)</w:t>
+            </w:r>
+          </w:p>
+          <w:p>
+            <w:pPr>
               <w:widowControl w:val="0"/>
               <w:numPr>
                 <w:ilvl w:val="0"/>
                 <w:numId w:val="20"/>
               </w:numPr>
               <w:pBdr>
-                <w:top w:space="0" w:sz="0" w:val="nil"/>
-                <w:left w:space="0" w:sz="0" w:val="nil"/>
-                <w:bottom w:space="0" w:sz="0" w:val="nil"/>
-                <w:right w:space="0" w:sz="0" w:val="nil"/>
-                <w:between w:space="0" w:sz="0" w:val="nil"/>
+                <w:top w:val="nil"/>
+                <w:left w:val="nil"/>
+                <w:bottom w:val="nil"/>
+                <w:right w:val="nil"/>
+                <w:between w:val="nil"/>
               </w:pBdr>
-              <w:shd w:fill="auto" w:val="clear"/>
-              <w:spacing w:after="0" w:before="0" w:line="240" w:lineRule="auto"/>
-              <w:ind w:left="720" w:right="0" w:hanging="360"/>
-              <w:jc w:val="left"/>
-              <w:rPr>
-                <w:u w:val="none"/>
-              </w:rPr>
-            </w:pPr>
-            <w:r>
-              <w:rPr>
-                <w:rtl w:val="0"/>
-              </w:rPr>
-              <w:t xml:space="preserve">Identifying register for each user (each user type would have a specific starting sequence to differentiate between users)</w:t>
+              <w:spacing w:line="240" w:lineRule="auto"/>
+            </w:pPr>
+            <w:r>
+              <w:t>Identifying register for each user (each user type would have a specific starting sequence to differentiate between users)</w:t>
             </w:r>
           </w:p>
         </w:tc>
         <w:tc>
           <w:tcPr>
-            <w:shd w:fill="auto" w:val="clear"/>
+            <w:tcW w:w="4107" w:type="dxa"/>
             <w:tcMar>
-              <w:top w:w="100.0" w:type="dxa"/>
-              <w:left w:w="100.0" w:type="dxa"/>
-              <w:bottom w:w="100.0" w:type="dxa"/>
-              <w:right w:w="100.0" w:type="dxa"/>
+              <w:top w:w="100" w:type="dxa"/>
+              <w:left w:w="100" w:type="dxa"/>
+              <w:bottom w:w="100" w:type="dxa"/>
+              <w:right w:w="100" w:type="dxa"/>
             </w:tcMar>
-            <w:vAlign w:val="top"/>
           </w:tcPr>
           <w:p>
             <w:pPr>
-              <w:keepNext w:val="0"/>
-              <w:keepLines w:val="0"/>
-              <w:pageBreakBefore w:val="0"/>
               <w:widowControl w:val="0"/>
               <w:pBdr>
-                <w:top w:space="0" w:sz="0" w:val="nil"/>
-                <w:left w:space="0" w:sz="0" w:val="nil"/>
-                <w:bottom w:space="0" w:sz="0" w:val="nil"/>
-                <w:right w:space="0" w:sz="0" w:val="nil"/>
-                <w:between w:space="0" w:sz="0" w:val="nil"/>
+                <w:top w:val="nil"/>
+                <w:left w:val="nil"/>
+                <w:bottom w:val="nil"/>
+                <w:right w:val="nil"/>
+                <w:between w:val="nil"/>
               </w:pBdr>
-              <w:shd w:fill="auto" w:val="clear"/>
-              <w:spacing w:after="0" w:before="0" w:line="240" w:lineRule="auto"/>
-              <w:ind w:left="0" w:right="0" w:firstLine="0"/>
-              <w:jc w:val="left"/>
-              <w:rPr/>
-            </w:pPr>
-            <w:r>
-              <w:rPr>
-                <w:rtl w:val="0"/>
-              </w:rPr>
-              <w:t xml:space="preserve">user_password - varchar (20)</w:t>
-            </w:r>
-          </w:p>
-          <w:p>
-            <w:pPr>
-              <w:keepNext w:val="0"/>
-              <w:keepLines w:val="0"/>
-              <w:pageBreakBefore w:val="0"/>
+              <w:spacing w:line="240" w:lineRule="auto"/>
+            </w:pPr>
+            <w:proofErr w:type="spellStart"/>
+            <w:r>
+              <w:t>user_password</w:t>
+            </w:r>
+            <w:proofErr w:type="spellEnd"/>
+            <w:r>
+              <w:t xml:space="preserve"> - varchar (20)</w:t>
+            </w:r>
+          </w:p>
+          <w:p>
+            <w:pPr>
               <w:widowControl w:val="0"/>
               <w:numPr>
                 <w:ilvl w:val="0"/>
                 <w:numId w:val="10"/>
               </w:numPr>
               <w:pBdr>
-                <w:top w:space="0" w:sz="0" w:val="nil"/>
-                <w:left w:space="0" w:sz="0" w:val="nil"/>
-                <w:bottom w:space="0" w:sz="0" w:val="nil"/>
-                <w:right w:space="0" w:sz="0" w:val="nil"/>
-                <w:between w:space="0" w:sz="0" w:val="nil"/>
+                <w:top w:val="nil"/>
+                <w:left w:val="nil"/>
+                <w:bottom w:val="nil"/>
+                <w:right w:val="nil"/>
+                <w:between w:val="nil"/>
               </w:pBdr>
-              <w:shd w:fill="auto" w:val="clear"/>
-              <w:spacing w:after="0" w:before="0" w:line="240" w:lineRule="auto"/>
-              <w:ind w:left="720" w:right="0" w:hanging="360"/>
-              <w:jc w:val="left"/>
-              <w:rPr>
-                <w:u w:val="none"/>
-              </w:rPr>
-            </w:pPr>
-            <w:r>
-              <w:rPr>
-                <w:rtl w:val="0"/>
-              </w:rPr>
-              <w:t xml:space="preserve">Password user uses to login (along with email address)</w:t>
-            </w:r>
-          </w:p>
-          <w:p>
-            <w:pPr>
-              <w:keepNext w:val="0"/>
-              <w:keepLines w:val="0"/>
-              <w:pageBreakBefore w:val="0"/>
+              <w:spacing w:line="240" w:lineRule="auto"/>
+            </w:pPr>
+            <w:r>
+              <w:t>Password user uses to login (along with email address)</w:t>
+            </w:r>
+          </w:p>
+          <w:p>
+            <w:pPr>
               <w:widowControl w:val="0"/>
               <w:pBdr>
-                <w:top w:space="0" w:sz="0" w:val="nil"/>
-                <w:left w:space="0" w:sz="0" w:val="nil"/>
-                <w:bottom w:space="0" w:sz="0" w:val="nil"/>
-                <w:right w:space="0" w:sz="0" w:val="nil"/>
-                <w:between w:space="0" w:sz="0" w:val="nil"/>
+                <w:top w:val="nil"/>
+                <w:left w:val="nil"/>
+                <w:bottom w:val="nil"/>
+                <w:right w:val="nil"/>
+                <w:between w:val="nil"/>
               </w:pBdr>
-              <w:shd w:fill="auto" w:val="clear"/>
-              <w:spacing w:after="0" w:before="0" w:line="240" w:lineRule="auto"/>
-              <w:ind w:right="0"/>
-              <w:jc w:val="left"/>
-              <w:rPr/>
-            </w:pPr>
-            <w:r>
-              <w:rPr>
-                <w:rtl w:val="0"/>
-              </w:rPr>
-              <w:t xml:space="preserve">name - varchar (30)</w:t>
-            </w:r>
-          </w:p>
-          <w:p>
-            <w:pPr>
-              <w:keepNext w:val="0"/>
-              <w:keepLines w:val="0"/>
-              <w:pageBreakBefore w:val="0"/>
+              <w:spacing w:line="240" w:lineRule="auto"/>
+            </w:pPr>
+            <w:r>
+              <w:t>name - varchar (30)</w:t>
+            </w:r>
+          </w:p>
+          <w:p>
+            <w:pPr>
               <w:widowControl w:val="0"/>
               <w:numPr>
                 <w:ilvl w:val="0"/>
                 <w:numId w:val="2"/>
               </w:numPr>
               <w:pBdr>
-                <w:top w:space="0" w:sz="0" w:val="nil"/>
-                <w:left w:space="0" w:sz="0" w:val="nil"/>
-                <w:bottom w:space="0" w:sz="0" w:val="nil"/>
-                <w:right w:space="0" w:sz="0" w:val="nil"/>
-                <w:between w:space="0" w:sz="0" w:val="nil"/>
+                <w:top w:val="nil"/>
+                <w:left w:val="nil"/>
+                <w:bottom w:val="nil"/>
+                <w:right w:val="nil"/>
+                <w:between w:val="nil"/>
               </w:pBdr>
-              <w:shd w:fill="auto" w:val="clear"/>
-              <w:spacing w:after="0" w:before="0" w:line="240" w:lineRule="auto"/>
-              <w:ind w:left="720" w:right="0" w:hanging="360"/>
-              <w:jc w:val="left"/>
-              <w:rPr>
-                <w:u w:val="none"/>
-              </w:rPr>
-            </w:pPr>
-            <w:r>
-              <w:rPr>
-                <w:rtl w:val="0"/>
-              </w:rPr>
-              <w:t xml:space="preserve">Full name of the user</w:t>
-            </w:r>
-          </w:p>
-          <w:p>
-            <w:pPr>
-              <w:keepNext w:val="0"/>
-              <w:keepLines w:val="0"/>
-              <w:pageBreakBefore w:val="0"/>
+              <w:spacing w:line="240" w:lineRule="auto"/>
+            </w:pPr>
+            <w:r>
+              <w:t>Full name of the user</w:t>
+            </w:r>
+          </w:p>
+          <w:p>
+            <w:pPr>
               <w:widowControl w:val="0"/>
               <w:pBdr>
-                <w:top w:space="0" w:sz="0" w:val="nil"/>
-                <w:left w:space="0" w:sz="0" w:val="nil"/>
-                <w:bottom w:space="0" w:sz="0" w:val="nil"/>
-                <w:right w:space="0" w:sz="0" w:val="nil"/>
-                <w:between w:space="0" w:sz="0" w:val="nil"/>
+                <w:top w:val="nil"/>
+                <w:left w:val="nil"/>
+                <w:bottom w:val="nil"/>
+                <w:right w:val="nil"/>
+                <w:between w:val="nil"/>
               </w:pBdr>
-              <w:shd w:fill="auto" w:val="clear"/>
-              <w:spacing w:after="0" w:before="0" w:line="240" w:lineRule="auto"/>
-              <w:ind w:right="0"/>
-              <w:jc w:val="left"/>
-              <w:rPr/>
-            </w:pPr>
-            <w:r>
-              <w:rPr>
-                <w:rtl w:val="0"/>
-              </w:rPr>
-              <w:t xml:space="preserve">email - varchar (50)</w:t>
-            </w:r>
-          </w:p>
-          <w:p>
-            <w:pPr>
-              <w:keepNext w:val="0"/>
-              <w:keepLines w:val="0"/>
-              <w:pageBreakBefore w:val="0"/>
+              <w:spacing w:line="240" w:lineRule="auto"/>
+            </w:pPr>
+            <w:r>
+              <w:t>email - varchar (50)</w:t>
+            </w:r>
+          </w:p>
+          <w:p>
+            <w:pPr>
               <w:widowControl w:val="0"/>
               <w:numPr>
                 <w:ilvl w:val="0"/>
                 <w:numId w:val="22"/>
               </w:numPr>
               <w:pBdr>
-                <w:top w:space="0" w:sz="0" w:val="nil"/>
-                <w:left w:space="0" w:sz="0" w:val="nil"/>
-                <w:bottom w:space="0" w:sz="0" w:val="nil"/>
-                <w:right w:space="0" w:sz="0" w:val="nil"/>
-                <w:between w:space="0" w:sz="0" w:val="nil"/>
+                <w:top w:val="nil"/>
+                <w:left w:val="nil"/>
+                <w:bottom w:val="nil"/>
+                <w:right w:val="nil"/>
+                <w:between w:val="nil"/>
               </w:pBdr>
-              <w:shd w:fill="auto" w:val="clear"/>
-              <w:spacing w:after="0" w:before="0" w:line="240" w:lineRule="auto"/>
-              <w:ind w:left="720" w:right="0" w:hanging="360"/>
-              <w:jc w:val="left"/>
+              <w:spacing w:line="240" w:lineRule="auto"/>
+            </w:pPr>
+            <w:r>
+              <w:t xml:space="preserve">Email address user uses to login (along with </w:t>
+            </w:r>
+            <w:proofErr w:type="spellStart"/>
+            <w:r>
+              <w:t>user_password</w:t>
+            </w:r>
+            <w:proofErr w:type="spellEnd"/>
+            <w:r>
+              <w:t>)</w:t>
+            </w:r>
+          </w:p>
+          <w:p>
+            <w:pPr>
+              <w:widowControl w:val="0"/>
+              <w:pBdr>
+                <w:top w:val="nil"/>
+                <w:left w:val="nil"/>
+                <w:bottom w:val="nil"/>
+                <w:right w:val="nil"/>
+                <w:between w:val="nil"/>
+              </w:pBdr>
+              <w:spacing w:line="240" w:lineRule="auto"/>
+            </w:pPr>
+          </w:p>
+          <w:p>
+            <w:pPr>
+              <w:widowControl w:val="0"/>
+              <w:pBdr>
+                <w:top w:val="nil"/>
+                <w:left w:val="nil"/>
+                <w:bottom w:val="nil"/>
+                <w:right w:val="nil"/>
+                <w:between w:val="nil"/>
+              </w:pBdr>
+              <w:spacing w:line="240" w:lineRule="auto"/>
+            </w:pPr>
+            <w:r>
+              <w:t>Subclasses:</w:t>
+            </w:r>
+          </w:p>
+          <w:p>
+            <w:pPr>
+              <w:widowControl w:val="0"/>
+              <w:pBdr>
+                <w:top w:val="nil"/>
+                <w:left w:val="nil"/>
+                <w:bottom w:val="nil"/>
+                <w:right w:val="nil"/>
+                <w:between w:val="nil"/>
+              </w:pBdr>
+              <w:spacing w:line="240" w:lineRule="auto"/>
               <w:rPr>
-                <w:u w:val="none"/>
-              </w:rPr>
-            </w:pPr>
-            <w:r>
-              <w:rPr>
-                <w:rtl w:val="0"/>
-              </w:rPr>
-              <w:t xml:space="preserve">Email address user uses to login (along with user_password)</w:t>
-            </w:r>
-          </w:p>
-          <w:p>
-            <w:pPr>
-              <w:keepNext w:val="0"/>
-              <w:keepLines w:val="0"/>
-              <w:pageBreakBefore w:val="0"/>
-              <w:widowControl w:val="0"/>
-              <w:pBdr>
-                <w:top w:space="0" w:sz="0" w:val="nil"/>
-                <w:left w:space="0" w:sz="0" w:val="nil"/>
-                <w:bottom w:space="0" w:sz="0" w:val="nil"/>
-                <w:right w:space="0" w:sz="0" w:val="nil"/>
-                <w:between w:space="0" w:sz="0" w:val="nil"/>
-              </w:pBdr>
-              <w:shd w:fill="auto" w:val="clear"/>
-              <w:spacing w:after="0" w:before="0" w:line="240" w:lineRule="auto"/>
-              <w:ind w:left="0" w:right="0" w:firstLine="0"/>
-              <w:jc w:val="left"/>
-              <w:rPr/>
-            </w:pPr>
-            <w:r>
-              <w:rPr>
-                <w:rtl w:val="0"/>
-              </w:rPr>
-            </w:r>
-          </w:p>
-          <w:p>
-            <w:pPr>
-              <w:keepNext w:val="0"/>
-              <w:keepLines w:val="0"/>
-              <w:pageBreakBefore w:val="0"/>
-              <w:widowControl w:val="0"/>
-              <w:pBdr>
-                <w:top w:space="0" w:sz="0" w:val="nil"/>
-                <w:left w:space="0" w:sz="0" w:val="nil"/>
-                <w:bottom w:space="0" w:sz="0" w:val="nil"/>
-                <w:right w:space="0" w:sz="0" w:val="nil"/>
-                <w:between w:space="0" w:sz="0" w:val="nil"/>
-              </w:pBdr>
-              <w:shd w:fill="auto" w:val="clear"/>
-              <w:spacing w:after="0" w:before="0" w:line="240" w:lineRule="auto"/>
-              <w:ind w:left="0" w:right="0" w:firstLine="0"/>
-              <w:jc w:val="left"/>
-              <w:rPr/>
-            </w:pPr>
-            <w:r>
-              <w:rPr>
-                <w:rtl w:val="0"/>
-              </w:rPr>
-              <w:t xml:space="preserve">Subclasses:</w:t>
-            </w:r>
-          </w:p>
-          <w:p>
-            <w:pPr>
-              <w:keepNext w:val="0"/>
-              <w:keepLines w:val="0"/>
-              <w:pageBreakBefore w:val="0"/>
-              <w:widowControl w:val="0"/>
-              <w:pBdr>
-                <w:top w:space="0" w:sz="0" w:val="nil"/>
-                <w:left w:space="0" w:sz="0" w:val="nil"/>
-                <w:bottom w:space="0" w:sz="0" w:val="nil"/>
-                <w:right w:space="0" w:sz="0" w:val="nil"/>
-                <w:between w:space="0" w:sz="0" w:val="nil"/>
-              </w:pBdr>
-              <w:shd w:fill="auto" w:val="clear"/>
-              <w:spacing w:after="0" w:before="0" w:line="240" w:lineRule="auto"/>
-              <w:ind w:left="0" w:right="0" w:firstLine="0"/>
-              <w:jc w:val="left"/>
-              <w:rPr>
-                <w:i w:val="1"/>
+                <w:i/>
                 <w:sz w:val="24"/>
                 <w:szCs w:val="24"/>
               </w:rPr>
             </w:pPr>
             <w:r>
               <w:rPr>
-                <w:i w:val="1"/>
+                <w:i/>
                 <w:sz w:val="24"/>
                 <w:szCs w:val="24"/>
-                <w:rtl w:val="0"/>
               </w:rPr>
-              <w:t xml:space="preserve">Customer</w:t>
-            </w:r>
-          </w:p>
-          <w:p>
-            <w:pPr>
-              <w:keepNext w:val="0"/>
-              <w:keepLines w:val="0"/>
-              <w:pageBreakBefore w:val="0"/>
+              <w:t>Customer</w:t>
+            </w:r>
+          </w:p>
+          <w:p>
+            <w:pPr>
               <w:widowControl w:val="0"/>
               <w:numPr>
                 <w:ilvl w:val="0"/>
                 <w:numId w:val="11"/>
               </w:numPr>
               <w:pBdr>
-                <w:top w:space="0" w:sz="0" w:val="nil"/>
-                <w:left w:space="0" w:sz="0" w:val="nil"/>
-                <w:bottom w:space="0" w:sz="0" w:val="nil"/>
-                <w:right w:space="0" w:sz="0" w:val="nil"/>
-                <w:between w:space="0" w:sz="0" w:val="nil"/>
+                <w:top w:val="nil"/>
+                <w:left w:val="nil"/>
+                <w:bottom w:val="nil"/>
+                <w:right w:val="nil"/>
+                <w:between w:val="nil"/>
               </w:pBdr>
-              <w:shd w:fill="auto" w:val="clear"/>
-              <w:spacing w:after="0" w:before="0" w:line="240" w:lineRule="auto"/>
-              <w:ind w:left="720" w:right="0" w:hanging="360"/>
-              <w:jc w:val="left"/>
-              <w:rPr>
-                <w:u w:val="none"/>
-              </w:rPr>
-            </w:pPr>
-            <w:r>
-              <w:rPr>
-                <w:rtl w:val="0"/>
-              </w:rPr>
-              <w:t xml:space="preserve">owned_books - Null String List</w:t>
-            </w:r>
-          </w:p>
-          <w:p>
-            <w:pPr>
-              <w:keepNext w:val="0"/>
-              <w:keepLines w:val="0"/>
-              <w:pageBreakBefore w:val="0"/>
+              <w:spacing w:line="240" w:lineRule="auto"/>
+            </w:pPr>
+            <w:proofErr w:type="spellStart"/>
+            <w:r>
+              <w:t>owned_books</w:t>
+            </w:r>
+            <w:proofErr w:type="spellEnd"/>
+            <w:r>
+              <w:t xml:space="preserve"> - Null String List</w:t>
+            </w:r>
+          </w:p>
+          <w:p>
+            <w:pPr>
               <w:widowControl w:val="0"/>
               <w:numPr>
                 <w:ilvl w:val="1"/>
                 <w:numId w:val="11"/>
               </w:numPr>
               <w:pBdr>
-                <w:top w:space="0" w:sz="0" w:val="nil"/>
-                <w:left w:space="0" w:sz="0" w:val="nil"/>
-                <w:bottom w:space="0" w:sz="0" w:val="nil"/>
-                <w:right w:space="0" w:sz="0" w:val="nil"/>
-                <w:between w:space="0" w:sz="0" w:val="nil"/>
+                <w:top w:val="nil"/>
+                <w:left w:val="nil"/>
+                <w:bottom w:val="nil"/>
+                <w:right w:val="nil"/>
+                <w:between w:val="nil"/>
               </w:pBdr>
-              <w:shd w:fill="auto" w:val="clear"/>
-              <w:spacing w:after="0" w:before="0" w:line="240" w:lineRule="auto"/>
-              <w:ind w:left="1440" w:right="0" w:hanging="360"/>
-              <w:jc w:val="left"/>
-              <w:rPr>
-                <w:u w:val="none"/>
-              </w:rPr>
-            </w:pPr>
-            <w:r>
-              <w:rPr>
-                <w:rtl w:val="0"/>
-              </w:rPr>
-              <w:t xml:space="preserve">List of name of books that customer has previously placed an order for</w:t>
-            </w:r>
-          </w:p>
-          <w:p>
-            <w:pPr>
-              <w:keepNext w:val="0"/>
-              <w:keepLines w:val="0"/>
-              <w:pageBreakBefore w:val="0"/>
+              <w:spacing w:line="240" w:lineRule="auto"/>
+            </w:pPr>
+            <w:r>
+              <w:t>List of name of books that customer has previously placed an order for</w:t>
+            </w:r>
+          </w:p>
+          <w:p>
+            <w:pPr>
               <w:widowControl w:val="0"/>
               <w:numPr>
                 <w:ilvl w:val="0"/>
                 <w:numId w:val="11"/>
               </w:numPr>
               <w:pBdr>
-                <w:top w:space="0" w:sz="0" w:val="nil"/>
-                <w:left w:space="0" w:sz="0" w:val="nil"/>
-                <w:bottom w:space="0" w:sz="0" w:val="nil"/>
-                <w:right w:space="0" w:sz="0" w:val="nil"/>
-                <w:between w:space="0" w:sz="0" w:val="nil"/>
+                <w:top w:val="nil"/>
+                <w:left w:val="nil"/>
+                <w:bottom w:val="nil"/>
+                <w:right w:val="nil"/>
+                <w:between w:val="nil"/>
               </w:pBdr>
-              <w:shd w:fill="auto" w:val="clear"/>
-              <w:spacing w:after="0" w:before="0" w:line="240" w:lineRule="auto"/>
-              <w:ind w:left="720" w:right="0" w:hanging="360"/>
-              <w:jc w:val="left"/>
-              <w:rPr>
-                <w:u w:val="none"/>
-              </w:rPr>
-            </w:pPr>
-            <w:r>
-              <w:rPr>
-                <w:rtl w:val="0"/>
-              </w:rPr>
-              <w:t xml:space="preserve">address - varchar (100)</w:t>
-            </w:r>
-          </w:p>
-          <w:p>
-            <w:pPr>
-              <w:keepNext w:val="0"/>
-              <w:keepLines w:val="0"/>
-              <w:pageBreakBefore w:val="0"/>
+              <w:spacing w:line="240" w:lineRule="auto"/>
+            </w:pPr>
+            <w:r>
+              <w:t>address - varchar (100)</w:t>
+            </w:r>
+          </w:p>
+          <w:p>
+            <w:pPr>
               <w:widowControl w:val="0"/>
               <w:numPr>
                 <w:ilvl w:val="1"/>
                 <w:numId w:val="11"/>
               </w:numPr>
               <w:pBdr>
-                <w:top w:space="0" w:sz="0" w:val="nil"/>
-                <w:left w:space="0" w:sz="0" w:val="nil"/>
-                <w:bottom w:space="0" w:sz="0" w:val="nil"/>
-                <w:right w:space="0" w:sz="0" w:val="nil"/>
-                <w:between w:space="0" w:sz="0" w:val="nil"/>
+                <w:top w:val="nil"/>
+                <w:left w:val="nil"/>
+                <w:bottom w:val="nil"/>
+                <w:right w:val="nil"/>
+                <w:between w:val="nil"/>
               </w:pBdr>
-              <w:shd w:fill="auto" w:val="clear"/>
-              <w:spacing w:after="0" w:before="0" w:line="240" w:lineRule="auto"/>
-              <w:ind w:left="1440" w:right="0" w:hanging="360"/>
-              <w:jc w:val="left"/>
+              <w:spacing w:line="240" w:lineRule="auto"/>
+            </w:pPr>
+            <w:r>
+              <w:t>Address of customer used to deliver placed orders</w:t>
+            </w:r>
+          </w:p>
+          <w:p>
+            <w:pPr>
+              <w:widowControl w:val="0"/>
+              <w:pBdr>
+                <w:top w:val="nil"/>
+                <w:left w:val="nil"/>
+                <w:bottom w:val="nil"/>
+                <w:right w:val="nil"/>
+                <w:between w:val="nil"/>
+              </w:pBdr>
+              <w:spacing w:line="240" w:lineRule="auto"/>
+            </w:pPr>
+            <w:r>
               <w:rPr>
-                <w:u w:val="none"/>
-              </w:rPr>
-            </w:pPr>
-            <w:r>
-              <w:rPr>
-                <w:rtl w:val="0"/>
-              </w:rPr>
-              <w:t xml:space="preserve">Address of customer used to deliver placed orders</w:t>
-            </w:r>
-          </w:p>
-          <w:p>
-            <w:pPr>
-              <w:keepNext w:val="0"/>
-              <w:keepLines w:val="0"/>
-              <w:pageBreakBefore w:val="0"/>
-              <w:widowControl w:val="0"/>
-              <w:pBdr>
-                <w:top w:space="0" w:sz="0" w:val="nil"/>
-                <w:left w:space="0" w:sz="0" w:val="nil"/>
-                <w:bottom w:space="0" w:sz="0" w:val="nil"/>
-                <w:right w:space="0" w:sz="0" w:val="nil"/>
-                <w:between w:space="0" w:sz="0" w:val="nil"/>
-              </w:pBdr>
-              <w:shd w:fill="auto" w:val="clear"/>
-              <w:spacing w:after="0" w:before="0" w:line="240" w:lineRule="auto"/>
-              <w:ind w:right="0"/>
-              <w:jc w:val="left"/>
-              <w:rPr/>
-            </w:pPr>
-            <w:r>
-              <w:rPr>
-                <w:i w:val="1"/>
+                <w:i/>
                 <w:sz w:val="24"/>
                 <w:szCs w:val="24"/>
-                <w:rtl w:val="0"/>
               </w:rPr>
-              <w:t xml:space="preserve">Employee</w:t>
-            </w:r>
-            <w:r>
-              <w:rPr>
-                <w:rtl w:val="0"/>
-              </w:rPr>
+              <w:t>Employee</w:t>
             </w:r>
           </w:p>
         </w:tc>
       </w:tr>
       <w:tr>
-        <w:trPr>
-          <w:cantSplit w:val="0"/>
-          <w:tblHeader w:val="0"/>
-        </w:trPr>
         <w:tc>
           <w:tcPr>
-            <w:shd w:fill="auto" w:val="clear"/>
+            <w:tcW w:w="1144" w:type="dxa"/>
             <w:tcMar>
-              <w:top w:w="100.0" w:type="dxa"/>
-              <w:left w:w="100.0" w:type="dxa"/>
-              <w:bottom w:w="100.0" w:type="dxa"/>
-              <w:right w:w="100.0" w:type="dxa"/>
+              <w:top w:w="100" w:type="dxa"/>
+              <w:left w:w="100" w:type="dxa"/>
+              <w:bottom w:w="100" w:type="dxa"/>
+              <w:right w:w="100" w:type="dxa"/>
             </w:tcMar>
-            <w:vAlign w:val="top"/>
           </w:tcPr>
           <w:p>
             <w:pPr>
-              <w:keepNext w:val="0"/>
-              <w:keepLines w:val="0"/>
-              <w:pageBreakBefore w:val="0"/>
               <w:widowControl w:val="0"/>
               <w:pBdr>
-                <w:top w:space="0" w:sz="0" w:val="nil"/>
-                <w:left w:space="0" w:sz="0" w:val="nil"/>
-                <w:bottom w:space="0" w:sz="0" w:val="nil"/>
-                <w:right w:space="0" w:sz="0" w:val="nil"/>
-                <w:between w:space="0" w:sz="0" w:val="nil"/>
+                <w:top w:val="nil"/>
+                <w:left w:val="nil"/>
+                <w:bottom w:val="nil"/>
+                <w:right w:val="nil"/>
+                <w:between w:val="nil"/>
               </w:pBdr>
-              <w:shd w:fill="auto" w:val="clear"/>
-              <w:spacing w:after="0" w:before="0" w:line="240" w:lineRule="auto"/>
-              <w:ind w:left="0" w:right="0" w:firstLine="0"/>
+              <w:spacing w:line="240" w:lineRule="auto"/>
               <w:jc w:val="center"/>
-              <w:rPr/>
-            </w:pPr>
-            <w:r>
-              <w:rPr>
-                <w:rtl w:val="0"/>
-              </w:rPr>
-              <w:t xml:space="preserve">Order</w:t>
+            </w:pPr>
+            <w:r>
+              <w:t>Order</w:t>
             </w:r>
           </w:p>
         </w:tc>
         <w:tc>
           <w:tcPr>
-            <w:shd w:fill="auto" w:val="clear"/>
+            <w:tcW w:w="4107" w:type="dxa"/>
             <w:tcMar>
-              <w:top w:w="100.0" w:type="dxa"/>
-              <w:left w:w="100.0" w:type="dxa"/>
-              <w:bottom w:w="100.0" w:type="dxa"/>
-              <w:right w:w="100.0" w:type="dxa"/>
+              <w:top w:w="100" w:type="dxa"/>
+              <w:left w:w="100" w:type="dxa"/>
+              <w:bottom w:w="100" w:type="dxa"/>
+              <w:right w:w="100" w:type="dxa"/>
             </w:tcMar>
-            <w:vAlign w:val="top"/>
           </w:tcPr>
           <w:p>
-            <w:pPr>
-              <w:rPr/>
-            </w:pPr>
-            <w:r>
-              <w:rPr>
-                <w:rtl w:val="0"/>
-              </w:rPr>
+            <w:r>
               <w:t xml:space="preserve">Primary Key: </w:t>
             </w:r>
           </w:p>
           <w:p>
-            <w:pPr>
-              <w:rPr/>
-            </w:pPr>
-            <w:r>
-              <w:rPr>
-                <w:rtl w:val="0"/>
-              </w:rPr>
-              <w:t xml:space="preserve">order_id - int (10)</w:t>
+            <w:proofErr w:type="spellStart"/>
+            <w:r>
+              <w:t>order_id</w:t>
+            </w:r>
+            <w:proofErr w:type="spellEnd"/>
+            <w:r>
+              <w:t xml:space="preserve"> - int (10)</w:t>
             </w:r>
           </w:p>
           <w:p>
@@ -1183,38 +671,24 @@
                 <w:ilvl w:val="0"/>
                 <w:numId w:val="9"/>
               </w:numPr>
-              <w:ind w:left="720" w:hanging="360"/>
-              <w:rPr>
-                <w:u w:val="none"/>
-              </w:rPr>
-            </w:pPr>
-            <w:r>
-              <w:rPr>
-                <w:rtl w:val="0"/>
-              </w:rPr>
-              <w:t xml:space="preserve">Identifying register for each order</w:t>
-            </w:r>
-          </w:p>
-          <w:p>
-            <w:pPr>
-              <w:rPr/>
-            </w:pPr>
-            <w:r>
-              <w:rPr>
-                <w:rtl w:val="0"/>
-              </w:rPr>
+            </w:pPr>
+            <w:r>
+              <w:t>Identifying register for each order</w:t>
+            </w:r>
+          </w:p>
+          <w:p>
+            <w:r>
               <w:t xml:space="preserve">Foreign Key: </w:t>
             </w:r>
           </w:p>
           <w:p>
-            <w:pPr>
-              <w:rPr/>
-            </w:pPr>
-            <w:r>
-              <w:rPr>
-                <w:rtl w:val="0"/>
-              </w:rPr>
-              <w:t xml:space="preserve">customer_id - int (10)</w:t>
+            <w:proofErr w:type="spellStart"/>
+            <w:r>
+              <w:t>customer_id</w:t>
+            </w:r>
+            <w:proofErr w:type="spellEnd"/>
+            <w:r>
+              <w:t xml:space="preserve"> - int (10)</w:t>
             </w:r>
           </w:p>
           <w:p>
@@ -1223,24 +697,19 @@
                 <w:ilvl w:val="0"/>
                 <w:numId w:val="12"/>
               </w:numPr>
-              <w:ind w:left="720" w:hanging="360"/>
-            </w:pPr>
-            <w:r>
-              <w:rPr>
-                <w:rtl w:val="0"/>
-              </w:rPr>
+            </w:pPr>
+            <w:r>
               <w:t xml:space="preserve">Identifying register for each customer </w:t>
             </w:r>
           </w:p>
           <w:p>
-            <w:pPr>
-              <w:rPr/>
-            </w:pPr>
-            <w:r>
-              <w:rPr>
-                <w:rtl w:val="0"/>
-              </w:rPr>
-              <w:t xml:space="preserve">book_id - int (10)</w:t>
+            <w:proofErr w:type="spellStart"/>
+            <w:r>
+              <w:t>book_id</w:t>
+            </w:r>
+            <w:proofErr w:type="spellEnd"/>
+            <w:r>
+              <w:t xml:space="preserve"> - int (10)</w:t>
             </w:r>
           </w:p>
           <w:p>
@@ -1251,36 +720,25 @@
                 <w:numId w:val="3"/>
               </w:numPr>
               <w:spacing w:line="240" w:lineRule="auto"/>
-              <w:ind w:left="720" w:hanging="360"/>
-            </w:pPr>
-            <w:r>
-              <w:rPr>
-                <w:rtl w:val="0"/>
-              </w:rPr>
-              <w:t xml:space="preserve">Identifying register for each book</w:t>
+            </w:pPr>
+            <w:r>
+              <w:t>Identifying register for each book</w:t>
             </w:r>
           </w:p>
         </w:tc>
         <w:tc>
           <w:tcPr>
-            <w:shd w:fill="auto" w:val="clear"/>
+            <w:tcW w:w="4107" w:type="dxa"/>
             <w:tcMar>
-              <w:top w:w="100.0" w:type="dxa"/>
-              <w:left w:w="100.0" w:type="dxa"/>
-              <w:bottom w:w="100.0" w:type="dxa"/>
-              <w:right w:w="100.0" w:type="dxa"/>
+              <w:top w:w="100" w:type="dxa"/>
+              <w:left w:w="100" w:type="dxa"/>
+              <w:bottom w:w="100" w:type="dxa"/>
+              <w:right w:w="100" w:type="dxa"/>
             </w:tcMar>
-            <w:vAlign w:val="top"/>
           </w:tcPr>
           <w:p>
-            <w:pPr>
-              <w:rPr/>
-            </w:pPr>
-            <w:r>
-              <w:rPr>
-                <w:rtl w:val="0"/>
-              </w:rPr>
-              <w:t xml:space="preserve">quantity - int (5)</w:t>
+            <w:r>
+              <w:t>quantity - int (5)</w:t>
             </w:r>
           </w:p>
           <w:p>
@@ -1289,27 +747,19 @@
                 <w:ilvl w:val="0"/>
                 <w:numId w:val="5"/>
               </w:numPr>
-              <w:ind w:left="720" w:hanging="360"/>
-              <w:rPr>
-                <w:u w:val="none"/>
-              </w:rPr>
-            </w:pPr>
-            <w:r>
-              <w:rPr>
-                <w:rtl w:val="0"/>
-              </w:rPr>
-              <w:t xml:space="preserve">Number of books placed in order</w:t>
-            </w:r>
-          </w:p>
-          <w:p>
-            <w:pPr>
-              <w:rPr/>
-            </w:pPr>
-            <w:r>
-              <w:rPr>
-                <w:rtl w:val="0"/>
-              </w:rPr>
-              <w:t xml:space="preserve">total_price - double (10)</w:t>
+            </w:pPr>
+            <w:r>
+              <w:t>Number of books placed in order</w:t>
+            </w:r>
+          </w:p>
+          <w:p>
+            <w:proofErr w:type="spellStart"/>
+            <w:r>
+              <w:t>total_price</w:t>
+            </w:r>
+            <w:proofErr w:type="spellEnd"/>
+            <w:r>
+              <w:t xml:space="preserve"> - double (10)</w:t>
             </w:r>
           </w:p>
           <w:p>
@@ -1318,27 +768,19 @@
                 <w:ilvl w:val="0"/>
                 <w:numId w:val="15"/>
               </w:numPr>
-              <w:ind w:left="720" w:hanging="360"/>
-              <w:rPr>
-                <w:u w:val="none"/>
-              </w:rPr>
-            </w:pPr>
-            <w:r>
-              <w:rPr>
-                <w:rtl w:val="0"/>
-              </w:rPr>
-              <w:t xml:space="preserve">Total sum of price of books</w:t>
-            </w:r>
-          </w:p>
-          <w:p>
-            <w:pPr>
-              <w:rPr/>
-            </w:pPr>
-            <w:r>
-              <w:rPr>
-                <w:rtl w:val="0"/>
-              </w:rPr>
-              <w:t xml:space="preserve">order_date - date(MM-DD-YYYY)</w:t>
+            </w:pPr>
+            <w:r>
+              <w:t>Total sum of price of books</w:t>
+            </w:r>
+          </w:p>
+          <w:p>
+            <w:proofErr w:type="spellStart"/>
+            <w:r>
+              <w:t>order_date</w:t>
+            </w:r>
+            <w:proofErr w:type="spellEnd"/>
+            <w:r>
+              <w:t xml:space="preserve"> - date(MM-DD-YYYY)</w:t>
             </w:r>
           </w:p>
           <w:p>
@@ -1347,94 +789,65 @@
                 <w:ilvl w:val="0"/>
                 <w:numId w:val="19"/>
               </w:numPr>
-              <w:ind w:left="720" w:hanging="360"/>
-              <w:rPr>
-                <w:u w:val="none"/>
-              </w:rPr>
-            </w:pPr>
-            <w:r>
-              <w:rPr>
-                <w:rtl w:val="0"/>
-              </w:rPr>
-              <w:t xml:space="preserve">Date of which the order was placed</w:t>
+            </w:pPr>
+            <w:r>
+              <w:t>Date of which the order was placed</w:t>
             </w:r>
           </w:p>
         </w:tc>
       </w:tr>
       <w:tr>
-        <w:trPr>
-          <w:cantSplit w:val="0"/>
-          <w:tblHeader w:val="0"/>
-        </w:trPr>
         <w:tc>
           <w:tcPr>
-            <w:shd w:fill="auto" w:val="clear"/>
+            <w:tcW w:w="1144" w:type="dxa"/>
             <w:tcMar>
-              <w:top w:w="100.0" w:type="dxa"/>
-              <w:left w:w="100.0" w:type="dxa"/>
-              <w:bottom w:w="100.0" w:type="dxa"/>
-              <w:right w:w="100.0" w:type="dxa"/>
+              <w:top w:w="100" w:type="dxa"/>
+              <w:left w:w="100" w:type="dxa"/>
+              <w:bottom w:w="100" w:type="dxa"/>
+              <w:right w:w="100" w:type="dxa"/>
             </w:tcMar>
-            <w:vAlign w:val="top"/>
           </w:tcPr>
           <w:p>
             <w:pPr>
-              <w:keepNext w:val="0"/>
-              <w:keepLines w:val="0"/>
-              <w:pageBreakBefore w:val="0"/>
               <w:widowControl w:val="0"/>
               <w:pBdr>
-                <w:top w:space="0" w:sz="0" w:val="nil"/>
-                <w:left w:space="0" w:sz="0" w:val="nil"/>
-                <w:bottom w:space="0" w:sz="0" w:val="nil"/>
-                <w:right w:space="0" w:sz="0" w:val="nil"/>
-                <w:between w:space="0" w:sz="0" w:val="nil"/>
+                <w:top w:val="nil"/>
+                <w:left w:val="nil"/>
+                <w:bottom w:val="nil"/>
+                <w:right w:val="nil"/>
+                <w:between w:val="nil"/>
               </w:pBdr>
-              <w:shd w:fill="auto" w:val="clear"/>
-              <w:spacing w:after="0" w:before="0" w:line="240" w:lineRule="auto"/>
-              <w:ind w:left="0" w:right="0" w:firstLine="0"/>
+              <w:spacing w:line="240" w:lineRule="auto"/>
               <w:jc w:val="center"/>
-              <w:rPr/>
-            </w:pPr>
-            <w:r>
-              <w:rPr>
-                <w:rtl w:val="0"/>
-              </w:rPr>
-              <w:t xml:space="preserve">Supplier</w:t>
+            </w:pPr>
+            <w:r>
+              <w:t>Supplier</w:t>
             </w:r>
           </w:p>
         </w:tc>
         <w:tc>
           <w:tcPr>
-            <w:shd w:fill="auto" w:val="clear"/>
+            <w:tcW w:w="4107" w:type="dxa"/>
             <w:tcMar>
-              <w:top w:w="100.0" w:type="dxa"/>
-              <w:left w:w="100.0" w:type="dxa"/>
-              <w:bottom w:w="100.0" w:type="dxa"/>
-              <w:right w:w="100.0" w:type="dxa"/>
+              <w:top w:w="100" w:type="dxa"/>
+              <w:left w:w="100" w:type="dxa"/>
+              <w:bottom w:w="100" w:type="dxa"/>
+              <w:right w:w="100" w:type="dxa"/>
             </w:tcMar>
-            <w:vAlign w:val="top"/>
           </w:tcPr>
           <w:p>
-            <w:pPr>
-              <w:rPr/>
-            </w:pPr>
-            <w:r>
-              <w:rPr>
-                <w:rtl w:val="0"/>
-              </w:rPr>
+            <w:r>
               <w:t xml:space="preserve">Primary Key: </w:t>
             </w:r>
           </w:p>
           <w:p>
-            <w:pPr>
-              <w:rPr/>
-            </w:pPr>
-            <w:r>
-              <w:rPr>
-                <w:rtl w:val="0"/>
-              </w:rPr>
-              <w:t xml:space="preserve">supplier_id - int (10)</w:t>
+            <w:proofErr w:type="spellStart"/>
+            <w:r>
+              <w:t>supplier_id</w:t>
+            </w:r>
+            <w:proofErr w:type="spellEnd"/>
+            <w:r>
+              <w:t xml:space="preserve"> - int (10)</w:t>
             </w:r>
           </w:p>
           <w:p>
@@ -1443,35 +856,24 @@
                 <w:ilvl w:val="0"/>
                 <w:numId w:val="9"/>
               </w:numPr>
-              <w:ind w:left="720" w:hanging="360"/>
-            </w:pPr>
-            <w:r>
-              <w:rPr>
-                <w:rtl w:val="0"/>
-              </w:rPr>
-              <w:t xml:space="preserve">Identifying register for each supplier</w:t>
-            </w:r>
-          </w:p>
-          <w:p>
-            <w:pPr>
-              <w:rPr/>
-            </w:pPr>
-            <w:r>
-              <w:rPr>
-                <w:rtl w:val="0"/>
-              </w:rPr>
+            </w:pPr>
+            <w:r>
+              <w:t>Identifying register for each supplier</w:t>
+            </w:r>
+          </w:p>
+          <w:p>
+            <w:r>
               <w:t xml:space="preserve">Foreign Key: </w:t>
             </w:r>
           </w:p>
           <w:p>
-            <w:pPr>
-              <w:rPr/>
-            </w:pPr>
-            <w:r>
-              <w:rPr>
-                <w:rtl w:val="0"/>
-              </w:rPr>
-              <w:t xml:space="preserve">book_id - int (10)</w:t>
+            <w:proofErr w:type="spellStart"/>
+            <w:r>
+              <w:t>book_id</w:t>
+            </w:r>
+            <w:proofErr w:type="spellEnd"/>
+            <w:r>
+              <w:t xml:space="preserve"> - int (10)</w:t>
             </w:r>
           </w:p>
           <w:p>
@@ -1482,36 +884,25 @@
                 <w:numId w:val="6"/>
               </w:numPr>
               <w:spacing w:line="240" w:lineRule="auto"/>
-              <w:ind w:left="720" w:hanging="360"/>
-            </w:pPr>
-            <w:r>
-              <w:rPr>
-                <w:rtl w:val="0"/>
-              </w:rPr>
-              <w:t xml:space="preserve">Identifying register for each book</w:t>
+            </w:pPr>
+            <w:r>
+              <w:t>Identifying register for each book</w:t>
             </w:r>
           </w:p>
         </w:tc>
         <w:tc>
           <w:tcPr>
-            <w:shd w:fill="auto" w:val="clear"/>
+            <w:tcW w:w="4107" w:type="dxa"/>
             <w:tcMar>
-              <w:top w:w="100.0" w:type="dxa"/>
-              <w:left w:w="100.0" w:type="dxa"/>
-              <w:bottom w:w="100.0" w:type="dxa"/>
-              <w:right w:w="100.0" w:type="dxa"/>
+              <w:top w:w="100" w:type="dxa"/>
+              <w:left w:w="100" w:type="dxa"/>
+              <w:bottom w:w="100" w:type="dxa"/>
+              <w:right w:w="100" w:type="dxa"/>
             </w:tcMar>
-            <w:vAlign w:val="top"/>
           </w:tcPr>
           <w:p>
-            <w:pPr>
-              <w:rPr/>
-            </w:pPr>
-            <w:r>
-              <w:rPr>
-                <w:rtl w:val="0"/>
-              </w:rPr>
-              <w:t xml:space="preserve">price -  double (10)</w:t>
+            <w:r>
+              <w:t>price -  double (10)</w:t>
             </w:r>
           </w:p>
           <w:p>
@@ -1520,27 +911,14 @@
                 <w:ilvl w:val="0"/>
                 <w:numId w:val="21"/>
               </w:numPr>
-              <w:ind w:left="720" w:hanging="360"/>
-              <w:rPr>
-                <w:u w:val="none"/>
-              </w:rPr>
-            </w:pPr>
-            <w:r>
-              <w:rPr>
-                <w:rtl w:val="0"/>
-              </w:rPr>
-              <w:t xml:space="preserve">The price tag of each book</w:t>
-            </w:r>
-          </w:p>
-          <w:p>
-            <w:pPr>
-              <w:rPr/>
-            </w:pPr>
-            <w:r>
-              <w:rPr>
-                <w:rtl w:val="0"/>
-              </w:rPr>
-              <w:t xml:space="preserve">quantity - int (5)</w:t>
+            </w:pPr>
+            <w:r>
+              <w:t>The price tag of each book</w:t>
+            </w:r>
+          </w:p>
+          <w:p>
+            <w:r>
+              <w:t>quantity - int (5)</w:t>
             </w:r>
           </w:p>
           <w:p>
@@ -1549,216 +927,143 @@
                 <w:ilvl w:val="0"/>
                 <w:numId w:val="4"/>
               </w:numPr>
-              <w:ind w:left="720" w:hanging="360"/>
-              <w:rPr>
-                <w:u w:val="none"/>
-              </w:rPr>
-            </w:pPr>
-            <w:r>
-              <w:rPr>
-                <w:rtl w:val="0"/>
-              </w:rPr>
+            </w:pPr>
+            <w:r>
               <w:t xml:space="preserve">Number book(s) bought from the supplier </w:t>
             </w:r>
           </w:p>
-          <w:p>
-            <w:pPr>
-              <w:rPr/>
-            </w:pPr>
-            <w:r>
-              <w:rPr>
-                <w:rtl w:val="0"/>
-              </w:rPr>
-            </w:r>
-          </w:p>
-          <w:p>
-            <w:pPr>
-              <w:keepNext w:val="0"/>
-              <w:keepLines w:val="0"/>
-              <w:pageBreakBefore w:val="0"/>
+          <w:p/>
+          <w:p>
+            <w:pPr>
               <w:widowControl w:val="0"/>
               <w:pBdr>
-                <w:top w:space="0" w:sz="0" w:val="nil"/>
-                <w:left w:space="0" w:sz="0" w:val="nil"/>
-                <w:bottom w:space="0" w:sz="0" w:val="nil"/>
-                <w:right w:space="0" w:sz="0" w:val="nil"/>
-                <w:between w:space="0" w:sz="0" w:val="nil"/>
+                <w:top w:val="nil"/>
+                <w:left w:val="nil"/>
+                <w:bottom w:val="nil"/>
+                <w:right w:val="nil"/>
+                <w:between w:val="nil"/>
               </w:pBdr>
-              <w:shd w:fill="auto" w:val="clear"/>
-              <w:spacing w:after="0" w:before="0" w:line="240" w:lineRule="auto"/>
-              <w:ind w:left="0" w:right="0" w:firstLine="0"/>
-              <w:jc w:val="left"/>
-              <w:rPr/>
-            </w:pPr>
-            <w:r>
-              <w:rPr>
-                <w:rtl w:val="0"/>
-              </w:rPr>
-            </w:r>
+              <w:spacing w:line="240" w:lineRule="auto"/>
+            </w:pPr>
           </w:p>
         </w:tc>
       </w:tr>
       <w:tr>
-        <w:trPr>
-          <w:cantSplit w:val="0"/>
-          <w:tblHeader w:val="0"/>
-        </w:trPr>
         <w:tc>
           <w:tcPr>
-            <w:shd w:fill="auto" w:val="clear"/>
+            <w:tcW w:w="1144" w:type="dxa"/>
             <w:tcMar>
-              <w:top w:w="100.0" w:type="dxa"/>
-              <w:left w:w="100.0" w:type="dxa"/>
-              <w:bottom w:w="100.0" w:type="dxa"/>
-              <w:right w:w="100.0" w:type="dxa"/>
+              <w:top w:w="100" w:type="dxa"/>
+              <w:left w:w="100" w:type="dxa"/>
+              <w:bottom w:w="100" w:type="dxa"/>
+              <w:right w:w="100" w:type="dxa"/>
             </w:tcMar>
-            <w:vAlign w:val="top"/>
           </w:tcPr>
           <w:p>
             <w:pPr>
-              <w:keepNext w:val="0"/>
-              <w:keepLines w:val="0"/>
-              <w:pageBreakBefore w:val="0"/>
               <w:widowControl w:val="0"/>
               <w:pBdr>
-                <w:top w:space="0" w:sz="0" w:val="nil"/>
-                <w:left w:space="0" w:sz="0" w:val="nil"/>
-                <w:bottom w:space="0" w:sz="0" w:val="nil"/>
-                <w:right w:space="0" w:sz="0" w:val="nil"/>
-                <w:between w:space="0" w:sz="0" w:val="nil"/>
+                <w:top w:val="nil"/>
+                <w:left w:val="nil"/>
+                <w:bottom w:val="nil"/>
+                <w:right w:val="nil"/>
+                <w:between w:val="nil"/>
               </w:pBdr>
-              <w:shd w:fill="auto" w:val="clear"/>
-              <w:spacing w:after="0" w:before="0" w:line="240" w:lineRule="auto"/>
-              <w:ind w:left="0" w:right="0" w:firstLine="0"/>
+              <w:spacing w:line="240" w:lineRule="auto"/>
               <w:jc w:val="center"/>
-              <w:rPr/>
-            </w:pPr>
-            <w:r>
-              <w:rPr>
-                <w:rtl w:val="0"/>
-              </w:rPr>
-              <w:t xml:space="preserve">Book</w:t>
+            </w:pPr>
+            <w:r>
+              <w:t>Book</w:t>
             </w:r>
           </w:p>
         </w:tc>
         <w:tc>
           <w:tcPr>
-            <w:shd w:fill="auto" w:val="clear"/>
+            <w:tcW w:w="4107" w:type="dxa"/>
             <w:tcMar>
-              <w:top w:w="100.0" w:type="dxa"/>
-              <w:left w:w="100.0" w:type="dxa"/>
-              <w:bottom w:w="100.0" w:type="dxa"/>
-              <w:right w:w="100.0" w:type="dxa"/>
+              <w:top w:w="100" w:type="dxa"/>
+              <w:left w:w="100" w:type="dxa"/>
+              <w:bottom w:w="100" w:type="dxa"/>
+              <w:right w:w="100" w:type="dxa"/>
             </w:tcMar>
-            <w:vAlign w:val="top"/>
           </w:tcPr>
           <w:p>
             <w:pPr>
-              <w:keepNext w:val="0"/>
-              <w:keepLines w:val="0"/>
-              <w:pageBreakBefore w:val="0"/>
               <w:widowControl w:val="0"/>
               <w:pBdr>
-                <w:top w:space="0" w:sz="0" w:val="nil"/>
-                <w:left w:space="0" w:sz="0" w:val="nil"/>
-                <w:bottom w:space="0" w:sz="0" w:val="nil"/>
-                <w:right w:space="0" w:sz="0" w:val="nil"/>
-                <w:between w:space="0" w:sz="0" w:val="nil"/>
+                <w:top w:val="nil"/>
+                <w:left w:val="nil"/>
+                <w:bottom w:val="nil"/>
+                <w:right w:val="nil"/>
+                <w:between w:val="nil"/>
               </w:pBdr>
-              <w:shd w:fill="auto" w:val="clear"/>
-              <w:spacing w:after="0" w:before="0" w:line="240" w:lineRule="auto"/>
-              <w:ind w:left="0" w:right="0" w:firstLine="0"/>
-              <w:jc w:val="left"/>
-              <w:rPr/>
-            </w:pPr>
-            <w:r>
-              <w:rPr>
-                <w:rtl w:val="0"/>
-              </w:rPr>
+              <w:spacing w:line="240" w:lineRule="auto"/>
+            </w:pPr>
+            <w:r>
               <w:t xml:space="preserve">Primary Key: </w:t>
             </w:r>
           </w:p>
           <w:p>
             <w:pPr>
-              <w:keepNext w:val="0"/>
-              <w:keepLines w:val="0"/>
-              <w:pageBreakBefore w:val="0"/>
               <w:widowControl w:val="0"/>
               <w:pBdr>
-                <w:top w:space="0" w:sz="0" w:val="nil"/>
-                <w:left w:space="0" w:sz="0" w:val="nil"/>
-                <w:bottom w:space="0" w:sz="0" w:val="nil"/>
-                <w:right w:space="0" w:sz="0" w:val="nil"/>
-                <w:between w:space="0" w:sz="0" w:val="nil"/>
+                <w:top w:val="nil"/>
+                <w:left w:val="nil"/>
+                <w:bottom w:val="nil"/>
+                <w:right w:val="nil"/>
+                <w:between w:val="nil"/>
               </w:pBdr>
-              <w:shd w:fill="auto" w:val="clear"/>
-              <w:spacing w:after="0" w:before="0" w:line="240" w:lineRule="auto"/>
-              <w:ind w:left="0" w:right="0" w:firstLine="0"/>
-              <w:jc w:val="left"/>
-              <w:rPr/>
-            </w:pPr>
-            <w:r>
-              <w:rPr>
-                <w:rtl w:val="0"/>
-              </w:rPr>
-              <w:t xml:space="preserve">book_id - int (10)</w:t>
-            </w:r>
-          </w:p>
-          <w:p>
-            <w:pPr>
-              <w:keepNext w:val="0"/>
-              <w:keepLines w:val="0"/>
-              <w:pageBreakBefore w:val="0"/>
+              <w:spacing w:line="240" w:lineRule="auto"/>
+            </w:pPr>
+            <w:proofErr w:type="spellStart"/>
+            <w:r>
+              <w:lastRenderedPageBreak/>
+              <w:t>book_id</w:t>
+            </w:r>
+            <w:proofErr w:type="spellEnd"/>
+            <w:r>
+              <w:t xml:space="preserve"> - int (10)</w:t>
+            </w:r>
+          </w:p>
+          <w:p>
+            <w:pPr>
               <w:widowControl w:val="0"/>
               <w:numPr>
                 <w:ilvl w:val="0"/>
                 <w:numId w:val="6"/>
               </w:numPr>
               <w:pBdr>
-                <w:top w:space="0" w:sz="0" w:val="nil"/>
-                <w:left w:space="0" w:sz="0" w:val="nil"/>
-                <w:bottom w:space="0" w:sz="0" w:val="nil"/>
-                <w:right w:space="0" w:sz="0" w:val="nil"/>
-                <w:between w:space="0" w:sz="0" w:val="nil"/>
+                <w:top w:val="nil"/>
+                <w:left w:val="nil"/>
+                <w:bottom w:val="nil"/>
+                <w:right w:val="nil"/>
+                <w:between w:val="nil"/>
               </w:pBdr>
-              <w:shd w:fill="auto" w:val="clear"/>
-              <w:spacing w:after="0" w:before="0" w:line="240" w:lineRule="auto"/>
-              <w:ind w:left="720" w:right="0" w:hanging="360"/>
-              <w:jc w:val="left"/>
-              <w:rPr>
-                <w:u w:val="none"/>
-              </w:rPr>
-            </w:pPr>
-            <w:r>
-              <w:rPr>
-                <w:rtl w:val="0"/>
-              </w:rPr>
-              <w:t xml:space="preserve">Identifying register for each book</w:t>
+              <w:spacing w:line="240" w:lineRule="auto"/>
+            </w:pPr>
+            <w:r>
+              <w:t>Identifying register for each book</w:t>
             </w:r>
           </w:p>
         </w:tc>
         <w:tc>
           <w:tcPr>
-            <w:shd w:fill="auto" w:val="clear"/>
+            <w:tcW w:w="4107" w:type="dxa"/>
             <w:tcMar>
-              <w:top w:w="100.0" w:type="dxa"/>
-              <w:left w:w="100.0" w:type="dxa"/>
-              <w:bottom w:w="100.0" w:type="dxa"/>
-              <w:right w:w="100.0" w:type="dxa"/>
+              <w:top w:w="100" w:type="dxa"/>
+              <w:left w:w="100" w:type="dxa"/>
+              <w:bottom w:w="100" w:type="dxa"/>
+              <w:right w:w="100" w:type="dxa"/>
             </w:tcMar>
-            <w:vAlign w:val="top"/>
           </w:tcPr>
           <w:p>
             <w:pPr>
               <w:widowControl w:val="0"/>
               <w:spacing w:line="240" w:lineRule="auto"/>
-              <w:rPr/>
-            </w:pPr>
-            <w:r>
-              <w:rPr>
-                <w:rtl w:val="0"/>
-              </w:rPr>
-              <w:t xml:space="preserve">Price - double (4)</w:t>
+            </w:pPr>
+            <w:r>
+              <w:lastRenderedPageBreak/>
+              <w:t>Price - double (4)</w:t>
             </w:r>
           </w:p>
           <w:p>
@@ -1769,531 +1074,367 @@
                 <w:numId w:val="7"/>
               </w:numPr>
               <w:spacing w:line="240" w:lineRule="auto"/>
-              <w:ind w:left="720" w:hanging="360"/>
-              <w:rPr>
-                <w:u w:val="none"/>
-              </w:rPr>
-            </w:pPr>
-            <w:r>
-              <w:rPr>
-                <w:rtl w:val="0"/>
-              </w:rPr>
+            </w:pPr>
+            <w:r>
+              <w:lastRenderedPageBreak/>
               <w:t xml:space="preserve"> Cost of each book</w:t>
             </w:r>
           </w:p>
           <w:p>
             <w:pPr>
-              <w:keepNext w:val="0"/>
-              <w:keepLines w:val="0"/>
-              <w:pageBreakBefore w:val="0"/>
               <w:widowControl w:val="0"/>
               <w:pBdr>
-                <w:top w:space="0" w:sz="0" w:val="nil"/>
-                <w:left w:space="0" w:sz="0" w:val="nil"/>
-                <w:bottom w:space="0" w:sz="0" w:val="nil"/>
-                <w:right w:space="0" w:sz="0" w:val="nil"/>
-                <w:between w:space="0" w:sz="0" w:val="nil"/>
+                <w:top w:val="nil"/>
+                <w:left w:val="nil"/>
+                <w:bottom w:val="nil"/>
+                <w:right w:val="nil"/>
+                <w:between w:val="nil"/>
               </w:pBdr>
-              <w:shd w:fill="auto" w:val="clear"/>
-              <w:spacing w:after="0" w:before="0" w:line="240" w:lineRule="auto"/>
-              <w:ind w:left="0" w:right="0" w:firstLine="0"/>
-              <w:jc w:val="left"/>
-              <w:rPr/>
-            </w:pPr>
-            <w:r>
-              <w:rPr>
-                <w:rtl w:val="0"/>
-              </w:rPr>
-              <w:t xml:space="preserve">age_rating - int (2)</w:t>
-            </w:r>
-          </w:p>
-          <w:p>
-            <w:pPr>
-              <w:keepNext w:val="0"/>
-              <w:keepLines w:val="0"/>
-              <w:pageBreakBefore w:val="0"/>
+              <w:spacing w:line="240" w:lineRule="auto"/>
+            </w:pPr>
+            <w:proofErr w:type="spellStart"/>
+            <w:r>
+              <w:t>age_rating</w:t>
+            </w:r>
+            <w:proofErr w:type="spellEnd"/>
+            <w:r>
+              <w:t xml:space="preserve"> - int (2)</w:t>
+            </w:r>
+          </w:p>
+          <w:p>
+            <w:pPr>
               <w:widowControl w:val="0"/>
               <w:numPr>
                 <w:ilvl w:val="0"/>
                 <w:numId w:val="1"/>
               </w:numPr>
               <w:pBdr>
-                <w:top w:space="0" w:sz="0" w:val="nil"/>
-                <w:left w:space="0" w:sz="0" w:val="nil"/>
-                <w:bottom w:space="0" w:sz="0" w:val="nil"/>
-                <w:right w:space="0" w:sz="0" w:val="nil"/>
-                <w:between w:space="0" w:sz="0" w:val="nil"/>
+                <w:top w:val="nil"/>
+                <w:left w:val="nil"/>
+                <w:bottom w:val="nil"/>
+                <w:right w:val="nil"/>
+                <w:between w:val="nil"/>
               </w:pBdr>
-              <w:shd w:fill="auto" w:val="clear"/>
-              <w:spacing w:after="0" w:before="0" w:line="240" w:lineRule="auto"/>
-              <w:ind w:left="720" w:right="0" w:hanging="360"/>
-              <w:jc w:val="left"/>
-              <w:rPr>
-                <w:u w:val="none"/>
-              </w:rPr>
-            </w:pPr>
-            <w:r>
-              <w:rPr>
-                <w:rtl w:val="0"/>
-              </w:rPr>
-              <w:t xml:space="preserve">The appropriate age range for the intended audience of the book</w:t>
-            </w:r>
-          </w:p>
-          <w:p>
-            <w:pPr>
-              <w:keepNext w:val="0"/>
-              <w:keepLines w:val="0"/>
-              <w:pageBreakBefore w:val="0"/>
+              <w:spacing w:line="240" w:lineRule="auto"/>
+            </w:pPr>
+            <w:r>
+              <w:t>The appropriate age range for the intended audience of the book</w:t>
+            </w:r>
+          </w:p>
+          <w:p>
+            <w:pPr>
               <w:widowControl w:val="0"/>
               <w:pBdr>
-                <w:top w:space="0" w:sz="0" w:val="nil"/>
-                <w:left w:space="0" w:sz="0" w:val="nil"/>
-                <w:bottom w:space="0" w:sz="0" w:val="nil"/>
-                <w:right w:space="0" w:sz="0" w:val="nil"/>
-                <w:between w:space="0" w:sz="0" w:val="nil"/>
+                <w:top w:val="nil"/>
+                <w:left w:val="nil"/>
+                <w:bottom w:val="nil"/>
+                <w:right w:val="nil"/>
+                <w:between w:val="nil"/>
               </w:pBdr>
-              <w:shd w:fill="auto" w:val="clear"/>
-              <w:spacing w:after="0" w:before="0" w:line="240" w:lineRule="auto"/>
-              <w:ind w:left="0" w:right="0" w:firstLine="0"/>
-              <w:jc w:val="left"/>
-              <w:rPr/>
-            </w:pPr>
-            <w:r>
-              <w:rPr>
-                <w:rtl w:val="0"/>
-              </w:rPr>
-              <w:t xml:space="preserve">genre - varchar (20)</w:t>
-            </w:r>
-          </w:p>
-          <w:p>
-            <w:pPr>
-              <w:keepNext w:val="0"/>
-              <w:keepLines w:val="0"/>
-              <w:pageBreakBefore w:val="0"/>
+              <w:spacing w:line="240" w:lineRule="auto"/>
+            </w:pPr>
+            <w:r>
+              <w:t>genre - varchar (20)</w:t>
+            </w:r>
+          </w:p>
+          <w:p>
+            <w:pPr>
               <w:widowControl w:val="0"/>
               <w:numPr>
                 <w:ilvl w:val="0"/>
                 <w:numId w:val="18"/>
               </w:numPr>
               <w:pBdr>
-                <w:top w:space="0" w:sz="0" w:val="nil"/>
-                <w:left w:space="0" w:sz="0" w:val="nil"/>
-                <w:bottom w:space="0" w:sz="0" w:val="nil"/>
-                <w:right w:space="0" w:sz="0" w:val="nil"/>
-                <w:between w:space="0" w:sz="0" w:val="nil"/>
+                <w:top w:val="nil"/>
+                <w:left w:val="nil"/>
+                <w:bottom w:val="nil"/>
+                <w:right w:val="nil"/>
+                <w:between w:val="nil"/>
               </w:pBdr>
-              <w:shd w:fill="auto" w:val="clear"/>
-              <w:spacing w:after="0" w:before="0" w:line="240" w:lineRule="auto"/>
-              <w:ind w:left="720" w:right="0" w:hanging="360"/>
-              <w:jc w:val="left"/>
-              <w:rPr>
-                <w:u w:val="none"/>
-              </w:rPr>
-            </w:pPr>
-            <w:r>
-              <w:rPr>
-                <w:rtl w:val="0"/>
-              </w:rPr>
-              <w:t xml:space="preserve">Categorizes books to assist users as they search</w:t>
-            </w:r>
-          </w:p>
-          <w:p>
-            <w:pPr>
-              <w:keepNext w:val="0"/>
-              <w:keepLines w:val="0"/>
-              <w:pageBreakBefore w:val="0"/>
+              <w:spacing w:line="240" w:lineRule="auto"/>
+            </w:pPr>
+            <w:r>
+              <w:t>Categorizes books to assist users as they search</w:t>
+            </w:r>
+          </w:p>
+          <w:p>
+            <w:pPr>
               <w:widowControl w:val="0"/>
               <w:pBdr>
-                <w:top w:space="0" w:sz="0" w:val="nil"/>
-                <w:left w:space="0" w:sz="0" w:val="nil"/>
-                <w:bottom w:space="0" w:sz="0" w:val="nil"/>
-                <w:right w:space="0" w:sz="0" w:val="nil"/>
-                <w:between w:space="0" w:sz="0" w:val="nil"/>
+                <w:top w:val="nil"/>
+                <w:left w:val="nil"/>
+                <w:bottom w:val="nil"/>
+                <w:right w:val="nil"/>
+                <w:between w:val="nil"/>
               </w:pBdr>
-              <w:shd w:fill="auto" w:val="clear"/>
-              <w:spacing w:after="0" w:before="0" w:line="240" w:lineRule="auto"/>
-              <w:ind w:left="0" w:right="0" w:firstLine="0"/>
-              <w:jc w:val="left"/>
-              <w:rPr/>
-            </w:pPr>
-            <w:r>
-              <w:rPr>
-                <w:rtl w:val="0"/>
-              </w:rPr>
-              <w:t xml:space="preserve">quantity_available - int (5)</w:t>
-            </w:r>
-          </w:p>
-          <w:p>
-            <w:pPr>
-              <w:keepNext w:val="0"/>
-              <w:keepLines w:val="0"/>
-              <w:pageBreakBefore w:val="0"/>
+              <w:spacing w:line="240" w:lineRule="auto"/>
+            </w:pPr>
+            <w:proofErr w:type="spellStart"/>
+            <w:r>
+              <w:t>quantity_available</w:t>
+            </w:r>
+            <w:proofErr w:type="spellEnd"/>
+            <w:r>
+              <w:t xml:space="preserve"> - int (5)</w:t>
+            </w:r>
+          </w:p>
+          <w:p>
+            <w:pPr>
               <w:widowControl w:val="0"/>
               <w:numPr>
                 <w:ilvl w:val="0"/>
                 <w:numId w:val="8"/>
               </w:numPr>
               <w:pBdr>
-                <w:top w:space="0" w:sz="0" w:val="nil"/>
-                <w:left w:space="0" w:sz="0" w:val="nil"/>
-                <w:bottom w:space="0" w:sz="0" w:val="nil"/>
-                <w:right w:space="0" w:sz="0" w:val="nil"/>
-                <w:between w:space="0" w:sz="0" w:val="nil"/>
+                <w:top w:val="nil"/>
+                <w:left w:val="nil"/>
+                <w:bottom w:val="nil"/>
+                <w:right w:val="nil"/>
+                <w:between w:val="nil"/>
               </w:pBdr>
-              <w:shd w:fill="auto" w:val="clear"/>
-              <w:spacing w:after="0" w:before="0" w:line="240" w:lineRule="auto"/>
-              <w:ind w:left="720" w:right="0" w:hanging="360"/>
-              <w:jc w:val="left"/>
-              <w:rPr>
-                <w:u w:val="none"/>
-              </w:rPr>
-            </w:pPr>
-            <w:r>
-              <w:rPr>
-                <w:rtl w:val="0"/>
-              </w:rPr>
-              <w:t xml:space="preserve">Tracks the number of copies available for each book</w:t>
-            </w:r>
-          </w:p>
-          <w:p>
-            <w:pPr>
-              <w:keepNext w:val="0"/>
-              <w:keepLines w:val="0"/>
-              <w:pageBreakBefore w:val="0"/>
+              <w:spacing w:line="240" w:lineRule="auto"/>
+            </w:pPr>
+            <w:r>
+              <w:t>Tracks the number of copies available for each book</w:t>
+            </w:r>
+          </w:p>
+          <w:p>
+            <w:pPr>
               <w:widowControl w:val="0"/>
               <w:pBdr>
-                <w:top w:space="0" w:sz="0" w:val="nil"/>
-                <w:left w:space="0" w:sz="0" w:val="nil"/>
-                <w:bottom w:space="0" w:sz="0" w:val="nil"/>
-                <w:right w:space="0" w:sz="0" w:val="nil"/>
-                <w:between w:space="0" w:sz="0" w:val="nil"/>
+                <w:top w:val="nil"/>
+                <w:left w:val="nil"/>
+                <w:bottom w:val="nil"/>
+                <w:right w:val="nil"/>
+                <w:between w:val="nil"/>
               </w:pBdr>
-              <w:shd w:fill="auto" w:val="clear"/>
-              <w:spacing w:after="0" w:before="0" w:line="240" w:lineRule="auto"/>
-              <w:ind w:left="0" w:right="0" w:firstLine="0"/>
-              <w:jc w:val="left"/>
-              <w:rPr/>
-            </w:pPr>
-            <w:r>
-              <w:rPr>
-                <w:rtl w:val="0"/>
-              </w:rPr>
-              <w:t xml:space="preserve">quantity _sold - int (5)</w:t>
-            </w:r>
-          </w:p>
-          <w:p>
-            <w:pPr>
-              <w:keepNext w:val="0"/>
-              <w:keepLines w:val="0"/>
-              <w:pageBreakBefore w:val="0"/>
+              <w:spacing w:line="240" w:lineRule="auto"/>
+            </w:pPr>
+            <w:r>
+              <w:t>quantity _sold - int (5)</w:t>
+            </w:r>
+          </w:p>
+          <w:p>
+            <w:pPr>
               <w:widowControl w:val="0"/>
               <w:numPr>
                 <w:ilvl w:val="0"/>
                 <w:numId w:val="16"/>
               </w:numPr>
               <w:pBdr>
-                <w:top w:space="0" w:sz="0" w:val="nil"/>
-                <w:left w:space="0" w:sz="0" w:val="nil"/>
-                <w:bottom w:space="0" w:sz="0" w:val="nil"/>
-                <w:right w:space="0" w:sz="0" w:val="nil"/>
-                <w:between w:space="0" w:sz="0" w:val="nil"/>
+                <w:top w:val="nil"/>
+                <w:left w:val="nil"/>
+                <w:bottom w:val="nil"/>
+                <w:right w:val="nil"/>
+                <w:between w:val="nil"/>
               </w:pBdr>
-              <w:shd w:fill="auto" w:val="clear"/>
-              <w:spacing w:after="0" w:before="0" w:line="240" w:lineRule="auto"/>
-              <w:ind w:left="720" w:right="0" w:hanging="360"/>
-              <w:jc w:val="left"/>
-              <w:rPr>
-                <w:u w:val="none"/>
-              </w:rPr>
-            </w:pPr>
-            <w:r>
-              <w:rPr>
-                <w:rtl w:val="0"/>
-              </w:rPr>
-              <w:t xml:space="preserve">Records the total number of copies each book sold</w:t>
-            </w:r>
-          </w:p>
-          <w:p>
-            <w:pPr>
-              <w:keepNext w:val="0"/>
-              <w:keepLines w:val="0"/>
-              <w:pageBreakBefore w:val="0"/>
+              <w:spacing w:line="240" w:lineRule="auto"/>
+            </w:pPr>
+            <w:r>
+              <w:t>Records the total number of copies each book sold</w:t>
+            </w:r>
+          </w:p>
+          <w:p>
+            <w:pPr>
               <w:widowControl w:val="0"/>
               <w:pBdr>
-                <w:top w:space="0" w:sz="0" w:val="nil"/>
-                <w:left w:space="0" w:sz="0" w:val="nil"/>
-                <w:bottom w:space="0" w:sz="0" w:val="nil"/>
-                <w:right w:space="0" w:sz="0" w:val="nil"/>
-                <w:between w:space="0" w:sz="0" w:val="nil"/>
+                <w:top w:val="nil"/>
+                <w:left w:val="nil"/>
+                <w:bottom w:val="nil"/>
+                <w:right w:val="nil"/>
+                <w:between w:val="nil"/>
               </w:pBdr>
-              <w:shd w:fill="auto" w:val="clear"/>
-              <w:spacing w:after="0" w:before="0" w:line="240" w:lineRule="auto"/>
-              <w:ind w:left="0" w:right="0" w:firstLine="0"/>
-              <w:jc w:val="left"/>
-              <w:rPr/>
-            </w:pPr>
-            <w:r>
-              <w:rPr>
-                <w:rtl w:val="0"/>
-              </w:rPr>
-              <w:t xml:space="preserve">title - varchar (100)</w:t>
-            </w:r>
-          </w:p>
-          <w:p>
-            <w:pPr>
-              <w:keepNext w:val="0"/>
-              <w:keepLines w:val="0"/>
-              <w:pageBreakBefore w:val="0"/>
+              <w:spacing w:line="240" w:lineRule="auto"/>
+            </w:pPr>
+            <w:r>
+              <w:t>title - varchar (100)</w:t>
+            </w:r>
+          </w:p>
+          <w:p>
+            <w:pPr>
               <w:widowControl w:val="0"/>
               <w:numPr>
                 <w:ilvl w:val="0"/>
                 <w:numId w:val="13"/>
               </w:numPr>
               <w:pBdr>
-                <w:top w:space="0" w:sz="0" w:val="nil"/>
-                <w:left w:space="0" w:sz="0" w:val="nil"/>
-                <w:bottom w:space="0" w:sz="0" w:val="nil"/>
-                <w:right w:space="0" w:sz="0" w:val="nil"/>
-                <w:between w:space="0" w:sz="0" w:val="nil"/>
+                <w:top w:val="nil"/>
+                <w:left w:val="nil"/>
+                <w:bottom w:val="nil"/>
+                <w:right w:val="nil"/>
+                <w:between w:val="nil"/>
               </w:pBdr>
-              <w:shd w:fill="auto" w:val="clear"/>
-              <w:spacing w:after="0" w:before="0" w:line="240" w:lineRule="auto"/>
-              <w:ind w:left="720" w:right="0" w:hanging="360"/>
-              <w:jc w:val="left"/>
-              <w:rPr>
-                <w:u w:val="none"/>
-              </w:rPr>
-            </w:pPr>
-            <w:r>
-              <w:rPr>
-                <w:rtl w:val="0"/>
-              </w:rPr>
-              <w:t xml:space="preserve">Allows users to search for the name of a book</w:t>
-            </w:r>
-          </w:p>
-          <w:p>
-            <w:pPr>
-              <w:keepNext w:val="0"/>
-              <w:keepLines w:val="0"/>
-              <w:pageBreakBefore w:val="0"/>
+              <w:spacing w:line="240" w:lineRule="auto"/>
+            </w:pPr>
+            <w:r>
+              <w:t>Allows users to search for the name of a book</w:t>
+            </w:r>
+          </w:p>
+          <w:p>
+            <w:pPr>
               <w:widowControl w:val="0"/>
               <w:pBdr>
-                <w:top w:space="0" w:sz="0" w:val="nil"/>
-                <w:left w:space="0" w:sz="0" w:val="nil"/>
-                <w:bottom w:space="0" w:sz="0" w:val="nil"/>
-                <w:right w:space="0" w:sz="0" w:val="nil"/>
-                <w:between w:space="0" w:sz="0" w:val="nil"/>
+                <w:top w:val="nil"/>
+                <w:left w:val="nil"/>
+                <w:bottom w:val="nil"/>
+                <w:right w:val="nil"/>
+                <w:between w:val="nil"/>
               </w:pBdr>
-              <w:shd w:fill="auto" w:val="clear"/>
-              <w:spacing w:after="0" w:before="0" w:line="240" w:lineRule="auto"/>
-              <w:ind w:left="720" w:right="0" w:firstLine="0"/>
-              <w:jc w:val="left"/>
-              <w:rPr/>
-            </w:pPr>
-            <w:r>
-              <w:rPr>
-                <w:rtl w:val="0"/>
-              </w:rPr>
-            </w:r>
-          </w:p>
-          <w:p>
-            <w:pPr>
-              <w:keepNext w:val="0"/>
-              <w:keepLines w:val="0"/>
-              <w:pageBreakBefore w:val="0"/>
+              <w:spacing w:line="240" w:lineRule="auto"/>
+              <w:ind w:left="720"/>
+            </w:pPr>
+          </w:p>
+          <w:p>
+            <w:pPr>
               <w:widowControl w:val="0"/>
               <w:pBdr>
-                <w:top w:space="0" w:sz="0" w:val="nil"/>
-                <w:left w:space="0" w:sz="0" w:val="nil"/>
-                <w:bottom w:space="0" w:sz="0" w:val="nil"/>
-                <w:right w:space="0" w:sz="0" w:val="nil"/>
-                <w:between w:space="0" w:sz="0" w:val="nil"/>
+                <w:top w:val="nil"/>
+                <w:left w:val="nil"/>
+                <w:bottom w:val="nil"/>
+                <w:right w:val="nil"/>
+                <w:between w:val="nil"/>
               </w:pBdr>
-              <w:shd w:fill="auto" w:val="clear"/>
-              <w:spacing w:after="0" w:before="0" w:line="240" w:lineRule="auto"/>
-              <w:ind w:left="0" w:right="0" w:firstLine="0"/>
-              <w:jc w:val="left"/>
-              <w:rPr/>
-            </w:pPr>
-            <w:r>
-              <w:rPr>
-                <w:rtl w:val="0"/>
-              </w:rPr>
-              <w:t xml:space="preserve">author_id - int (10)</w:t>
-            </w:r>
-          </w:p>
-          <w:p>
-            <w:pPr>
-              <w:keepNext w:val="0"/>
-              <w:keepLines w:val="0"/>
-              <w:pageBreakBefore w:val="0"/>
+              <w:spacing w:line="240" w:lineRule="auto"/>
+            </w:pPr>
+            <w:proofErr w:type="spellStart"/>
+            <w:r>
+              <w:t>author_id</w:t>
+            </w:r>
+            <w:proofErr w:type="spellEnd"/>
+            <w:r>
+              <w:t xml:space="preserve"> - int (10)</w:t>
+            </w:r>
+          </w:p>
+          <w:p>
+            <w:pPr>
               <w:widowControl w:val="0"/>
               <w:numPr>
                 <w:ilvl w:val="0"/>
                 <w:numId w:val="14"/>
               </w:numPr>
               <w:pBdr>
-                <w:top w:space="0" w:sz="0" w:val="nil"/>
-                <w:left w:space="0" w:sz="0" w:val="nil"/>
-                <w:bottom w:space="0" w:sz="0" w:val="nil"/>
-                <w:right w:space="0" w:sz="0" w:val="nil"/>
-                <w:between w:space="0" w:sz="0" w:val="nil"/>
+                <w:top w:val="nil"/>
+                <w:left w:val="nil"/>
+                <w:bottom w:val="nil"/>
+                <w:right w:val="nil"/>
+                <w:between w:val="nil"/>
               </w:pBdr>
-              <w:shd w:fill="auto" w:val="clear"/>
-              <w:spacing w:after="0" w:before="0" w:line="240" w:lineRule="auto"/>
-              <w:ind w:left="720" w:right="0" w:hanging="360"/>
-              <w:jc w:val="left"/>
-              <w:rPr>
-                <w:u w:val="none"/>
-              </w:rPr>
-            </w:pPr>
-            <w:r>
-              <w:rPr>
-                <w:rtl w:val="0"/>
-              </w:rPr>
-              <w:t xml:space="preserve">Links each book to its designated author</w:t>
-            </w:r>
-          </w:p>
-          <w:p>
-            <w:pPr>
-              <w:keepNext w:val="0"/>
-              <w:keepLines w:val="0"/>
-              <w:pageBreakBefore w:val="0"/>
+              <w:spacing w:line="240" w:lineRule="auto"/>
+            </w:pPr>
+            <w:r>
+              <w:t>Links each book to its designated author</w:t>
+            </w:r>
+          </w:p>
+          <w:p>
+            <w:pPr>
               <w:widowControl w:val="0"/>
               <w:pBdr>
-                <w:top w:space="0" w:sz="0" w:val="nil"/>
-                <w:left w:space="0" w:sz="0" w:val="nil"/>
-                <w:bottom w:space="0" w:sz="0" w:val="nil"/>
-                <w:right w:space="0" w:sz="0" w:val="nil"/>
-                <w:between w:space="0" w:sz="0" w:val="nil"/>
+                <w:top w:val="nil"/>
+                <w:left w:val="nil"/>
+                <w:bottom w:val="nil"/>
+                <w:right w:val="nil"/>
+                <w:between w:val="nil"/>
               </w:pBdr>
-              <w:shd w:fill="auto" w:val="clear"/>
-              <w:spacing w:after="0" w:before="0" w:line="240" w:lineRule="auto"/>
-              <w:ind w:left="0" w:right="0" w:firstLine="0"/>
-              <w:jc w:val="left"/>
-              <w:rPr/>
-            </w:pPr>
-            <w:r>
-              <w:rPr>
-                <w:rtl w:val="0"/>
-              </w:rPr>
-              <w:t xml:space="preserve">book_id - int (10)</w:t>
-            </w:r>
-          </w:p>
-          <w:p>
-            <w:pPr>
-              <w:keepNext w:val="0"/>
-              <w:keepLines w:val="0"/>
-              <w:pageBreakBefore w:val="0"/>
+              <w:spacing w:line="240" w:lineRule="auto"/>
+            </w:pPr>
+            <w:proofErr w:type="spellStart"/>
+            <w:r>
+              <w:t>book_id</w:t>
+            </w:r>
+            <w:proofErr w:type="spellEnd"/>
+            <w:r>
+              <w:t xml:space="preserve"> - int (10)</w:t>
+            </w:r>
+          </w:p>
+          <w:p>
+            <w:pPr>
               <w:widowControl w:val="0"/>
               <w:numPr>
                 <w:ilvl w:val="0"/>
                 <w:numId w:val="17"/>
               </w:numPr>
               <w:pBdr>
-                <w:top w:space="0" w:sz="0" w:val="nil"/>
-                <w:left w:space="0" w:sz="0" w:val="nil"/>
-                <w:bottom w:space="0" w:sz="0" w:val="nil"/>
-                <w:right w:space="0" w:sz="0" w:val="nil"/>
-                <w:between w:space="0" w:sz="0" w:val="nil"/>
+                <w:top w:val="nil"/>
+                <w:left w:val="nil"/>
+                <w:bottom w:val="nil"/>
+                <w:right w:val="nil"/>
+                <w:between w:val="nil"/>
               </w:pBdr>
-              <w:shd w:fill="auto" w:val="clear"/>
-              <w:spacing w:after="0" w:before="0" w:line="240" w:lineRule="auto"/>
-              <w:ind w:left="720" w:right="0" w:hanging="360"/>
-              <w:jc w:val="left"/>
-              <w:rPr>
-                <w:u w:val="none"/>
-              </w:rPr>
-            </w:pPr>
-            <w:r>
-              <w:rPr>
-                <w:rtl w:val="0"/>
-              </w:rPr>
-              <w:t xml:space="preserve">Identifies each book</w:t>
+              <w:spacing w:line="240" w:lineRule="auto"/>
+            </w:pPr>
+            <w:r>
+              <w:t>Identifies each book</w:t>
             </w:r>
           </w:p>
         </w:tc>
       </w:tr>
       <w:tr>
-        <w:trPr>
-          <w:cantSplit w:val="0"/>
-          <w:tblHeader w:val="0"/>
-        </w:trPr>
         <w:tc>
           <w:tcPr>
-            <w:shd w:fill="auto" w:val="clear"/>
+            <w:tcW w:w="1144" w:type="dxa"/>
             <w:tcMar>
-              <w:top w:w="100.0" w:type="dxa"/>
-              <w:left w:w="100.0" w:type="dxa"/>
-              <w:bottom w:w="100.0" w:type="dxa"/>
-              <w:right w:w="100.0" w:type="dxa"/>
+              <w:top w:w="100" w:type="dxa"/>
+              <w:left w:w="100" w:type="dxa"/>
+              <w:bottom w:w="100" w:type="dxa"/>
+              <w:right w:w="100" w:type="dxa"/>
             </w:tcMar>
-            <w:vAlign w:val="top"/>
           </w:tcPr>
           <w:p>
             <w:pPr>
-              <w:keepNext w:val="0"/>
-              <w:keepLines w:val="0"/>
-              <w:pageBreakBefore w:val="0"/>
               <w:widowControl w:val="0"/>
               <w:pBdr>
-                <w:top w:space="0" w:sz="0" w:val="nil"/>
-                <w:left w:space="0" w:sz="0" w:val="nil"/>
-                <w:bottom w:space="0" w:sz="0" w:val="nil"/>
-                <w:right w:space="0" w:sz="0" w:val="nil"/>
-                <w:between w:space="0" w:sz="0" w:val="nil"/>
+                <w:top w:val="nil"/>
+                <w:left w:val="nil"/>
+                <w:bottom w:val="nil"/>
+                <w:right w:val="nil"/>
+                <w:between w:val="nil"/>
               </w:pBdr>
-              <w:shd w:fill="auto" w:val="clear"/>
-              <w:spacing w:after="0" w:before="0" w:line="240" w:lineRule="auto"/>
-              <w:ind w:left="0" w:right="0" w:firstLine="0"/>
+              <w:spacing w:line="240" w:lineRule="auto"/>
               <w:jc w:val="center"/>
-              <w:rPr/>
-            </w:pPr>
-            <w:r>
-              <w:rPr>
-                <w:rtl w:val="0"/>
-              </w:rPr>
-              <w:t xml:space="preserve">Owned_By</w:t>
-            </w:r>
+            </w:pPr>
+            <w:proofErr w:type="spellStart"/>
+            <w:r>
+              <w:lastRenderedPageBreak/>
+              <w:t>Owned_By</w:t>
+            </w:r>
+            <w:proofErr w:type="spellEnd"/>
           </w:p>
         </w:tc>
         <w:tc>
           <w:tcPr>
-            <w:shd w:fill="auto" w:val="clear"/>
+            <w:tcW w:w="4107" w:type="dxa"/>
             <w:tcMar>
-              <w:top w:w="100.0" w:type="dxa"/>
-              <w:left w:w="100.0" w:type="dxa"/>
-              <w:bottom w:w="100.0" w:type="dxa"/>
-              <w:right w:w="100.0" w:type="dxa"/>
+              <w:top w:w="100" w:type="dxa"/>
+              <w:left w:w="100" w:type="dxa"/>
+              <w:bottom w:w="100" w:type="dxa"/>
+              <w:right w:w="100" w:type="dxa"/>
             </w:tcMar>
-            <w:vAlign w:val="top"/>
           </w:tcPr>
           <w:p>
             <w:pPr>
-              <w:keepNext w:val="0"/>
-              <w:keepLines w:val="0"/>
-              <w:pageBreakBefore w:val="0"/>
               <w:widowControl w:val="0"/>
               <w:pBdr>
-                <w:top w:space="0" w:sz="0" w:val="nil"/>
-                <w:left w:space="0" w:sz="0" w:val="nil"/>
-                <w:bottom w:space="0" w:sz="0" w:val="nil"/>
-                <w:right w:space="0" w:sz="0" w:val="nil"/>
-                <w:between w:space="0" w:sz="0" w:val="nil"/>
+                <w:top w:val="nil"/>
+                <w:left w:val="nil"/>
+                <w:bottom w:val="nil"/>
+                <w:right w:val="nil"/>
+                <w:between w:val="nil"/>
               </w:pBdr>
-              <w:shd w:fill="auto" w:val="clear"/>
-              <w:spacing w:after="0" w:before="0" w:line="240" w:lineRule="auto"/>
-              <w:ind w:left="0" w:right="0" w:firstLine="0"/>
-              <w:jc w:val="left"/>
-              <w:rPr/>
-            </w:pPr>
-            <w:r>
-              <w:rPr>
-                <w:rtl w:val="0"/>
-              </w:rPr>
-              <w:t xml:space="preserve">Foreign Keys:</w:t>
-              <w:br w:type="textWrapping"/>
-              <w:t xml:space="preserve">book_id - int (10)</w:t>
+              <w:spacing w:line="240" w:lineRule="auto"/>
+            </w:pPr>
+            <w:r>
+              <w:t>Foreign Keys:</w:t>
+            </w:r>
+            <w:r>
+              <w:br/>
+            </w:r>
+            <w:proofErr w:type="spellStart"/>
+            <w:r>
+              <w:t>book_id</w:t>
+            </w:r>
+            <w:proofErr w:type="spellEnd"/>
+            <w:r>
+              <w:t xml:space="preserve"> - int (10)</w:t>
             </w:r>
           </w:p>
           <w:p>
@@ -2304,26 +1445,23 @@
                 <w:numId w:val="6"/>
               </w:numPr>
               <w:spacing w:line="240" w:lineRule="auto"/>
-              <w:ind w:left="720" w:hanging="360"/>
-            </w:pPr>
-            <w:r>
-              <w:rPr>
-                <w:rtl w:val="0"/>
-              </w:rPr>
-              <w:t xml:space="preserve">Identifying register for each book</w:t>
-            </w:r>
-          </w:p>
-          <w:p>
-            <w:pPr>
-              <w:widowControl w:val="0"/>
-              <w:spacing w:line="240" w:lineRule="auto"/>
-              <w:rPr/>
-            </w:pPr>
-            <w:r>
-              <w:rPr>
-                <w:rtl w:val="0"/>
-              </w:rPr>
-              <w:t xml:space="preserve">user_id - int (10)</w:t>
+            </w:pPr>
+            <w:r>
+              <w:t>Identifying register for each book</w:t>
+            </w:r>
+          </w:p>
+          <w:p>
+            <w:pPr>
+              <w:widowControl w:val="0"/>
+              <w:spacing w:line="240" w:lineRule="auto"/>
+            </w:pPr>
+            <w:proofErr w:type="spellStart"/>
+            <w:r>
+              <w:t>user_id</w:t>
+            </w:r>
+            <w:proofErr w:type="spellEnd"/>
+            <w:r>
+              <w:t xml:space="preserve"> - int (10)</w:t>
             </w:r>
           </w:p>
           <w:p>
@@ -2334,106 +1472,73 @@
                 <w:numId w:val="20"/>
               </w:numPr>
               <w:spacing w:line="240" w:lineRule="auto"/>
-              <w:ind w:left="720" w:hanging="360"/>
-            </w:pPr>
-            <w:r>
-              <w:rPr>
-                <w:rtl w:val="0"/>
-              </w:rPr>
-              <w:t xml:space="preserve">Identifying register for each user (each user type would have a specific starting sequence to differentiate between users)</w:t>
-            </w:r>
-          </w:p>
-          <w:p>
-            <w:pPr>
-              <w:widowControl w:val="0"/>
-              <w:spacing w:line="240" w:lineRule="auto"/>
-              <w:ind w:left="0" w:firstLine="0"/>
-              <w:rPr/>
-            </w:pPr>
-            <w:r>
-              <w:rPr>
-                <w:rtl w:val="0"/>
-              </w:rPr>
-            </w:r>
+            </w:pPr>
+            <w:r>
+              <w:t>Identifying register for each user (each user type would have a specific starting sequence to differentiate between users)</w:t>
+            </w:r>
+          </w:p>
+          <w:p>
+            <w:pPr>
+              <w:widowControl w:val="0"/>
+              <w:spacing w:line="240" w:lineRule="auto"/>
+            </w:pPr>
           </w:p>
         </w:tc>
         <w:tc>
           <w:tcPr>
-            <w:shd w:fill="auto" w:val="clear"/>
+            <w:tcW w:w="4107" w:type="dxa"/>
             <w:tcMar>
-              <w:top w:w="100.0" w:type="dxa"/>
-              <w:left w:w="100.0" w:type="dxa"/>
-              <w:bottom w:w="100.0" w:type="dxa"/>
-              <w:right w:w="100.0" w:type="dxa"/>
+              <w:top w:w="100" w:type="dxa"/>
+              <w:left w:w="100" w:type="dxa"/>
+              <w:bottom w:w="100" w:type="dxa"/>
+              <w:right w:w="100" w:type="dxa"/>
             </w:tcMar>
-            <w:vAlign w:val="top"/>
           </w:tcPr>
           <w:p>
             <w:pPr>
-              <w:keepNext w:val="0"/>
-              <w:keepLines w:val="0"/>
-              <w:pageBreakBefore w:val="0"/>
               <w:widowControl w:val="0"/>
               <w:pBdr>
-                <w:top w:space="0" w:sz="0" w:val="nil"/>
-                <w:left w:space="0" w:sz="0" w:val="nil"/>
-                <w:bottom w:space="0" w:sz="0" w:val="nil"/>
-                <w:right w:space="0" w:sz="0" w:val="nil"/>
-                <w:between w:space="0" w:sz="0" w:val="nil"/>
+                <w:top w:val="nil"/>
+                <w:left w:val="nil"/>
+                <w:bottom w:val="nil"/>
+                <w:right w:val="nil"/>
+                <w:between w:val="nil"/>
               </w:pBdr>
-              <w:shd w:fill="auto" w:val="clear"/>
-              <w:spacing w:after="0" w:before="0" w:line="240" w:lineRule="auto"/>
-              <w:ind w:left="0" w:right="0" w:firstLine="0"/>
-              <w:jc w:val="left"/>
-              <w:rPr/>
-            </w:pPr>
-            <w:r>
-              <w:rPr>
-                <w:rtl w:val="0"/>
-              </w:rPr>
-            </w:r>
+              <w:spacing w:line="240" w:lineRule="auto"/>
+            </w:pPr>
           </w:p>
         </w:tc>
       </w:tr>
     </w:tbl>
+    <w:p/>
     <w:p>
-      <w:pPr>
-        <w:rPr/>
-      </w:pPr>
+      <w:r>
+        <w:lastRenderedPageBreak/>
+        <w:t>Relational Mapping:</w:t>
+      </w:r>
+      <w:r>
+        <w:br/>
+      </w:r>
       <w:r>
         <w:rPr>
-          <w:rtl w:val="0"/>
+          <w:noProof/>
         </w:rPr>
-      </w:r>
-    </w:p>
-    <w:p>
-      <w:pPr>
-        <w:rPr/>
-      </w:pPr>
-      <w:r>
-        <w:rPr>
-          <w:rtl w:val="0"/>
-        </w:rPr>
-        <w:t xml:space="preserve">Relational Mapping:</w:t>
-        <w:br w:type="textWrapping"/>
-      </w:r>
-      <w:r>
-        <w:rPr/>
         <w:drawing>
-          <wp:inline distB="114300" distT="114300" distL="114300" distR="114300">
+          <wp:inline distT="114300" distB="114300" distL="114300" distR="114300" wp14:anchorId="511B7754" wp14:editId="25BDB21A">
             <wp:extent cx="5943600" cy="3098800"/>
-            <wp:effectExtent b="0" l="0" r="0" t="0"/>
+            <wp:effectExtent l="0" t="0" r="0" b="0"/>
             <wp:docPr id="1" name="image1.jpg"/>
-            <a:graphic>
+            <wp:cNvGraphicFramePr/>
+            <a:graphic xmlns:a="http://schemas.openxmlformats.org/drawingml/2006/main">
               <a:graphicData uri="http://schemas.openxmlformats.org/drawingml/2006/picture">
-                <pic:pic>
+                <pic:pic xmlns:pic="http://schemas.openxmlformats.org/drawingml/2006/picture">
                   <pic:nvPicPr>
                     <pic:cNvPr id="0" name="image1.jpg"/>
                     <pic:cNvPicPr preferRelativeResize="0"/>
                   </pic:nvPicPr>
                   <pic:blipFill>
-                    <a:blip r:embed="rId7"/>
-                    <a:srcRect b="0" l="0" r="0" t="0"/>
+                    <a:blip r:embed="rId6"/>
+                    <a:srcRect/>
                     <a:stretch>
                       <a:fillRect/>
                     </a:stretch>
@@ -2443,7 +1548,9 @@
                       <a:off x="0" y="0"/>
                       <a:ext cx="5943600" cy="3098800"/>
                     </a:xfrm>
-                    <a:prstGeom prst="rect"/>
+                    <a:prstGeom prst="rect">
+                      <a:avLst/>
+                    </a:prstGeom>
                     <a:ln/>
                   </pic:spPr>
                 </pic:pic>
@@ -2452,24 +1559,22 @@
           </wp:inline>
         </w:drawing>
       </w:r>
-      <w:r>
-        <w:rPr>
-          <w:rtl w:val="0"/>
-        </w:rPr>
-      </w:r>
     </w:p>
     <w:sectPr>
-      <w:type w:val="nextPage"/>
-      <w:pgSz w:h="15840" w:w="12240" w:orient="portrait"/>
-      <w:pgMar w:bottom="1440" w:top="1440" w:left="1440" w:right="1440" w:header="720" w:footer="720"/>
+      <w:pgSz w:w="12240" w:h="15840"/>
+      <w:pgMar w:top="1440" w:right="1440" w:bottom="1440" w:left="1440" w:header="720" w:footer="720" w:gutter="0"/>
+      <w:cols w:space="720"/>
     </w:sectPr>
   </w:body>
 </w:document>
 </file>
 
 <file path=word/numbering.xml><?xml version="1.0" encoding="utf-8"?>
-<w:numbering xmlns:mc="http://schemas.openxmlformats.org/markup-compatibility/2006" xmlns:o="urn:schemas-microsoft-com:office:office" xmlns:r="http://schemas.openxmlformats.org/officeDocument/2006/relationships" xmlns:m="http://schemas.openxmlformats.org/officeDocument/2006/math" xmlns:v="urn:schemas-microsoft-com:vml" xmlns:wp="http://schemas.openxmlformats.org/drawingml/2006/wordprocessingDrawing" xmlns:w10="urn:schemas-microsoft-com:office:word" xmlns:w="http://schemas.openxmlformats.org/wordprocessingml/2006/main" xmlns:wne="http://schemas.microsoft.com/office/word/2006/wordml" xmlns:sl="http://schemas.openxmlformats.org/schemaLibrary/2006/main" xmlns:a="http://schemas.openxmlformats.org/drawingml/2006/main" xmlns:pic="http://schemas.openxmlformats.org/drawingml/2006/picture" xmlns:c="http://schemas.openxmlformats.org/drawingml/2006/chart" xmlns:lc="http://schemas.openxmlformats.org/drawingml/2006/lockedCanvas" xmlns:dgm="http://schemas.openxmlformats.org/drawingml/2006/diagram" xmlns:wps="http://schemas.microsoft.com/office/word/2010/wordprocessingShape" xmlns:wpg="http://schemas.microsoft.com/office/word/2010/wordprocessingGroup" xmlns:w14="http://schemas.microsoft.com/office/word/2010/wordml" xmlns:w15="http://schemas.microsoft.com/office/word/2012/wordml">
-  <w:abstractNum w:abstractNumId="1">
+<w:numbering xmlns:wpc="http://schemas.microsoft.com/office/word/2010/wordprocessingCanvas" xmlns:cx="http://schemas.microsoft.com/office/drawing/2014/chartex" xmlns:cx1="http://schemas.microsoft.com/office/drawing/2015/9/8/chartex" xmlns:cx2="http://schemas.microsoft.com/office/drawing/2015/10/21/chartex" xmlns:cx3="http://schemas.microsoft.com/office/drawing/2016/5/9/chartex" xmlns:cx4="http://schemas.microsoft.com/office/drawing/2016/5/10/chartex" xmlns:cx5="http://schemas.microsoft.com/office/drawing/2016/5/11/chartex" xmlns:cx6="http://schemas.microsoft.com/office/drawing/2016/5/12/chartex" xmlns:cx7="http://schemas.microsoft.com/office/drawing/2016/5/13/chartex" xmlns:cx8="http://schemas.microsoft.com/office/drawing/2016/5/14/chartex" xmlns:mc="http://schemas.openxmlformats.org/markup-compatibility/2006" xmlns:aink="http://schemas.microsoft.com/office/drawing/2016/ink" xmlns:am3d="http://schemas.microsoft.com/office/drawing/2017/model3d" xmlns:o="urn:schemas-microsoft-com:office:office" xmlns:oel="http://schemas.microsoft.com/office/2019/extlst" xmlns:r="http://schemas.openxmlformats.org/officeDocument/2006/relationships" xmlns:m="http://schemas.openxmlformats.org/officeDocument/2006/math" xmlns:v="urn:schemas-microsoft-com:vml" xmlns:wp14="http://schemas.microsoft.com/office/word/2010/wordprocessingDrawing" xmlns:wp="http://schemas.openxmlformats.org/drawingml/2006/wordprocessingDrawing" xmlns:w10="urn:schemas-microsoft-com:office:word" xmlns:w="http://schemas.openxmlformats.org/wordprocessingml/2006/main" xmlns:w14="http://schemas.microsoft.com/office/word/2010/wordml" xmlns:w15="http://schemas.microsoft.com/office/word/2012/wordml" xmlns:w16cex="http://schemas.microsoft.com/office/word/2018/wordml/cex" xmlns:w16cid="http://schemas.microsoft.com/office/word/2016/wordml/cid" xmlns:w16="http://schemas.microsoft.com/office/word/2018/wordml" xmlns:w16du="http://schemas.microsoft.com/office/word/2023/wordml/word16du" xmlns:w16sdtdh="http://schemas.microsoft.com/office/word/2020/wordml/sdtdatahash" xmlns:w16sdtfl="http://schemas.microsoft.com/office/word/2024/wordml/sdtformatlock" xmlns:w16se="http://schemas.microsoft.com/office/word/2015/wordml/symex" xmlns:wpg="http://schemas.microsoft.com/office/word/2010/wordprocessingGroup" xmlns:wpi="http://schemas.microsoft.com/office/word/2010/wordprocessingInk" xmlns:wne="http://schemas.microsoft.com/office/word/2006/wordml" xmlns:wps="http://schemas.microsoft.com/office/word/2010/wordprocessingShape" mc:Ignorable="w14 w15 w16se w16cid w16 w16cex w16sdtdh w16sdtfl w16du wp14">
+  <w:abstractNum w:abstractNumId="0" w15:restartNumberingAfterBreak="0">
+    <w:nsid w:val="1D737012"/>
+    <w:multiLevelType w:val="multilevel"/>
+    <w:tmpl w:val="532C1736"/>
     <w:lvl w:ilvl="0">
       <w:start w:val="1"/>
       <w:numFmt w:val="bullet"/>
@@ -2579,7 +1684,10 @@
       </w:rPr>
     </w:lvl>
   </w:abstractNum>
-  <w:abstractNum w:abstractNumId="2">
+  <w:abstractNum w:abstractNumId="1" w15:restartNumberingAfterBreak="0">
+    <w:nsid w:val="20021F96"/>
+    <w:multiLevelType w:val="multilevel"/>
+    <w:tmpl w:val="E8F0E1D4"/>
     <w:lvl w:ilvl="0">
       <w:start w:val="1"/>
       <w:numFmt w:val="bullet"/>
@@ -2689,7 +1797,10 @@
       </w:rPr>
     </w:lvl>
   </w:abstractNum>
-  <w:abstractNum w:abstractNumId="3">
+  <w:abstractNum w:abstractNumId="2" w15:restartNumberingAfterBreak="0">
+    <w:nsid w:val="2175431A"/>
+    <w:multiLevelType w:val="multilevel"/>
+    <w:tmpl w:val="E35AB848"/>
     <w:lvl w:ilvl="0">
       <w:start w:val="1"/>
       <w:numFmt w:val="bullet"/>
@@ -2799,7 +1910,10 @@
       </w:rPr>
     </w:lvl>
   </w:abstractNum>
-  <w:abstractNum w:abstractNumId="4">
+  <w:abstractNum w:abstractNumId="3" w15:restartNumberingAfterBreak="0">
+    <w:nsid w:val="26666106"/>
+    <w:multiLevelType w:val="multilevel"/>
+    <w:tmpl w:val="D51C247A"/>
     <w:lvl w:ilvl="0">
       <w:start w:val="1"/>
       <w:numFmt w:val="bullet"/>
@@ -2909,7 +2023,10 @@
       </w:rPr>
     </w:lvl>
   </w:abstractNum>
-  <w:abstractNum w:abstractNumId="5">
+  <w:abstractNum w:abstractNumId="4" w15:restartNumberingAfterBreak="0">
+    <w:nsid w:val="27BB7AF3"/>
+    <w:multiLevelType w:val="multilevel"/>
+    <w:tmpl w:val="1ABAD774"/>
     <w:lvl w:ilvl="0">
       <w:start w:val="1"/>
       <w:numFmt w:val="bullet"/>
@@ -3019,7 +2136,10 @@
       </w:rPr>
     </w:lvl>
   </w:abstractNum>
-  <w:abstractNum w:abstractNumId="6">
+  <w:abstractNum w:abstractNumId="5" w15:restartNumberingAfterBreak="0">
+    <w:nsid w:val="2C101A6B"/>
+    <w:multiLevelType w:val="multilevel"/>
+    <w:tmpl w:val="5B30A9B8"/>
     <w:lvl w:ilvl="0">
       <w:start w:val="1"/>
       <w:numFmt w:val="bullet"/>
@@ -3129,7 +2249,10 @@
       </w:rPr>
     </w:lvl>
   </w:abstractNum>
-  <w:abstractNum w:abstractNumId="7">
+  <w:abstractNum w:abstractNumId="6" w15:restartNumberingAfterBreak="0">
+    <w:nsid w:val="38584549"/>
+    <w:multiLevelType w:val="multilevel"/>
+    <w:tmpl w:val="A9629046"/>
     <w:lvl w:ilvl="0">
       <w:start w:val="1"/>
       <w:numFmt w:val="bullet"/>
@@ -3239,7 +2362,10 @@
       </w:rPr>
     </w:lvl>
   </w:abstractNum>
-  <w:abstractNum w:abstractNumId="8">
+  <w:abstractNum w:abstractNumId="7" w15:restartNumberingAfterBreak="0">
+    <w:nsid w:val="3B2C3EF9"/>
+    <w:multiLevelType w:val="multilevel"/>
+    <w:tmpl w:val="30905C8E"/>
     <w:lvl w:ilvl="0">
       <w:start w:val="1"/>
       <w:numFmt w:val="bullet"/>
@@ -3349,7 +2475,10 @@
       </w:rPr>
     </w:lvl>
   </w:abstractNum>
-  <w:abstractNum w:abstractNumId="9">
+  <w:abstractNum w:abstractNumId="8" w15:restartNumberingAfterBreak="0">
+    <w:nsid w:val="3DB1027B"/>
+    <w:multiLevelType w:val="multilevel"/>
+    <w:tmpl w:val="B7583DD4"/>
     <w:lvl w:ilvl="0">
       <w:start w:val="1"/>
       <w:numFmt w:val="bullet"/>
@@ -3459,7 +2588,10 @@
       </w:rPr>
     </w:lvl>
   </w:abstractNum>
-  <w:abstractNum w:abstractNumId="10">
+  <w:abstractNum w:abstractNumId="9" w15:restartNumberingAfterBreak="0">
+    <w:nsid w:val="4AA96BEB"/>
+    <w:multiLevelType w:val="multilevel"/>
+    <w:tmpl w:val="D760FC30"/>
     <w:lvl w:ilvl="0">
       <w:start w:val="1"/>
       <w:numFmt w:val="bullet"/>
@@ -3569,7 +2701,10 @@
       </w:rPr>
     </w:lvl>
   </w:abstractNum>
-  <w:abstractNum w:abstractNumId="11">
+  <w:abstractNum w:abstractNumId="10" w15:restartNumberingAfterBreak="0">
+    <w:nsid w:val="4D434C55"/>
+    <w:multiLevelType w:val="multilevel"/>
+    <w:tmpl w:val="1DE8C3E6"/>
     <w:lvl w:ilvl="0">
       <w:start w:val="1"/>
       <w:numFmt w:val="bullet"/>
@@ -3679,7 +2814,10 @@
       </w:rPr>
     </w:lvl>
   </w:abstractNum>
-  <w:abstractNum w:abstractNumId="12">
+  <w:abstractNum w:abstractNumId="11" w15:restartNumberingAfterBreak="0">
+    <w:nsid w:val="547A26D6"/>
+    <w:multiLevelType w:val="multilevel"/>
+    <w:tmpl w:val="2F8A2272"/>
     <w:lvl w:ilvl="0">
       <w:start w:val="1"/>
       <w:numFmt w:val="bullet"/>
@@ -3789,7 +2927,10 @@
       </w:rPr>
     </w:lvl>
   </w:abstractNum>
-  <w:abstractNum w:abstractNumId="13">
+  <w:abstractNum w:abstractNumId="12" w15:restartNumberingAfterBreak="0">
+    <w:nsid w:val="5E275571"/>
+    <w:multiLevelType w:val="multilevel"/>
+    <w:tmpl w:val="4E987882"/>
     <w:lvl w:ilvl="0">
       <w:start w:val="1"/>
       <w:numFmt w:val="bullet"/>
@@ -3899,7 +3040,10 @@
       </w:rPr>
     </w:lvl>
   </w:abstractNum>
-  <w:abstractNum w:abstractNumId="14">
+  <w:abstractNum w:abstractNumId="13" w15:restartNumberingAfterBreak="0">
+    <w:nsid w:val="5FD70BE9"/>
+    <w:multiLevelType w:val="multilevel"/>
+    <w:tmpl w:val="4CA01D12"/>
     <w:lvl w:ilvl="0">
       <w:start w:val="1"/>
       <w:numFmt w:val="bullet"/>
@@ -4009,7 +3153,10 @@
       </w:rPr>
     </w:lvl>
   </w:abstractNum>
-  <w:abstractNum w:abstractNumId="15">
+  <w:abstractNum w:abstractNumId="14" w15:restartNumberingAfterBreak="0">
+    <w:nsid w:val="655E1726"/>
+    <w:multiLevelType w:val="multilevel"/>
+    <w:tmpl w:val="8BBE6E0C"/>
     <w:lvl w:ilvl="0">
       <w:start w:val="1"/>
       <w:numFmt w:val="bullet"/>
@@ -4119,7 +3266,10 @@
       </w:rPr>
     </w:lvl>
   </w:abstractNum>
-  <w:abstractNum w:abstractNumId="16">
+  <w:abstractNum w:abstractNumId="15" w15:restartNumberingAfterBreak="0">
+    <w:nsid w:val="684B4A39"/>
+    <w:multiLevelType w:val="multilevel"/>
+    <w:tmpl w:val="55BC8A64"/>
     <w:lvl w:ilvl="0">
       <w:start w:val="1"/>
       <w:numFmt w:val="bullet"/>
@@ -4229,7 +3379,10 @@
       </w:rPr>
     </w:lvl>
   </w:abstractNum>
-  <w:abstractNum w:abstractNumId="17">
+  <w:abstractNum w:abstractNumId="16" w15:restartNumberingAfterBreak="0">
+    <w:nsid w:val="6AA32B0B"/>
+    <w:multiLevelType w:val="multilevel"/>
+    <w:tmpl w:val="E0722310"/>
     <w:lvl w:ilvl="0">
       <w:start w:val="1"/>
       <w:numFmt w:val="bullet"/>
@@ -4339,7 +3492,10 @@
       </w:rPr>
     </w:lvl>
   </w:abstractNum>
-  <w:abstractNum w:abstractNumId="18">
+  <w:abstractNum w:abstractNumId="17" w15:restartNumberingAfterBreak="0">
+    <w:nsid w:val="6BA84B9D"/>
+    <w:multiLevelType w:val="multilevel"/>
+    <w:tmpl w:val="1CF2BE04"/>
     <w:lvl w:ilvl="0">
       <w:start w:val="1"/>
       <w:numFmt w:val="bullet"/>
@@ -4449,7 +3605,10 @@
       </w:rPr>
     </w:lvl>
   </w:abstractNum>
-  <w:abstractNum w:abstractNumId="19">
+  <w:abstractNum w:abstractNumId="18" w15:restartNumberingAfterBreak="0">
+    <w:nsid w:val="6C444CA2"/>
+    <w:multiLevelType w:val="multilevel"/>
+    <w:tmpl w:val="10DE586E"/>
     <w:lvl w:ilvl="0">
       <w:start w:val="1"/>
       <w:numFmt w:val="bullet"/>
@@ -4559,7 +3718,10 @@
       </w:rPr>
     </w:lvl>
   </w:abstractNum>
-  <w:abstractNum w:abstractNumId="20">
+  <w:abstractNum w:abstractNumId="19" w15:restartNumberingAfterBreak="0">
+    <w:nsid w:val="729C2737"/>
+    <w:multiLevelType w:val="multilevel"/>
+    <w:tmpl w:val="4314D63C"/>
     <w:lvl w:ilvl="0">
       <w:start w:val="1"/>
       <w:numFmt w:val="bullet"/>
@@ -4669,7 +3831,10 @@
       </w:rPr>
     </w:lvl>
   </w:abstractNum>
-  <w:abstractNum w:abstractNumId="21">
+  <w:abstractNum w:abstractNumId="20" w15:restartNumberingAfterBreak="0">
+    <w:nsid w:val="736113DC"/>
+    <w:multiLevelType w:val="multilevel"/>
+    <w:tmpl w:val="3E6AF4EE"/>
     <w:lvl w:ilvl="0">
       <w:start w:val="1"/>
       <w:numFmt w:val="bullet"/>
@@ -4779,7 +3944,10 @@
       </w:rPr>
     </w:lvl>
   </w:abstractNum>
-  <w:abstractNum w:abstractNumId="22">
+  <w:abstractNum w:abstractNumId="21" w15:restartNumberingAfterBreak="0">
+    <w:nsid w:val="7CAD58BB"/>
+    <w:multiLevelType w:val="multilevel"/>
+    <w:tmpl w:val="9DFA0FAC"/>
     <w:lvl w:ilvl="0">
       <w:start w:val="1"/>
       <w:numFmt w:val="bullet"/>
@@ -4889,84 +4057,84 @@
       </w:rPr>
     </w:lvl>
   </w:abstractNum>
-  <w:num w:numId="1">
+  <w:num w:numId="1" w16cid:durableId="299308985">
+    <w:abstractNumId w:val="18"/>
+  </w:num>
+  <w:num w:numId="2" w16cid:durableId="1514296218">
+    <w:abstractNumId w:val="14"/>
+  </w:num>
+  <w:num w:numId="3" w16cid:durableId="763575649">
+    <w:abstractNumId w:val="16"/>
+  </w:num>
+  <w:num w:numId="4" w16cid:durableId="1082948306">
+    <w:abstractNumId w:val="2"/>
+  </w:num>
+  <w:num w:numId="5" w16cid:durableId="1627345439">
+    <w:abstractNumId w:val="20"/>
+  </w:num>
+  <w:num w:numId="6" w16cid:durableId="1796173131">
+    <w:abstractNumId w:val="3"/>
+  </w:num>
+  <w:num w:numId="7" w16cid:durableId="1774977605">
+    <w:abstractNumId w:val="0"/>
+  </w:num>
+  <w:num w:numId="8" w16cid:durableId="2022967623">
+    <w:abstractNumId w:val="9"/>
+  </w:num>
+  <w:num w:numId="9" w16cid:durableId="1928348202">
+    <w:abstractNumId w:val="12"/>
+  </w:num>
+  <w:num w:numId="10" w16cid:durableId="1752851886">
+    <w:abstractNumId w:val="8"/>
+  </w:num>
+  <w:num w:numId="11" w16cid:durableId="388963104">
+    <w:abstractNumId w:val="7"/>
+  </w:num>
+  <w:num w:numId="12" w16cid:durableId="1782071323">
     <w:abstractNumId w:val="1"/>
   </w:num>
-  <w:num w:numId="2">
-    <w:abstractNumId w:val="2"/>
+  <w:num w:numId="13" w16cid:durableId="404691935">
+    <w:abstractNumId w:val="11"/>
   </w:num>
-  <w:num w:numId="3">
-    <w:abstractNumId w:val="3"/>
+  <w:num w:numId="14" w16cid:durableId="935866495">
+    <w:abstractNumId w:val="21"/>
   </w:num>
-  <w:num w:numId="4">
+  <w:num w:numId="15" w16cid:durableId="988561934">
+    <w:abstractNumId w:val="13"/>
+  </w:num>
+  <w:num w:numId="16" w16cid:durableId="1514564491">
+    <w:abstractNumId w:val="19"/>
+  </w:num>
+  <w:num w:numId="17" w16cid:durableId="1876893313">
+    <w:abstractNumId w:val="6"/>
+  </w:num>
+  <w:num w:numId="18" w16cid:durableId="1447119816">
     <w:abstractNumId w:val="4"/>
   </w:num>
-  <w:num w:numId="5">
-    <w:abstractNumId w:val="5"/>
+  <w:num w:numId="19" w16cid:durableId="599680773">
+    <w:abstractNumId w:val="15"/>
   </w:num>
-  <w:num w:numId="6">
-    <w:abstractNumId w:val="6"/>
+  <w:num w:numId="20" w16cid:durableId="1549952087">
+    <w:abstractNumId w:val="17"/>
   </w:num>
-  <w:num w:numId="7">
-    <w:abstractNumId w:val="7"/>
-  </w:num>
-  <w:num w:numId="8">
-    <w:abstractNumId w:val="8"/>
-  </w:num>
-  <w:num w:numId="9">
-    <w:abstractNumId w:val="9"/>
-  </w:num>
-  <w:num w:numId="10">
+  <w:num w:numId="21" w16cid:durableId="606083327">
     <w:abstractNumId w:val="10"/>
   </w:num>
-  <w:num w:numId="11">
-    <w:abstractNumId w:val="11"/>
-  </w:num>
-  <w:num w:numId="12">
-    <w:abstractNumId w:val="12"/>
-  </w:num>
-  <w:num w:numId="13">
-    <w:abstractNumId w:val="13"/>
-  </w:num>
-  <w:num w:numId="14">
-    <w:abstractNumId w:val="14"/>
-  </w:num>
-  <w:num w:numId="15">
-    <w:abstractNumId w:val="15"/>
-  </w:num>
-  <w:num w:numId="16">
-    <w:abstractNumId w:val="16"/>
-  </w:num>
-  <w:num w:numId="17">
-    <w:abstractNumId w:val="17"/>
-  </w:num>
-  <w:num w:numId="18">
-    <w:abstractNumId w:val="18"/>
-  </w:num>
-  <w:num w:numId="19">
-    <w:abstractNumId w:val="19"/>
-  </w:num>
-  <w:num w:numId="20">
-    <w:abstractNumId w:val="20"/>
-  </w:num>
-  <w:num w:numId="21">
-    <w:abstractNumId w:val="21"/>
-  </w:num>
-  <w:num w:numId="22">
-    <w:abstractNumId w:val="22"/>
+  <w:num w:numId="22" w16cid:durableId="361826680">
+    <w:abstractNumId w:val="5"/>
   </w:num>
 </w:numbering>
 </file>
 
 <file path=word/styles.xml><?xml version="1.0" encoding="utf-8"?>
-<w:styles xmlns:mc="http://schemas.openxmlformats.org/markup-compatibility/2006" xmlns:o="urn:schemas-microsoft-com:office:office" xmlns:r="http://schemas.openxmlformats.org/officeDocument/2006/relationships" xmlns:m="http://schemas.openxmlformats.org/officeDocument/2006/math" xmlns:v="urn:schemas-microsoft-com:vml" xmlns:wp="http://schemas.openxmlformats.org/drawingml/2006/wordprocessingDrawing" xmlns:w10="urn:schemas-microsoft-com:office:word" xmlns:w="http://schemas.openxmlformats.org/wordprocessingml/2006/main" xmlns:wne="http://schemas.microsoft.com/office/word/2006/wordml" xmlns:sl="http://schemas.openxmlformats.org/schemaLibrary/2006/main" xmlns:a="http://schemas.openxmlformats.org/drawingml/2006/main" xmlns:pic="http://schemas.openxmlformats.org/drawingml/2006/picture" xmlns:c="http://schemas.openxmlformats.org/drawingml/2006/chart" xmlns:lc="http://schemas.openxmlformats.org/drawingml/2006/lockedCanvas" xmlns:dgm="http://schemas.openxmlformats.org/drawingml/2006/diagram" xmlns:wps="http://schemas.microsoft.com/office/word/2010/wordprocessingShape" xmlns:wpg="http://schemas.microsoft.com/office/word/2010/wordprocessingGroup" xmlns:w14="http://schemas.microsoft.com/office/word/2010/wordml" xmlns:w15="http://schemas.microsoft.com/office/word/2012/wordml">
+<w:styles xmlns:mc="http://schemas.openxmlformats.org/markup-compatibility/2006" xmlns:r="http://schemas.openxmlformats.org/officeDocument/2006/relationships" xmlns:w="http://schemas.openxmlformats.org/wordprocessingml/2006/main" xmlns:w14="http://schemas.microsoft.com/office/word/2010/wordml" xmlns:w15="http://schemas.microsoft.com/office/word/2012/wordml" xmlns:w16cex="http://schemas.microsoft.com/office/word/2018/wordml/cex" xmlns:w16cid="http://schemas.microsoft.com/office/word/2016/wordml/cid" xmlns:w16="http://schemas.microsoft.com/office/word/2018/wordml" xmlns:w16du="http://schemas.microsoft.com/office/word/2023/wordml/word16du" xmlns:w16sdtdh="http://schemas.microsoft.com/office/word/2020/wordml/sdtdatahash" xmlns:w16sdtfl="http://schemas.microsoft.com/office/word/2024/wordml/sdtformatlock" xmlns:w16se="http://schemas.microsoft.com/office/word/2015/wordml/symex" mc:Ignorable="w14 w15 w16se w16cid w16 w16cex w16sdtdh w16sdtfl w16du">
   <w:docDefaults>
     <w:rPrDefault>
       <w:rPr>
-        <w:rFonts w:ascii="Arial" w:cs="Arial" w:eastAsia="Arial" w:hAnsi="Arial"/>
+        <w:rFonts w:ascii="Arial" w:eastAsia="Arial" w:hAnsi="Arial" w:cs="Arial"/>
         <w:sz w:val="22"/>
         <w:szCs w:val="22"/>
-        <w:lang w:val="en"/>
+        <w:lang w:val="en" w:eastAsia="en-US" w:bidi="ar-SA"/>
       </w:rPr>
     </w:rPrDefault>
     <w:pPrDefault>
@@ -4975,21 +4143,399 @@
       </w:pPr>
     </w:pPrDefault>
   </w:docDefaults>
-  <w:style w:type="paragraph" w:styleId="Normal" w:default="1">
-    <w:name w:val="normal"/>
-  </w:style>
-  <w:style w:type="table" w:styleId="TableNormal" w:default="1">
-    <w:name w:val="Table Normal"/>
+  <w:latentStyles w:defLockedState="0" w:defUIPriority="99" w:defSemiHidden="0" w:defUnhideWhenUsed="0" w:defQFormat="0" w:count="376">
+    <w:lsdException w:name="Normal" w:uiPriority="0" w:qFormat="1"/>
+    <w:lsdException w:name="heading 1" w:uiPriority="9" w:qFormat="1"/>
+    <w:lsdException w:name="heading 2" w:semiHidden="1" w:uiPriority="9" w:unhideWhenUsed="1" w:qFormat="1"/>
+    <w:lsdException w:name="heading 3" w:semiHidden="1" w:uiPriority="9" w:unhideWhenUsed="1" w:qFormat="1"/>
+    <w:lsdException w:name="heading 4" w:semiHidden="1" w:uiPriority="9" w:unhideWhenUsed="1" w:qFormat="1"/>
+    <w:lsdException w:name="heading 5" w:semiHidden="1" w:uiPriority="9" w:unhideWhenUsed="1" w:qFormat="1"/>
+    <w:lsdException w:name="heading 6" w:semiHidden="1" w:uiPriority="9" w:unhideWhenUsed="1" w:qFormat="1"/>
+    <w:lsdException w:name="heading 7" w:semiHidden="1" w:uiPriority="9" w:unhideWhenUsed="1" w:qFormat="1"/>
+    <w:lsdException w:name="heading 8" w:semiHidden="1" w:uiPriority="9" w:unhideWhenUsed="1" w:qFormat="1"/>
+    <w:lsdException w:name="heading 9" w:semiHidden="1" w:uiPriority="9" w:unhideWhenUsed="1" w:qFormat="1"/>
+    <w:lsdException w:name="index 1" w:semiHidden="1" w:unhideWhenUsed="1"/>
+    <w:lsdException w:name="index 2" w:semiHidden="1" w:unhideWhenUsed="1"/>
+    <w:lsdException w:name="index 3" w:semiHidden="1" w:unhideWhenUsed="1"/>
+    <w:lsdException w:name="index 4" w:semiHidden="1" w:unhideWhenUsed="1"/>
+    <w:lsdException w:name="index 5" w:semiHidden="1" w:unhideWhenUsed="1"/>
+    <w:lsdException w:name="index 6" w:semiHidden="1" w:unhideWhenUsed="1"/>
+    <w:lsdException w:name="index 7" w:semiHidden="1" w:unhideWhenUsed="1"/>
+    <w:lsdException w:name="index 8" w:semiHidden="1" w:unhideWhenUsed="1"/>
+    <w:lsdException w:name="index 9" w:semiHidden="1" w:unhideWhenUsed="1"/>
+    <w:lsdException w:name="toc 1" w:semiHidden="1" w:uiPriority="39" w:unhideWhenUsed="1"/>
+    <w:lsdException w:name="toc 2" w:semiHidden="1" w:uiPriority="39" w:unhideWhenUsed="1"/>
+    <w:lsdException w:name="toc 3" w:semiHidden="1" w:uiPriority="39" w:unhideWhenUsed="1"/>
+    <w:lsdException w:name="toc 4" w:semiHidden="1" w:uiPriority="39" w:unhideWhenUsed="1"/>
+    <w:lsdException w:name="toc 5" w:semiHidden="1" w:uiPriority="39" w:unhideWhenUsed="1"/>
+    <w:lsdException w:name="toc 6" w:semiHidden="1" w:uiPriority="39" w:unhideWhenUsed="1"/>
+    <w:lsdException w:name="toc 7" w:semiHidden="1" w:uiPriority="39" w:unhideWhenUsed="1"/>
+    <w:lsdException w:name="toc 8" w:semiHidden="1" w:uiPriority="39" w:unhideWhenUsed="1"/>
+    <w:lsdException w:name="toc 9" w:semiHidden="1" w:uiPriority="39" w:unhideWhenUsed="1"/>
+    <w:lsdException w:name="Normal Indent" w:semiHidden="1" w:unhideWhenUsed="1"/>
+    <w:lsdException w:name="footnote text" w:semiHidden="1" w:unhideWhenUsed="1"/>
+    <w:lsdException w:name="annotation text" w:semiHidden="1" w:unhideWhenUsed="1"/>
+    <w:lsdException w:name="header" w:semiHidden="1" w:unhideWhenUsed="1"/>
+    <w:lsdException w:name="footer" w:semiHidden="1" w:unhideWhenUsed="1"/>
+    <w:lsdException w:name="index heading" w:semiHidden="1" w:unhideWhenUsed="1"/>
+    <w:lsdException w:name="caption" w:semiHidden="1" w:uiPriority="35" w:unhideWhenUsed="1" w:qFormat="1"/>
+    <w:lsdException w:name="table of figures" w:semiHidden="1" w:unhideWhenUsed="1"/>
+    <w:lsdException w:name="envelope address" w:semiHidden="1" w:unhideWhenUsed="1"/>
+    <w:lsdException w:name="envelope return" w:semiHidden="1" w:unhideWhenUsed="1"/>
+    <w:lsdException w:name="footnote reference" w:semiHidden="1" w:unhideWhenUsed="1"/>
+    <w:lsdException w:name="annotation reference" w:semiHidden="1" w:unhideWhenUsed="1"/>
+    <w:lsdException w:name="line number" w:semiHidden="1" w:unhideWhenUsed="1"/>
+    <w:lsdException w:name="page number" w:semiHidden="1" w:unhideWhenUsed="1"/>
+    <w:lsdException w:name="endnote reference" w:semiHidden="1" w:unhideWhenUsed="1"/>
+    <w:lsdException w:name="endnote text" w:semiHidden="1" w:unhideWhenUsed="1"/>
+    <w:lsdException w:name="table of authorities" w:semiHidden="1" w:unhideWhenUsed="1"/>
+    <w:lsdException w:name="macro" w:semiHidden="1" w:unhideWhenUsed="1"/>
+    <w:lsdException w:name="toa heading" w:semiHidden="1" w:unhideWhenUsed="1"/>
+    <w:lsdException w:name="List" w:semiHidden="1" w:unhideWhenUsed="1"/>
+    <w:lsdException w:name="List Bullet" w:semiHidden="1" w:unhideWhenUsed="1"/>
+    <w:lsdException w:name="List Number" w:semiHidden="1" w:unhideWhenUsed="1"/>
+    <w:lsdException w:name="List 2" w:semiHidden="1" w:unhideWhenUsed="1"/>
+    <w:lsdException w:name="List 3" w:semiHidden="1" w:unhideWhenUsed="1"/>
+    <w:lsdException w:name="List 4" w:semiHidden="1" w:unhideWhenUsed="1"/>
+    <w:lsdException w:name="List 5" w:semiHidden="1" w:unhideWhenUsed="1"/>
+    <w:lsdException w:name="List Bullet 2" w:semiHidden="1" w:unhideWhenUsed="1"/>
+    <w:lsdException w:name="List Bullet 3" w:semiHidden="1" w:unhideWhenUsed="1"/>
+    <w:lsdException w:name="List Bullet 4" w:semiHidden="1" w:unhideWhenUsed="1"/>
+    <w:lsdException w:name="List Bullet 5" w:semiHidden="1" w:unhideWhenUsed="1"/>
+    <w:lsdException w:name="List Number 2" w:semiHidden="1" w:unhideWhenUsed="1"/>
+    <w:lsdException w:name="List Number 3" w:semiHidden="1" w:unhideWhenUsed="1"/>
+    <w:lsdException w:name="List Number 4" w:semiHidden="1" w:unhideWhenUsed="1"/>
+    <w:lsdException w:name="List Number 5" w:semiHidden="1" w:unhideWhenUsed="1"/>
+    <w:lsdException w:name="Title" w:uiPriority="10" w:qFormat="1"/>
+    <w:lsdException w:name="Closing" w:semiHidden="1" w:unhideWhenUsed="1"/>
+    <w:lsdException w:name="Signature" w:semiHidden="1" w:unhideWhenUsed="1"/>
+    <w:lsdException w:name="Default Paragraph Font" w:semiHidden="1" w:uiPriority="1" w:unhideWhenUsed="1"/>
+    <w:lsdException w:name="Body Text" w:semiHidden="1" w:unhideWhenUsed="1"/>
+    <w:lsdException w:name="Body Text Indent" w:semiHidden="1" w:unhideWhenUsed="1"/>
+    <w:lsdException w:name="List Continue" w:semiHidden="1" w:unhideWhenUsed="1"/>
+    <w:lsdException w:name="List Continue 2" w:semiHidden="1" w:unhideWhenUsed="1"/>
+    <w:lsdException w:name="List Continue 3" w:semiHidden="1" w:unhideWhenUsed="1"/>
+    <w:lsdException w:name="List Continue 4" w:semiHidden="1" w:unhideWhenUsed="1"/>
+    <w:lsdException w:name="List Continue 5" w:semiHidden="1" w:unhideWhenUsed="1"/>
+    <w:lsdException w:name="Message Header" w:semiHidden="1" w:unhideWhenUsed="1"/>
+    <w:lsdException w:name="Subtitle" w:uiPriority="11" w:qFormat="1"/>
+    <w:lsdException w:name="Salutation" w:semiHidden="1" w:unhideWhenUsed="1"/>
+    <w:lsdException w:name="Date" w:semiHidden="1" w:unhideWhenUsed="1"/>
+    <w:lsdException w:name="Body Text First Indent" w:semiHidden="1" w:unhideWhenUsed="1"/>
+    <w:lsdException w:name="Body Text First Indent 2" w:semiHidden="1" w:unhideWhenUsed="1"/>
+    <w:lsdException w:name="Note Heading" w:semiHidden="1" w:unhideWhenUsed="1"/>
+    <w:lsdException w:name="Body Text 2" w:semiHidden="1" w:unhideWhenUsed="1"/>
+    <w:lsdException w:name="Body Text 3" w:semiHidden="1" w:unhideWhenUsed="1"/>
+    <w:lsdException w:name="Body Text Indent 2" w:semiHidden="1" w:unhideWhenUsed="1"/>
+    <w:lsdException w:name="Body Text Indent 3" w:semiHidden="1" w:unhideWhenUsed="1"/>
+    <w:lsdException w:name="Block Text" w:semiHidden="1" w:unhideWhenUsed="1"/>
+    <w:lsdException w:name="Hyperlink" w:semiHidden="1" w:unhideWhenUsed="1"/>
+    <w:lsdException w:name="FollowedHyperlink" w:semiHidden="1" w:unhideWhenUsed="1"/>
+    <w:lsdException w:name="Strong" w:uiPriority="22" w:qFormat="1"/>
+    <w:lsdException w:name="Emphasis" w:uiPriority="20" w:qFormat="1"/>
+    <w:lsdException w:name="Document Map" w:semiHidden="1" w:unhideWhenUsed="1"/>
+    <w:lsdException w:name="Plain Text" w:semiHidden="1" w:unhideWhenUsed="1"/>
+    <w:lsdException w:name="E-mail Signature" w:semiHidden="1" w:unhideWhenUsed="1"/>
+    <w:lsdException w:name="HTML Top of Form" w:semiHidden="1" w:unhideWhenUsed="1"/>
+    <w:lsdException w:name="HTML Bottom of Form" w:semiHidden="1" w:unhideWhenUsed="1"/>
+    <w:lsdException w:name="Normal (Web)" w:semiHidden="1" w:unhideWhenUsed="1"/>
+    <w:lsdException w:name="HTML Acronym" w:semiHidden="1" w:unhideWhenUsed="1"/>
+    <w:lsdException w:name="HTML Address" w:semiHidden="1" w:unhideWhenUsed="1"/>
+    <w:lsdException w:name="HTML Cite" w:semiHidden="1" w:unhideWhenUsed="1"/>
+    <w:lsdException w:name="HTML Code" w:semiHidden="1" w:unhideWhenUsed="1"/>
+    <w:lsdException w:name="HTML Definition" w:semiHidden="1" w:unhideWhenUsed="1"/>
+    <w:lsdException w:name="HTML Keyboard" w:semiHidden="1" w:unhideWhenUsed="1"/>
+    <w:lsdException w:name="HTML Preformatted" w:semiHidden="1" w:unhideWhenUsed="1"/>
+    <w:lsdException w:name="HTML Sample" w:semiHidden="1" w:unhideWhenUsed="1"/>
+    <w:lsdException w:name="HTML Typewriter" w:semiHidden="1" w:unhideWhenUsed="1"/>
+    <w:lsdException w:name="HTML Variable" w:semiHidden="1" w:unhideWhenUsed="1"/>
+    <w:lsdException w:name="Normal Table" w:semiHidden="1" w:unhideWhenUsed="1"/>
+    <w:lsdException w:name="annotation subject" w:semiHidden="1" w:unhideWhenUsed="1"/>
+    <w:lsdException w:name="No List" w:semiHidden="1" w:unhideWhenUsed="1"/>
+    <w:lsdException w:name="Outline List 1" w:semiHidden="1" w:unhideWhenUsed="1"/>
+    <w:lsdException w:name="Outline List 2" w:semiHidden="1" w:unhideWhenUsed="1"/>
+    <w:lsdException w:name="Outline List 3" w:semiHidden="1" w:unhideWhenUsed="1"/>
+    <w:lsdException w:name="Table Simple 1" w:semiHidden="1" w:unhideWhenUsed="1"/>
+    <w:lsdException w:name="Table Simple 2" w:semiHidden="1" w:unhideWhenUsed="1"/>
+    <w:lsdException w:name="Table Simple 3" w:semiHidden="1" w:unhideWhenUsed="1"/>
+    <w:lsdException w:name="Table Classic 1" w:semiHidden="1" w:unhideWhenUsed="1"/>
+    <w:lsdException w:name="Table Classic 2" w:semiHidden="1" w:unhideWhenUsed="1"/>
+    <w:lsdException w:name="Table Classic 3" w:semiHidden="1" w:unhideWhenUsed="1"/>
+    <w:lsdException w:name="Table Classic 4" w:semiHidden="1" w:unhideWhenUsed="1"/>
+    <w:lsdException w:name="Table Colorful 1" w:semiHidden="1" w:unhideWhenUsed="1"/>
+    <w:lsdException w:name="Table Colorful 2" w:semiHidden="1" w:unhideWhenUsed="1"/>
+    <w:lsdException w:name="Table Colorful 3" w:semiHidden="1" w:unhideWhenUsed="1"/>
+    <w:lsdException w:name="Table Columns 1" w:semiHidden="1" w:unhideWhenUsed="1"/>
+    <w:lsdException w:name="Table Columns 2" w:semiHidden="1" w:unhideWhenUsed="1"/>
+    <w:lsdException w:name="Table Columns 3" w:semiHidden="1" w:unhideWhenUsed="1"/>
+    <w:lsdException w:name="Table Columns 4" w:semiHidden="1" w:unhideWhenUsed="1"/>
+    <w:lsdException w:name="Table Columns 5" w:semiHidden="1" w:unhideWhenUsed="1"/>
+    <w:lsdException w:name="Table Grid 1" w:semiHidden="1" w:unhideWhenUsed="1"/>
+    <w:lsdException w:name="Table Grid 2" w:semiHidden="1" w:unhideWhenUsed="1"/>
+    <w:lsdException w:name="Table Grid 3" w:semiHidden="1" w:unhideWhenUsed="1"/>
+    <w:lsdException w:name="Table Grid 4" w:semiHidden="1" w:unhideWhenUsed="1"/>
+    <w:lsdException w:name="Table Grid 5" w:semiHidden="1" w:unhideWhenUsed="1"/>
+    <w:lsdException w:name="Table Grid 6" w:semiHidden="1" w:unhideWhenUsed="1"/>
+    <w:lsdException w:name="Table Grid 7" w:semiHidden="1" w:unhideWhenUsed="1"/>
+    <w:lsdException w:name="Table Grid 8" w:semiHidden="1" w:unhideWhenUsed="1"/>
+    <w:lsdException w:name="Table List 1" w:semiHidden="1" w:unhideWhenUsed="1"/>
+    <w:lsdException w:name="Table List 2" w:semiHidden="1" w:unhideWhenUsed="1"/>
+    <w:lsdException w:name="Table List 3" w:semiHidden="1" w:unhideWhenUsed="1"/>
+    <w:lsdException w:name="Table List 4" w:semiHidden="1" w:unhideWhenUsed="1"/>
+    <w:lsdException w:name="Table List 5" w:semiHidden="1" w:unhideWhenUsed="1"/>
+    <w:lsdException w:name="Table List 6" w:semiHidden="1" w:unhideWhenUsed="1"/>
+    <w:lsdException w:name="Table List 7" w:semiHidden="1" w:unhideWhenUsed="1"/>
+    <w:lsdException w:name="Table List 8" w:semiHidden="1" w:unhideWhenUsed="1"/>
+    <w:lsdException w:name="Table 3D effects 1" w:semiHidden="1" w:unhideWhenUsed="1"/>
+    <w:lsdException w:name="Table 3D effects 2" w:semiHidden="1" w:unhideWhenUsed="1"/>
+    <w:lsdException w:name="Table 3D effects 3" w:semiHidden="1" w:unhideWhenUsed="1"/>
+    <w:lsdException w:name="Table Contemporary" w:semiHidden="1" w:unhideWhenUsed="1"/>
+    <w:lsdException w:name="Table Elegant" w:semiHidden="1" w:unhideWhenUsed="1"/>
+    <w:lsdException w:name="Table Professional" w:semiHidden="1" w:unhideWhenUsed="1"/>
+    <w:lsdException w:name="Table Subtle 1" w:semiHidden="1" w:unhideWhenUsed="1"/>
+    <w:lsdException w:name="Table Subtle 2" w:semiHidden="1" w:unhideWhenUsed="1"/>
+    <w:lsdException w:name="Table Web 1" w:semiHidden="1" w:unhideWhenUsed="1"/>
+    <w:lsdException w:name="Table Web 2" w:semiHidden="1" w:unhideWhenUsed="1"/>
+    <w:lsdException w:name="Table Web 3" w:semiHidden="1" w:unhideWhenUsed="1"/>
+    <w:lsdException w:name="Balloon Text" w:semiHidden="1" w:unhideWhenUsed="1"/>
+    <w:lsdException w:name="Table Grid" w:uiPriority="39"/>
+    <w:lsdException w:name="Table Theme" w:semiHidden="1" w:unhideWhenUsed="1"/>
+    <w:lsdException w:name="Placeholder Text" w:semiHidden="1"/>
+    <w:lsdException w:name="No Spacing" w:uiPriority="1" w:qFormat="1"/>
+    <w:lsdException w:name="Light Shading" w:uiPriority="60"/>
+    <w:lsdException w:name="Light List" w:uiPriority="61"/>
+    <w:lsdException w:name="Light Grid" w:uiPriority="62"/>
+    <w:lsdException w:name="Medium Shading 1" w:uiPriority="63"/>
+    <w:lsdException w:name="Medium Shading 2" w:uiPriority="64"/>
+    <w:lsdException w:name="Medium List 1" w:uiPriority="65"/>
+    <w:lsdException w:name="Medium List 2" w:uiPriority="66"/>
+    <w:lsdException w:name="Medium Grid 1" w:uiPriority="67"/>
+    <w:lsdException w:name="Medium Grid 2" w:uiPriority="68"/>
+    <w:lsdException w:name="Medium Grid 3" w:uiPriority="69"/>
+    <w:lsdException w:name="Dark List" w:uiPriority="70"/>
+    <w:lsdException w:name="Colorful Shading" w:uiPriority="71"/>
+    <w:lsdException w:name="Colorful List" w:uiPriority="72"/>
+    <w:lsdException w:name="Colorful Grid" w:uiPriority="73"/>
+    <w:lsdException w:name="Light Shading Accent 1" w:uiPriority="60"/>
+    <w:lsdException w:name="Light List Accent 1" w:uiPriority="61"/>
+    <w:lsdException w:name="Light Grid Accent 1" w:uiPriority="62"/>
+    <w:lsdException w:name="Medium Shading 1 Accent 1" w:uiPriority="63"/>
+    <w:lsdException w:name="Medium Shading 2 Accent 1" w:uiPriority="64"/>
+    <w:lsdException w:name="Medium List 1 Accent 1" w:uiPriority="65"/>
+    <w:lsdException w:name="Revision" w:semiHidden="1"/>
+    <w:lsdException w:name="List Paragraph" w:uiPriority="34" w:qFormat="1"/>
+    <w:lsdException w:name="Quote" w:uiPriority="29" w:qFormat="1"/>
+    <w:lsdException w:name="Intense Quote" w:uiPriority="30" w:qFormat="1"/>
+    <w:lsdException w:name="Medium List 2 Accent 1" w:uiPriority="66"/>
+    <w:lsdException w:name="Medium Grid 1 Accent 1" w:uiPriority="67"/>
+    <w:lsdException w:name="Medium Grid 2 Accent 1" w:uiPriority="68"/>
+    <w:lsdException w:name="Medium Grid 3 Accent 1" w:uiPriority="69"/>
+    <w:lsdException w:name="Dark List Accent 1" w:uiPriority="70"/>
+    <w:lsdException w:name="Colorful Shading Accent 1" w:uiPriority="71"/>
+    <w:lsdException w:name="Colorful List Accent 1" w:uiPriority="72"/>
+    <w:lsdException w:name="Colorful Grid Accent 1" w:uiPriority="73"/>
+    <w:lsdException w:name="Light Shading Accent 2" w:uiPriority="60"/>
+    <w:lsdException w:name="Light List Accent 2" w:uiPriority="61"/>
+    <w:lsdException w:name="Light Grid Accent 2" w:uiPriority="62"/>
+    <w:lsdException w:name="Medium Shading 1 Accent 2" w:uiPriority="63"/>
+    <w:lsdException w:name="Medium Shading 2 Accent 2" w:uiPriority="64"/>
+    <w:lsdException w:name="Medium List 1 Accent 2" w:uiPriority="65"/>
+    <w:lsdException w:name="Medium List 2 Accent 2" w:uiPriority="66"/>
+    <w:lsdException w:name="Medium Grid 1 Accent 2" w:uiPriority="67"/>
+    <w:lsdException w:name="Medium Grid 2 Accent 2" w:uiPriority="68"/>
+    <w:lsdException w:name="Medium Grid 3 Accent 2" w:uiPriority="69"/>
+    <w:lsdException w:name="Dark List Accent 2" w:uiPriority="70"/>
+    <w:lsdException w:name="Colorful Shading Accent 2" w:uiPriority="71"/>
+    <w:lsdException w:name="Colorful List Accent 2" w:uiPriority="72"/>
+    <w:lsdException w:name="Colorful Grid Accent 2" w:uiPriority="73"/>
+    <w:lsdException w:name="Light Shading Accent 3" w:uiPriority="60"/>
+    <w:lsdException w:name="Light List Accent 3" w:uiPriority="61"/>
+    <w:lsdException w:name="Light Grid Accent 3" w:uiPriority="62"/>
+    <w:lsdException w:name="Medium Shading 1 Accent 3" w:uiPriority="63"/>
+    <w:lsdException w:name="Medium Shading 2 Accent 3" w:uiPriority="64"/>
+    <w:lsdException w:name="Medium List 1 Accent 3" w:uiPriority="65"/>
+    <w:lsdException w:name="Medium List 2 Accent 3" w:uiPriority="66"/>
+    <w:lsdException w:name="Medium Grid 1 Accent 3" w:uiPriority="67"/>
+    <w:lsdException w:name="Medium Grid 2 Accent 3" w:uiPriority="68"/>
+    <w:lsdException w:name="Medium Grid 3 Accent 3" w:uiPriority="69"/>
+    <w:lsdException w:name="Dark List Accent 3" w:uiPriority="70"/>
+    <w:lsdException w:name="Colorful Shading Accent 3" w:uiPriority="71"/>
+    <w:lsdException w:name="Colorful List Accent 3" w:uiPriority="72"/>
+    <w:lsdException w:name="Colorful Grid Accent 3" w:uiPriority="73"/>
+    <w:lsdException w:name="Light Shading Accent 4" w:uiPriority="60"/>
+    <w:lsdException w:name="Light List Accent 4" w:uiPriority="61"/>
+    <w:lsdException w:name="Light Grid Accent 4" w:uiPriority="62"/>
+    <w:lsdException w:name="Medium Shading 1 Accent 4" w:uiPriority="63"/>
+    <w:lsdException w:name="Medium Shading 2 Accent 4" w:uiPriority="64"/>
+    <w:lsdException w:name="Medium List 1 Accent 4" w:uiPriority="65"/>
+    <w:lsdException w:name="Medium List 2 Accent 4" w:uiPriority="66"/>
+    <w:lsdException w:name="Medium Grid 1 Accent 4" w:uiPriority="67"/>
+    <w:lsdException w:name="Medium Grid 2 Accent 4" w:uiPriority="68"/>
+    <w:lsdException w:name="Medium Grid 3 Accent 4" w:uiPriority="69"/>
+    <w:lsdException w:name="Dark List Accent 4" w:uiPriority="70"/>
+    <w:lsdException w:name="Colorful Shading Accent 4" w:uiPriority="71"/>
+    <w:lsdException w:name="Colorful List Accent 4" w:uiPriority="72"/>
+    <w:lsdException w:name="Colorful Grid Accent 4" w:uiPriority="73"/>
+    <w:lsdException w:name="Light Shading Accent 5" w:uiPriority="60"/>
+    <w:lsdException w:name="Light List Accent 5" w:uiPriority="61"/>
+    <w:lsdException w:name="Light Grid Accent 5" w:uiPriority="62"/>
+    <w:lsdException w:name="Medium Shading 1 Accent 5" w:uiPriority="63"/>
+    <w:lsdException w:name="Medium Shading 2 Accent 5" w:uiPriority="64"/>
+    <w:lsdException w:name="Medium List 1 Accent 5" w:uiPriority="65"/>
+    <w:lsdException w:name="Medium List 2 Accent 5" w:uiPriority="66"/>
+    <w:lsdException w:name="Medium Grid 1 Accent 5" w:uiPriority="67"/>
+    <w:lsdException w:name="Medium Grid 2 Accent 5" w:uiPriority="68"/>
+    <w:lsdException w:name="Medium Grid 3 Accent 5" w:uiPriority="69"/>
+    <w:lsdException w:name="Dark List Accent 5" w:uiPriority="70"/>
+    <w:lsdException w:name="Colorful Shading Accent 5" w:uiPriority="71"/>
+    <w:lsdException w:name="Colorful List Accent 5" w:uiPriority="72"/>
+    <w:lsdException w:name="Colorful Grid Accent 5" w:uiPriority="73"/>
+    <w:lsdException w:name="Light Shading Accent 6" w:uiPriority="60"/>
+    <w:lsdException w:name="Light List Accent 6" w:uiPriority="61"/>
+    <w:lsdException w:name="Light Grid Accent 6" w:uiPriority="62"/>
+    <w:lsdException w:name="Medium Shading 1 Accent 6" w:uiPriority="63"/>
+    <w:lsdException w:name="Medium Shading 2 Accent 6" w:uiPriority="64"/>
+    <w:lsdException w:name="Medium List 1 Accent 6" w:uiPriority="65"/>
+    <w:lsdException w:name="Medium List 2 Accent 6" w:uiPriority="66"/>
+    <w:lsdException w:name="Medium Grid 1 Accent 6" w:uiPriority="67"/>
+    <w:lsdException w:name="Medium Grid 2 Accent 6" w:uiPriority="68"/>
+    <w:lsdException w:name="Medium Grid 3 Accent 6" w:uiPriority="69"/>
+    <w:lsdException w:name="Dark List Accent 6" w:uiPriority="70"/>
+    <w:lsdException w:name="Colorful Shading Accent 6" w:uiPriority="71"/>
+    <w:lsdException w:name="Colorful List Accent 6" w:uiPriority="72"/>
+    <w:lsdException w:name="Colorful Grid Accent 6" w:uiPriority="73"/>
+    <w:lsdException w:name="Subtle Emphasis" w:uiPriority="19" w:qFormat="1"/>
+    <w:lsdException w:name="Intense Emphasis" w:uiPriority="21" w:qFormat="1"/>
+    <w:lsdException w:name="Subtle Reference" w:uiPriority="31" w:qFormat="1"/>
+    <w:lsdException w:name="Intense Reference" w:uiPriority="32" w:qFormat="1"/>
+    <w:lsdException w:name="Book Title" w:uiPriority="33" w:qFormat="1"/>
+    <w:lsdException w:name="Bibliography" w:semiHidden="1" w:uiPriority="37" w:unhideWhenUsed="1"/>
+    <w:lsdException w:name="TOC Heading" w:semiHidden="1" w:uiPriority="39" w:unhideWhenUsed="1" w:qFormat="1"/>
+    <w:lsdException w:name="Plain Table 1" w:uiPriority="41"/>
+    <w:lsdException w:name="Plain Table 2" w:uiPriority="42"/>
+    <w:lsdException w:name="Plain Table 3" w:uiPriority="43"/>
+    <w:lsdException w:name="Plain Table 4" w:uiPriority="44"/>
+    <w:lsdException w:name="Plain Table 5" w:uiPriority="45"/>
+    <w:lsdException w:name="Grid Table Light" w:uiPriority="40"/>
+    <w:lsdException w:name="Grid Table 1 Light" w:uiPriority="46"/>
+    <w:lsdException w:name="Grid Table 2" w:uiPriority="47"/>
+    <w:lsdException w:name="Grid Table 3" w:uiPriority="48"/>
+    <w:lsdException w:name="Grid Table 4" w:uiPriority="49"/>
+    <w:lsdException w:name="Grid Table 5 Dark" w:uiPriority="50"/>
+    <w:lsdException w:name="Grid Table 6 Colorful" w:uiPriority="51"/>
+    <w:lsdException w:name="Grid Table 7 Colorful" w:uiPriority="52"/>
+    <w:lsdException w:name="Grid Table 1 Light Accent 1" w:uiPriority="46"/>
+    <w:lsdException w:name="Grid Table 2 Accent 1" w:uiPriority="47"/>
+    <w:lsdException w:name="Grid Table 3 Accent 1" w:uiPriority="48"/>
+    <w:lsdException w:name="Grid Table 4 Accent 1" w:uiPriority="49"/>
+    <w:lsdException w:name="Grid Table 5 Dark Accent 1" w:uiPriority="50"/>
+    <w:lsdException w:name="Grid Table 6 Colorful Accent 1" w:uiPriority="51"/>
+    <w:lsdException w:name="Grid Table 7 Colorful Accent 1" w:uiPriority="52"/>
+    <w:lsdException w:name="Grid Table 1 Light Accent 2" w:uiPriority="46"/>
+    <w:lsdException w:name="Grid Table 2 Accent 2" w:uiPriority="47"/>
+    <w:lsdException w:name="Grid Table 3 Accent 2" w:uiPriority="48"/>
+    <w:lsdException w:name="Grid Table 4 Accent 2" w:uiPriority="49"/>
+    <w:lsdException w:name="Grid Table 5 Dark Accent 2" w:uiPriority="50"/>
+    <w:lsdException w:name="Grid Table 6 Colorful Accent 2" w:uiPriority="51"/>
+    <w:lsdException w:name="Grid Table 7 Colorful Accent 2" w:uiPriority="52"/>
+    <w:lsdException w:name="Grid Table 1 Light Accent 3" w:uiPriority="46"/>
+    <w:lsdException w:name="Grid Table 2 Accent 3" w:uiPriority="47"/>
+    <w:lsdException w:name="Grid Table 3 Accent 3" w:uiPriority="48"/>
+    <w:lsdException w:name="Grid Table 4 Accent 3" w:uiPriority="49"/>
+    <w:lsdException w:name="Grid Table 5 Dark Accent 3" w:uiPriority="50"/>
+    <w:lsdException w:name="Grid Table 6 Colorful Accent 3" w:uiPriority="51"/>
+    <w:lsdException w:name="Grid Table 7 Colorful Accent 3" w:uiPriority="52"/>
+    <w:lsdException w:name="Grid Table 1 Light Accent 4" w:uiPriority="46"/>
+    <w:lsdException w:name="Grid Table 2 Accent 4" w:uiPriority="47"/>
+    <w:lsdException w:name="Grid Table 3 Accent 4" w:uiPriority="48"/>
+    <w:lsdException w:name="Grid Table 4 Accent 4" w:uiPriority="49"/>
+    <w:lsdException w:name="Grid Table 5 Dark Accent 4" w:uiPriority="50"/>
+    <w:lsdException w:name="Grid Table 6 Colorful Accent 4" w:uiPriority="51"/>
+    <w:lsdException w:name="Grid Table 7 Colorful Accent 4" w:uiPriority="52"/>
+    <w:lsdException w:name="Grid Table 1 Light Accent 5" w:uiPriority="46"/>
+    <w:lsdException w:name="Grid Table 2 Accent 5" w:uiPriority="47"/>
+    <w:lsdException w:name="Grid Table 3 Accent 5" w:uiPriority="48"/>
+    <w:lsdException w:name="Grid Table 4 Accent 5" w:uiPriority="49"/>
+    <w:lsdException w:name="Grid Table 5 Dark Accent 5" w:uiPriority="50"/>
+    <w:lsdException w:name="Grid Table 6 Colorful Accent 5" w:uiPriority="51"/>
+    <w:lsdException w:name="Grid Table 7 Colorful Accent 5" w:uiPriority="52"/>
+    <w:lsdException w:name="Grid Table 1 Light Accent 6" w:uiPriority="46"/>
+    <w:lsdException w:name="Grid Table 2 Accent 6" w:uiPriority="47"/>
+    <w:lsdException w:name="Grid Table 3 Accent 6" w:uiPriority="48"/>
+    <w:lsdException w:name="Grid Table 4 Accent 6" w:uiPriority="49"/>
+    <w:lsdException w:name="Grid Table 5 Dark Accent 6" w:uiPriority="50"/>
+    <w:lsdException w:name="Grid Table 6 Colorful Accent 6" w:uiPriority="51"/>
+    <w:lsdException w:name="Grid Table 7 Colorful Accent 6" w:uiPriority="52"/>
+    <w:lsdException w:name="List Table 1 Light" w:uiPriority="46"/>
+    <w:lsdException w:name="List Table 2" w:uiPriority="47"/>
+    <w:lsdException w:name="List Table 3" w:uiPriority="48"/>
+    <w:lsdException w:name="List Table 4" w:uiPriority="49"/>
+    <w:lsdException w:name="List Table 5 Dark" w:uiPriority="50"/>
+    <w:lsdException w:name="List Table 6 Colorful" w:uiPriority="51"/>
+    <w:lsdException w:name="List Table 7 Colorful" w:uiPriority="52"/>
+    <w:lsdException w:name="List Table 1 Light Accent 1" w:uiPriority="46"/>
+    <w:lsdException w:name="List Table 2 Accent 1" w:uiPriority="47"/>
+    <w:lsdException w:name="List Table 3 Accent 1" w:uiPriority="48"/>
+    <w:lsdException w:name="List Table 4 Accent 1" w:uiPriority="49"/>
+    <w:lsdException w:name="List Table 5 Dark Accent 1" w:uiPriority="50"/>
+    <w:lsdException w:name="List Table 6 Colorful Accent 1" w:uiPriority="51"/>
+    <w:lsdException w:name="List Table 7 Colorful Accent 1" w:uiPriority="52"/>
+    <w:lsdException w:name="List Table 1 Light Accent 2" w:uiPriority="46"/>
+    <w:lsdException w:name="List Table 2 Accent 2" w:uiPriority="47"/>
+    <w:lsdException w:name="List Table 3 Accent 2" w:uiPriority="48"/>
+    <w:lsdException w:name="List Table 4 Accent 2" w:uiPriority="49"/>
+    <w:lsdException w:name="List Table 5 Dark Accent 2" w:uiPriority="50"/>
+    <w:lsdException w:name="List Table 6 Colorful Accent 2" w:uiPriority="51"/>
+    <w:lsdException w:name="List Table 7 Colorful Accent 2" w:uiPriority="52"/>
+    <w:lsdException w:name="List Table 1 Light Accent 3" w:uiPriority="46"/>
+    <w:lsdException w:name="List Table 2 Accent 3" w:uiPriority="47"/>
+    <w:lsdException w:name="List Table 3 Accent 3" w:uiPriority="48"/>
+    <w:lsdException w:name="List Table 4 Accent 3" w:uiPriority="49"/>
+    <w:lsdException w:name="List Table 5 Dark Accent 3" w:uiPriority="50"/>
+    <w:lsdException w:name="List Table 6 Colorful Accent 3" w:uiPriority="51"/>
+    <w:lsdException w:name="List Table 7 Colorful Accent 3" w:uiPriority="52"/>
+    <w:lsdException w:name="List Table 1 Light Accent 4" w:uiPriority="46"/>
+    <w:lsdException w:name="List Table 2 Accent 4" w:uiPriority="47"/>
+    <w:lsdException w:name="List Table 3 Accent 4" w:uiPriority="48"/>
+    <w:lsdException w:name="List Table 4 Accent 4" w:uiPriority="49"/>
+    <w:lsdException w:name="List Table 5 Dark Accent 4" w:uiPriority="50"/>
+    <w:lsdException w:name="List Table 6 Colorful Accent 4" w:uiPriority="51"/>
+    <w:lsdException w:name="List Table 7 Colorful Accent 4" w:uiPriority="52"/>
+    <w:lsdException w:name="List Table 1 Light Accent 5" w:uiPriority="46"/>
+    <w:lsdException w:name="List Table 2 Accent 5" w:uiPriority="47"/>
+    <w:lsdException w:name="List Table 3 Accent 5" w:uiPriority="48"/>
+    <w:lsdException w:name="List Table 4 Accent 5" w:uiPriority="49"/>
+    <w:lsdException w:name="List Table 5 Dark Accent 5" w:uiPriority="50"/>
+    <w:lsdException w:name="List Table 6 Colorful Accent 5" w:uiPriority="51"/>
+    <w:lsdException w:name="List Table 7 Colorful Accent 5" w:uiPriority="52"/>
+    <w:lsdException w:name="List Table 1 Light Accent 6" w:uiPriority="46"/>
+    <w:lsdException w:name="List Table 2 Accent 6" w:uiPriority="47"/>
+    <w:lsdException w:name="List Table 3 Accent 6" w:uiPriority="48"/>
+    <w:lsdException w:name="List Table 4 Accent 6" w:uiPriority="49"/>
+    <w:lsdException w:name="List Table 5 Dark Accent 6" w:uiPriority="50"/>
+    <w:lsdException w:name="List Table 6 Colorful Accent 6" w:uiPriority="51"/>
+    <w:lsdException w:name="List Table 7 Colorful Accent 6" w:uiPriority="52"/>
+    <w:lsdException w:name="Mention" w:semiHidden="1" w:unhideWhenUsed="1"/>
+    <w:lsdException w:name="Smart Hyperlink" w:semiHidden="1" w:unhideWhenUsed="1"/>
+    <w:lsdException w:name="Hashtag" w:semiHidden="1" w:unhideWhenUsed="1"/>
+    <w:lsdException w:name="Unresolved Mention" w:semiHidden="1" w:unhideWhenUsed="1"/>
+    <w:lsdException w:name="Smart Link" w:semiHidden="1" w:unhideWhenUsed="1"/>
+  </w:latentStyles>
+  <w:style w:type="paragraph" w:default="1" w:styleId="Normal">
+    <w:name w:val="Normal"/>
+    <w:qFormat/>
   </w:style>
   <w:style w:type="paragraph" w:styleId="Heading1">
     <w:name w:val="heading 1"/>
     <w:basedOn w:val="Normal"/>
     <w:next w:val="Normal"/>
+    <w:uiPriority w:val="9"/>
+    <w:qFormat/>
     <w:pPr>
-      <w:keepNext w:val="1"/>
-      <w:keepLines w:val="1"/>
-      <w:pageBreakBefore w:val="0"/>
-      <w:spacing w:after="120" w:before="400" w:lineRule="auto"/>
+      <w:keepNext/>
+      <w:keepLines/>
+      <w:spacing w:before="400" w:after="120"/>
+      <w:outlineLvl w:val="0"/>
     </w:pPr>
     <w:rPr>
       <w:sz w:val="40"/>
@@ -5000,14 +4546,17 @@
     <w:name w:val="heading 2"/>
     <w:basedOn w:val="Normal"/>
     <w:next w:val="Normal"/>
+    <w:uiPriority w:val="9"/>
+    <w:semiHidden/>
+    <w:unhideWhenUsed/>
+    <w:qFormat/>
     <w:pPr>
-      <w:keepNext w:val="1"/>
-      <w:keepLines w:val="1"/>
-      <w:pageBreakBefore w:val="0"/>
-      <w:spacing w:after="120" w:before="360" w:lineRule="auto"/>
+      <w:keepNext/>
+      <w:keepLines/>
+      <w:spacing w:before="360" w:after="120"/>
+      <w:outlineLvl w:val="1"/>
     </w:pPr>
     <w:rPr>
-      <w:b w:val="0"/>
       <w:sz w:val="32"/>
       <w:szCs w:val="32"/>
     </w:rPr>
@@ -5016,14 +4565,17 @@
     <w:name w:val="heading 3"/>
     <w:basedOn w:val="Normal"/>
     <w:next w:val="Normal"/>
+    <w:uiPriority w:val="9"/>
+    <w:semiHidden/>
+    <w:unhideWhenUsed/>
+    <w:qFormat/>
     <w:pPr>
-      <w:keepNext w:val="1"/>
-      <w:keepLines w:val="1"/>
-      <w:pageBreakBefore w:val="0"/>
-      <w:spacing w:after="80" w:before="320" w:lineRule="auto"/>
+      <w:keepNext/>
+      <w:keepLines/>
+      <w:spacing w:before="320" w:after="80"/>
+      <w:outlineLvl w:val="2"/>
     </w:pPr>
     <w:rPr>
-      <w:b w:val="0"/>
       <w:color w:val="434343"/>
       <w:sz w:val="28"/>
       <w:szCs w:val="28"/>
@@ -5033,11 +4585,15 @@
     <w:name w:val="heading 4"/>
     <w:basedOn w:val="Normal"/>
     <w:next w:val="Normal"/>
+    <w:uiPriority w:val="9"/>
+    <w:semiHidden/>
+    <w:unhideWhenUsed/>
+    <w:qFormat/>
     <w:pPr>
-      <w:keepNext w:val="1"/>
-      <w:keepLines w:val="1"/>
-      <w:pageBreakBefore w:val="0"/>
-      <w:spacing w:after="80" w:before="280" w:lineRule="auto"/>
+      <w:keepNext/>
+      <w:keepLines/>
+      <w:spacing w:before="280" w:after="80"/>
+      <w:outlineLvl w:val="3"/>
     </w:pPr>
     <w:rPr>
       <w:color w:val="666666"/>
@@ -5049,44 +4605,76 @@
     <w:name w:val="heading 5"/>
     <w:basedOn w:val="Normal"/>
     <w:next w:val="Normal"/>
+    <w:uiPriority w:val="9"/>
+    <w:semiHidden/>
+    <w:unhideWhenUsed/>
+    <w:qFormat/>
     <w:pPr>
-      <w:keepNext w:val="1"/>
-      <w:keepLines w:val="1"/>
-      <w:pageBreakBefore w:val="0"/>
-      <w:spacing w:after="80" w:before="240" w:lineRule="auto"/>
+      <w:keepNext/>
+      <w:keepLines/>
+      <w:spacing w:before="240" w:after="80"/>
+      <w:outlineLvl w:val="4"/>
     </w:pPr>
     <w:rPr>
       <w:color w:val="666666"/>
-      <w:sz w:val="22"/>
-      <w:szCs w:val="22"/>
     </w:rPr>
   </w:style>
   <w:style w:type="paragraph" w:styleId="Heading6">
     <w:name w:val="heading 6"/>
     <w:basedOn w:val="Normal"/>
     <w:next w:val="Normal"/>
+    <w:uiPriority w:val="9"/>
+    <w:semiHidden/>
+    <w:unhideWhenUsed/>
+    <w:qFormat/>
     <w:pPr>
-      <w:keepNext w:val="1"/>
-      <w:keepLines w:val="1"/>
-      <w:pageBreakBefore w:val="0"/>
-      <w:spacing w:after="80" w:before="240" w:lineRule="auto"/>
+      <w:keepNext/>
+      <w:keepLines/>
+      <w:spacing w:before="240" w:after="80"/>
+      <w:outlineLvl w:val="5"/>
     </w:pPr>
     <w:rPr>
-      <w:i w:val="1"/>
+      <w:i/>
       <w:color w:val="666666"/>
-      <w:sz w:val="22"/>
-      <w:szCs w:val="22"/>
     </w:rPr>
+  </w:style>
+  <w:style w:type="character" w:default="1" w:styleId="DefaultParagraphFont">
+    <w:name w:val="Default Paragraph Font"/>
+    <w:uiPriority w:val="1"/>
+    <w:semiHidden/>
+    <w:unhideWhenUsed/>
+  </w:style>
+  <w:style w:type="table" w:default="1" w:styleId="TableNormal">
+    <w:name w:val="Normal Table"/>
+    <w:uiPriority w:val="99"/>
+    <w:semiHidden/>
+    <w:unhideWhenUsed/>
+    <w:tblPr>
+      <w:tblInd w:w="0" w:type="dxa"/>
+      <w:tblCellMar>
+        <w:top w:w="0" w:type="dxa"/>
+        <w:left w:w="108" w:type="dxa"/>
+        <w:bottom w:w="0" w:type="dxa"/>
+        <w:right w:w="108" w:type="dxa"/>
+      </w:tblCellMar>
+    </w:tblPr>
+  </w:style>
+  <w:style w:type="numbering" w:default="1" w:styleId="NoList">
+    <w:name w:val="No List"/>
+    <w:uiPriority w:val="99"/>
+    <w:semiHidden/>
+    <w:unhideWhenUsed/>
   </w:style>
   <w:style w:type="paragraph" w:styleId="Title">
     <w:name w:val="Title"/>
     <w:basedOn w:val="Normal"/>
     <w:next w:val="Normal"/>
+    <w:uiPriority w:val="10"/>
+    <w:qFormat/>
     <w:pPr>
-      <w:keepNext w:val="1"/>
-      <w:keepLines w:val="1"/>
-      <w:pageBreakBefore w:val="0"/>
-      <w:spacing w:after="60" w:before="0" w:lineRule="auto"/>
+      <w:keepNext/>
+      <w:keepLines/>
+      <w:spacing w:after="60"/>
     </w:pPr>
     <w:rPr>
       <w:sz w:val="52"/>
@@ -5097,30 +4685,29 @@
     <w:name w:val="Subtitle"/>
     <w:basedOn w:val="Normal"/>
     <w:next w:val="Normal"/>
+    <w:uiPriority w:val="11"/>
+    <w:qFormat/>
     <w:pPr>
-      <w:keepNext w:val="1"/>
-      <w:keepLines w:val="1"/>
-      <w:pageBreakBefore w:val="0"/>
-      <w:spacing w:after="320" w:before="0" w:lineRule="auto"/>
+      <w:keepNext/>
+      <w:keepLines/>
+      <w:spacing w:after="320"/>
     </w:pPr>
     <w:rPr>
-      <w:rFonts w:ascii="Arial" w:cs="Arial" w:eastAsia="Arial" w:hAnsi="Arial"/>
-      <w:i w:val="0"/>
       <w:color w:val="666666"/>
       <w:sz w:val="30"/>
       <w:szCs w:val="30"/>
     </w:rPr>
   </w:style>
-  <w:style w:type="table" w:styleId="Table1">
+  <w:style w:type="table" w:customStyle="1" w:styleId="a">
     <w:basedOn w:val="TableNormal"/>
     <w:tblPr>
       <w:tblStyleRowBandSize w:val="1"/>
       <w:tblStyleColBandSize w:val="1"/>
       <w:tblCellMar>
-        <w:top w:w="100.0" w:type="dxa"/>
-        <w:left w:w="100.0" w:type="dxa"/>
-        <w:bottom w:w="100.0" w:type="dxa"/>
-        <w:right w:w="100.0" w:type="dxa"/>
+        <w:top w:w="100" w:type="dxa"/>
+        <w:left w:w="100" w:type="dxa"/>
+        <w:bottom w:w="100" w:type="dxa"/>
+        <w:right w:w="100" w:type="dxa"/>
       </w:tblCellMar>
     </w:tblPr>
   </w:style>
